--- a/document/Nicolas Lopez CV.docx
+++ b/document/Nicolas Lopez CV.docx
@@ -24,9 +24,10 @@
     <w:p>
       <w:pPr>
         <w:sectPr>
-          <w:type w:val="continuous"/>
+          <w:type w:val="nextPage"/>
           <w:pgSz w:w="11906" w:h="16838"/>
           <w:pgMar w:left="720" w:right="720" w:gutter="0" w:header="0" w:top="238" w:footer="0" w:bottom="238"/>
+          <w:pgNumType w:fmt="decimal"/>
           <w:cols w:num="2" w:space="720" w:equalWidth="true" w:sep="false"/>
           <w:formProt w:val="false"/>
           <w:textDirection w:val="lrTb"/>
@@ -66,7 +67,16 @@
           <w:sz w:val="26"/>
           <w:szCs w:val="22"/>
         </w:rPr>
-        <w:t>GIS Professional</w:t>
+        <w:t xml:space="preserve">GIS </w:t>
+      </w:r>
+      <w:r>
+        <w:rPr>
+          <w:b/>
+          <w:bCs/>
+          <w:sz w:val="26"/>
+          <w:szCs w:val="22"/>
+        </w:rPr>
+        <w:t>Developer</w:t>
       </w:r>
     </w:p>
     <w:p>
@@ -191,7 +201,31 @@
         <w:rPr>
           <w:rFonts w:ascii="Times New Roman" w:hAnsi="Times New Roman"/>
         </w:rPr>
-        <w:t xml:space="preserve"> Environment, Energy, Renewables, Civil Engineering.</w:t>
+        <w:t xml:space="preserve"> </w:t>
+      </w:r>
+      <w:r>
+        <w:rPr>
+          <w:rFonts w:ascii="Times New Roman" w:hAnsi="Times New Roman"/>
+        </w:rPr>
+        <w:t>GIS</w:t>
+      </w:r>
+      <w:r>
+        <w:rPr>
+          <w:rFonts w:ascii="Times New Roman" w:hAnsi="Times New Roman"/>
+        </w:rPr>
+        <w:t xml:space="preserve">, </w:t>
+      </w:r>
+      <w:r>
+        <w:rPr>
+          <w:rFonts w:ascii="Times New Roman" w:hAnsi="Times New Roman"/>
+        </w:rPr>
+        <w:t>Development,</w:t>
+      </w:r>
+      <w:r>
+        <w:rPr>
+          <w:rFonts w:ascii="Times New Roman" w:hAnsi="Times New Roman"/>
+        </w:rPr>
+        <w:t xml:space="preserve"> Energy, Renewables, Civil Engineering.</w:t>
       </w:r>
     </w:p>
     <w:p>
@@ -215,19 +249,19 @@
         <w:rPr>
           <w:rFonts w:ascii="Times New Roman" w:hAnsi="Times New Roman"/>
         </w:rPr>
-        <w:t xml:space="preserve"> GIS, </w:t>
-      </w:r>
-      <w:r>
-        <w:rPr>
-          <w:rFonts w:ascii="Times New Roman" w:hAnsi="Times New Roman"/>
-        </w:rPr>
-        <w:t xml:space="preserve">Georeferencing, digitising, </w:t>
-      </w:r>
-      <w:r>
-        <w:rPr>
-          <w:rFonts w:ascii="Times New Roman" w:hAnsi="Times New Roman"/>
-        </w:rPr>
-        <w:t>Remote Sensing, Geoprocessing, Data Management, Python Scripting.</w:t>
+        <w:t xml:space="preserve"> </w:t>
+      </w:r>
+      <w:r>
+        <w:rPr>
+          <w:rFonts w:ascii="Times New Roman" w:hAnsi="Times New Roman"/>
+        </w:rPr>
+        <w:t xml:space="preserve">Python Development, C# Development, Data Management, </w:t>
+      </w:r>
+      <w:r>
+        <w:rPr>
+          <w:rFonts w:ascii="Times New Roman" w:hAnsi="Times New Roman"/>
+        </w:rPr>
+        <w:t>GIS, Georeferencing, digitising, Remote Sensing, Geoprocessing.</w:t>
       </w:r>
     </w:p>
     <w:p>
@@ -353,19 +387,7 @@
         <w:rPr>
           <w:rFonts w:ascii="Times New Roman" w:hAnsi="Times New Roman"/>
         </w:rPr>
-        <w:t xml:space="preserve">BSc (2.1) Zoology 2022 </w:t>
-      </w:r>
-      <w:r>
-        <w:rPr>
-          <w:rFonts w:ascii="Times New Roman" w:hAnsi="Times New Roman"/>
-        </w:rPr>
-        <w:t>(specialising in Ecology)</w:t>
-      </w:r>
-      <w:r>
-        <w:rPr>
-          <w:rFonts w:ascii="Times New Roman" w:hAnsi="Times New Roman"/>
-        </w:rPr>
-        <w:t>.</w:t>
+        <w:t>BSc (2.1) Zoology 2022 (specialising in Ecology).</w:t>
       </w:r>
     </w:p>
     <w:p>
@@ -499,6 +521,38 @@
         <w:rPr>
           <w:rFonts w:ascii="Times New Roman" w:hAnsi="Times New Roman"/>
         </w:rPr>
+        <w:t>Python Development. Specialised in GIS with expertise knowledge of geospatial open-source libraries (geopandas, rasterio, numpy, shapely fiona)</w:t>
+      </w:r>
+    </w:p>
+    <w:p>
+      <w:pPr>
+        <w:pStyle w:val="Standard"/>
+        <w:spacing w:lineRule="auto" w:line="276"/>
+        <w:jc w:val="both"/>
+        <w:rPr>
+          <w:rFonts w:ascii="Times New Roman" w:hAnsi="Times New Roman"/>
+        </w:rPr>
+      </w:pPr>
+      <w:r>
+        <w:rPr>
+          <w:rFonts w:ascii="Times New Roman" w:hAnsi="Times New Roman"/>
+        </w:rPr>
+        <w:t>SQL database management.</w:t>
+      </w:r>
+    </w:p>
+    <w:p>
+      <w:pPr>
+        <w:pStyle w:val="Standard"/>
+        <w:spacing w:lineRule="auto" w:line="276"/>
+        <w:jc w:val="both"/>
+        <w:rPr>
+          <w:rFonts w:ascii="Times New Roman" w:hAnsi="Times New Roman"/>
+        </w:rPr>
+      </w:pPr>
+      <w:r>
+        <w:rPr>
+          <w:rFonts w:ascii="Times New Roman" w:hAnsi="Times New Roman"/>
+        </w:rPr>
         <w:t>ESRI Technology (ArcGIS Pro, ArGIS Desktop (ArcMap etc.), QGIS</w:t>
       </w:r>
     </w:p>
@@ -531,23 +585,13 @@
         <w:rPr>
           <w:rFonts w:ascii="Times New Roman" w:hAnsi="Times New Roman"/>
         </w:rPr>
-        <w:t>Web GIS (ArcGIS Online, ArcGIS Entreprise, Experience Builder, HTML, CSS, JavaScript)</w:t>
-      </w:r>
-    </w:p>
-    <w:p>
-      <w:pPr>
-        <w:pStyle w:val="Standard"/>
-        <w:spacing w:lineRule="auto" w:line="276"/>
-        <w:jc w:val="both"/>
-        <w:rPr>
-          <w:rFonts w:ascii="Times New Roman" w:hAnsi="Times New Roman"/>
-        </w:rPr>
-      </w:pPr>
-      <w:r>
-        <w:rPr>
-          <w:rFonts w:ascii="Times New Roman" w:hAnsi="Times New Roman"/>
-        </w:rPr>
-        <w:t>Script and tool development (Python, R, C#, SQL).</w:t>
+        <w:t xml:space="preserve">Web GIS (ArcGIS Online, ArcGIS Entreprise, Experience Builder, HTML, CSS, JavaScript) </w:t>
+      </w:r>
+      <w:r>
+        <w:rPr>
+          <w:rFonts w:ascii="Times New Roman" w:hAnsi="Times New Roman"/>
+        </w:rPr>
+        <w:t>and server-end management of geo-data.</w:t>
       </w:r>
     </w:p>
     <w:p>
@@ -685,23 +729,103 @@
           <w:sz w:val="22"/>
           <w:szCs w:val="22"/>
         </w:rPr>
-        <w:t xml:space="preserve">Nicolas, a geospatial analyst, is specialised in Data Management, </w:t>
-      </w:r>
-      <w:r>
-        <w:rPr>
-          <w:rFonts w:ascii="Times New Roman" w:hAnsi="Times New Roman"/>
-          <w:sz w:val="22"/>
-          <w:szCs w:val="22"/>
-        </w:rPr>
-        <w:t xml:space="preserve">digitising </w:t>
-      </w:r>
-      <w:r>
-        <w:rPr>
-          <w:rFonts w:ascii="Times New Roman" w:hAnsi="Times New Roman"/>
-          <w:sz w:val="22"/>
-          <w:szCs w:val="22"/>
-        </w:rPr>
-        <w:t>and GIS programming. Since joining Wood, he developed a North-Sea Sustainability Web Map Portal to visualise open-source energy data in North-Sea and North-Western Europe, he optimised large dataset management using Python scripts. He has created optimised pipeline routes, borehole maps, and topographic maps for clients. He has developed an array of data automation and data visualization scripts, handling raw survey data.</w:t>
+        <w:t xml:space="preserve">Nicolas, a geospatial analyst, is specialised in </w:t>
+      </w:r>
+      <w:r>
+        <w:rPr>
+          <w:rFonts w:ascii="Times New Roman" w:hAnsi="Times New Roman"/>
+          <w:sz w:val="22"/>
+          <w:szCs w:val="22"/>
+        </w:rPr>
+        <w:t>Python development</w:t>
+      </w:r>
+      <w:r>
+        <w:rPr>
+          <w:rFonts w:ascii="Times New Roman" w:hAnsi="Times New Roman"/>
+          <w:sz w:val="22"/>
+          <w:szCs w:val="22"/>
+        </w:rPr>
+        <w:t xml:space="preserve">, </w:t>
+      </w:r>
+      <w:r>
+        <w:rPr>
+          <w:rFonts w:ascii="Times New Roman" w:hAnsi="Times New Roman"/>
+          <w:sz w:val="22"/>
+          <w:szCs w:val="22"/>
+        </w:rPr>
+        <w:t>and data management</w:t>
+      </w:r>
+      <w:r>
+        <w:rPr>
+          <w:rFonts w:ascii="Times New Roman" w:hAnsi="Times New Roman"/>
+          <w:sz w:val="22"/>
+          <w:szCs w:val="22"/>
+        </w:rPr>
+        <w:t>. Since joining Wood, he developed a</w:t>
+      </w:r>
+      <w:r>
+        <w:rPr>
+          <w:rFonts w:ascii="Times New Roman" w:hAnsi="Times New Roman"/>
+          <w:sz w:val="22"/>
+          <w:szCs w:val="22"/>
+        </w:rPr>
+        <w:t xml:space="preserve">m array of tools and GIS data workflows. </w:t>
+      </w:r>
+      <w:r>
+        <w:rPr>
+          <w:rFonts w:ascii="Times New Roman" w:hAnsi="Times New Roman"/>
+          <w:sz w:val="22"/>
+          <w:szCs w:val="22"/>
+        </w:rPr>
+        <w:t xml:space="preserve">He managed multiple GIS databases constantly updated by different stake-holders and clients, through his developed workflows. He regularly communicates with a variety of stakeholders from clients to engineers and has experience explaining and rationalising </w:t>
+      </w:r>
+      <w:r>
+        <w:rPr>
+          <w:rFonts w:ascii="Times New Roman" w:hAnsi="Times New Roman"/>
+          <w:sz w:val="22"/>
+          <w:szCs w:val="22"/>
+        </w:rPr>
+        <w:t>his decisions</w:t>
+      </w:r>
+      <w:r>
+        <w:rPr>
+          <w:rFonts w:ascii="Times New Roman" w:hAnsi="Times New Roman"/>
+          <w:sz w:val="22"/>
+          <w:szCs w:val="22"/>
+        </w:rPr>
+        <w:t>. He has a great understanding of geo-data, spatial projections, and their manipulations though python with both open-source library and paid API-based libraries (arcpy). He gained hands-on GIS experience developing a North-</w:t>
+      </w:r>
+      <w:r>
+        <w:rPr>
+          <w:rFonts w:ascii="Times New Roman" w:hAnsi="Times New Roman"/>
+          <w:sz w:val="22"/>
+          <w:szCs w:val="22"/>
+        </w:rPr>
+        <w:t xml:space="preserve">Sea Sustainability Web Map Portal to visualise open-source energy data in North-Sea and North-Western Europe. He has created optimised pipeline routes, borehole maps, and topographic maps for clients; </w:t>
+      </w:r>
+      <w:r>
+        <w:rPr>
+          <w:rFonts w:ascii="Times New Roman" w:hAnsi="Times New Roman"/>
+          <w:sz w:val="22"/>
+          <w:szCs w:val="22"/>
+        </w:rPr>
+        <w:t>h</w:t>
+      </w:r>
+      <w:r>
+        <w:rPr>
+          <w:rFonts w:ascii="Times New Roman" w:hAnsi="Times New Roman"/>
+          <w:sz w:val="22"/>
+          <w:szCs w:val="22"/>
+        </w:rPr>
+        <w:t xml:space="preserve">e has </w:t>
+      </w:r>
+      <w:r>
+        <w:rPr>
+          <w:rFonts w:ascii="Times New Roman" w:hAnsi="Times New Roman"/>
+          <w:sz w:val="22"/>
+          <w:szCs w:val="22"/>
+        </w:rPr>
+        <w:t>written data QA reports, routing reports showing his first-hand knowledge of geospatial data.</w:t>
       </w:r>
     </w:p>
     <w:p>
@@ -721,7 +845,7 @@
           <w:b/>
           <w:bCs/>
         </w:rPr>
-        <w:t>Wood plc (April 2024 - Present)</w:t>
+        <w:t>Wood plc (April 2024 – Present)</w:t>
       </w:r>
     </w:p>
     <w:p>
@@ -731,69 +855,44 @@
           <w:ilvl w:val="0"/>
           <w:numId w:val="1"/>
         </w:numPr>
-        <w:spacing w:lineRule="auto" w:line="276"/>
-        <w:jc w:val="both"/>
-        <w:rPr>
-          <w:rFonts w:ascii="Times New Roman" w:hAnsi="Times New Roman"/>
-          <w:sz w:val="22"/>
-          <w:szCs w:val="22"/>
-        </w:rPr>
-      </w:pPr>
-      <w:r>
-        <w:rPr>
-          <w:rFonts w:ascii="Times New Roman" w:hAnsi="Times New Roman"/>
-          <w:sz w:val="22"/>
-          <w:szCs w:val="22"/>
-        </w:rPr>
-        <w:t>Geospatial analysis of environmental, geographical and physical constraints to support:</w:t>
-      </w:r>
-    </w:p>
-    <w:p>
-      <w:pPr>
-        <w:pStyle w:val="Standard"/>
-        <w:numPr>
-          <w:ilvl w:val="0"/>
-          <w:numId w:val="2"/>
-        </w:numPr>
-        <w:spacing w:lineRule="auto" w:line="276"/>
-        <w:jc w:val="both"/>
-        <w:rPr>
-          <w:rFonts w:ascii="Times New Roman" w:hAnsi="Times New Roman"/>
-          <w:sz w:val="22"/>
-          <w:szCs w:val="22"/>
-        </w:rPr>
-      </w:pPr>
-      <w:r>
-        <w:rPr>
-          <w:rFonts w:ascii="Times New Roman" w:hAnsi="Times New Roman"/>
-          <w:sz w:val="22"/>
-          <w:szCs w:val="22"/>
-        </w:rPr>
-        <w:t>Multiple H2 and CO2 pipelines routing feasibility study in a Blue and Green Hydrogen Projects.</w:t>
-      </w:r>
-    </w:p>
-    <w:p>
-      <w:pPr>
-        <w:pStyle w:val="Standard"/>
-        <w:numPr>
-          <w:ilvl w:val="0"/>
-          <w:numId w:val="2"/>
-        </w:numPr>
-        <w:spacing w:lineRule="auto" w:line="276"/>
-        <w:jc w:val="both"/>
-        <w:rPr>
-          <w:rFonts w:ascii="Times New Roman" w:hAnsi="Times New Roman"/>
-          <w:sz w:val="22"/>
-          <w:szCs w:val="22"/>
-        </w:rPr>
-      </w:pPr>
-      <w:r>
-        <w:rPr>
-          <w:rFonts w:ascii="Times New Roman" w:hAnsi="Times New Roman"/>
-          <w:sz w:val="22"/>
-          <w:szCs w:val="22"/>
-        </w:rPr>
-        <w:t>Wind, solar and hydrogen concessions creation.</w:t>
+        <w:spacing w:lineRule="auto" w:line="240"/>
+        <w:jc w:val="both"/>
+        <w:rPr/>
+      </w:pPr>
+      <w:r>
+        <w:rPr>
+          <w:sz w:val="22"/>
+          <w:szCs w:val="22"/>
+        </w:rPr>
+        <w:t xml:space="preserve">Python </w:t>
+      </w:r>
+      <w:r>
+        <w:rPr>
+          <w:sz w:val="22"/>
+          <w:szCs w:val="22"/>
+        </w:rPr>
+        <w:t>development</w:t>
+      </w:r>
+      <w:r>
+        <w:rPr>
+          <w:sz w:val="22"/>
+          <w:szCs w:val="22"/>
+        </w:rPr>
+        <w:t xml:space="preserve"> and </w:t>
+      </w:r>
+      <w:r>
+        <w:rPr>
+          <w:sz w:val="22"/>
+          <w:szCs w:val="22"/>
+        </w:rPr>
+        <w:t>C#</w:t>
+      </w:r>
+      <w:r>
+        <w:rPr>
+          <w:sz w:val="22"/>
+          <w:szCs w:val="22"/>
+        </w:rPr>
+        <w:t xml:space="preserve"> tool development for geo-data analysis. </w:t>
       </w:r>
     </w:p>
     <w:p>
@@ -803,21 +902,19 @@
           <w:ilvl w:val="0"/>
           <w:numId w:val="1"/>
         </w:numPr>
-        <w:spacing w:lineRule="auto" w:line="276"/>
-        <w:jc w:val="both"/>
-        <w:rPr>
-          <w:rFonts w:ascii="Times New Roman" w:hAnsi="Times New Roman"/>
-          <w:sz w:val="22"/>
-          <w:szCs w:val="22"/>
-        </w:rPr>
-      </w:pPr>
-      <w:r>
-        <w:rPr>
-          <w:rFonts w:ascii="Times New Roman" w:hAnsi="Times New Roman"/>
-          <w:sz w:val="22"/>
-          <w:szCs w:val="22"/>
-        </w:rPr>
-        <w:t xml:space="preserve">Creation and maintenance of GIS Web Services. </w:t>
+        <w:spacing w:lineRule="auto" w:line="240"/>
+        <w:jc w:val="both"/>
+        <w:rPr>
+          <w:sz w:val="22"/>
+          <w:szCs w:val="22"/>
+        </w:rPr>
+      </w:pPr>
+      <w:r>
+        <w:rPr>
+          <w:sz w:val="22"/>
+          <w:szCs w:val="22"/>
+        </w:rPr>
+        <w:t>Data analysis and creation of workflows and pipelines structuring geospatial data (raster and vector).</w:t>
       </w:r>
     </w:p>
     <w:p>
@@ -827,21 +924,17 @@
           <w:ilvl w:val="0"/>
           <w:numId w:val="1"/>
         </w:numPr>
-        <w:spacing w:lineRule="auto" w:line="276"/>
-        <w:jc w:val="both"/>
-        <w:rPr>
-          <w:rFonts w:ascii="Times New Roman" w:hAnsi="Times New Roman"/>
-          <w:sz w:val="22"/>
-          <w:szCs w:val="22"/>
-        </w:rPr>
-      </w:pPr>
-      <w:r>
-        <w:rPr>
-          <w:rFonts w:ascii="Times New Roman" w:hAnsi="Times New Roman"/>
-          <w:sz w:val="22"/>
-          <w:szCs w:val="22"/>
-        </w:rPr>
-        <w:t>Data analysis and organising and structuring geospatial data (raster and vector).</w:t>
+        <w:spacing w:lineRule="auto" w:line="240"/>
+        <w:jc w:val="both"/>
+        <w:rPr/>
+      </w:pPr>
+      <w:r>
+        <w:rPr>
+          <w:rFonts w:ascii="Times New Roman" w:hAnsi="Times New Roman"/>
+          <w:sz w:val="22"/>
+          <w:szCs w:val="22"/>
+        </w:rPr>
+        <w:t>Geospatial analysis of environmental, geographical and physical constraints to support:</w:t>
       </w:r>
     </w:p>
     <w:p>
@@ -851,21 +944,17 @@
           <w:ilvl w:val="0"/>
           <w:numId w:val="1"/>
         </w:numPr>
-        <w:spacing w:lineRule="auto" w:line="276"/>
-        <w:jc w:val="both"/>
-        <w:rPr>
-          <w:rFonts w:ascii="Times New Roman" w:hAnsi="Times New Roman"/>
-          <w:sz w:val="22"/>
-          <w:szCs w:val="22"/>
-        </w:rPr>
-      </w:pPr>
-      <w:r>
-        <w:rPr>
-          <w:rFonts w:ascii="Times New Roman" w:hAnsi="Times New Roman"/>
-          <w:sz w:val="22"/>
-          <w:szCs w:val="22"/>
-        </w:rPr>
-        <w:t>Client communication and negotiation.</w:t>
+        <w:spacing w:lineRule="auto" w:line="240"/>
+        <w:jc w:val="both"/>
+        <w:rPr/>
+      </w:pPr>
+      <w:r>
+        <w:rPr>
+          <w:rFonts w:ascii="Times New Roman" w:hAnsi="Times New Roman"/>
+          <w:sz w:val="22"/>
+          <w:szCs w:val="22"/>
+        </w:rPr>
+        <w:t xml:space="preserve">Creation and maintenance of GIS Web Services. </w:t>
       </w:r>
     </w:p>
     <w:p>
@@ -875,21 +964,17 @@
           <w:ilvl w:val="0"/>
           <w:numId w:val="1"/>
         </w:numPr>
-        <w:spacing w:lineRule="auto" w:line="276"/>
-        <w:jc w:val="both"/>
-        <w:rPr>
-          <w:rFonts w:ascii="Times New Roman" w:hAnsi="Times New Roman"/>
-          <w:sz w:val="22"/>
-          <w:szCs w:val="22"/>
-        </w:rPr>
-      </w:pPr>
-      <w:r>
-        <w:rPr>
-          <w:rFonts w:ascii="Times New Roman" w:hAnsi="Times New Roman"/>
-          <w:sz w:val="22"/>
-          <w:szCs w:val="22"/>
-        </w:rPr>
-        <w:t xml:space="preserve">Python Scripting and tool development for geo-data analysis. </w:t>
+        <w:spacing w:lineRule="auto" w:line="240"/>
+        <w:jc w:val="both"/>
+        <w:rPr/>
+      </w:pPr>
+      <w:r>
+        <w:rPr>
+          <w:rFonts w:ascii="Times New Roman" w:hAnsi="Times New Roman"/>
+          <w:sz w:val="22"/>
+          <w:szCs w:val="22"/>
+        </w:rPr>
+        <w:t>Data analysis and organising and structuring geospatial data (raster and vector).</w:t>
       </w:r>
     </w:p>
     <w:p>
@@ -899,21 +984,17 @@
           <w:ilvl w:val="0"/>
           <w:numId w:val="1"/>
         </w:numPr>
-        <w:spacing w:lineRule="auto" w:line="276"/>
-        <w:jc w:val="both"/>
-        <w:rPr>
-          <w:rFonts w:ascii="Times New Roman" w:hAnsi="Times New Roman"/>
-          <w:sz w:val="22"/>
-          <w:szCs w:val="22"/>
-        </w:rPr>
-      </w:pPr>
-      <w:r>
-        <w:rPr>
-          <w:rFonts w:ascii="Times New Roman" w:hAnsi="Times New Roman"/>
-          <w:sz w:val="22"/>
-          <w:szCs w:val="22"/>
-        </w:rPr>
-        <w:t>Creation of high-quality maps for client deliverables.</w:t>
+        <w:spacing w:lineRule="auto" w:line="240"/>
+        <w:jc w:val="both"/>
+        <w:rPr/>
+      </w:pPr>
+      <w:r>
+        <w:rPr>
+          <w:rFonts w:ascii="Times New Roman" w:hAnsi="Times New Roman"/>
+          <w:sz w:val="22"/>
+          <w:szCs w:val="22"/>
+        </w:rPr>
+        <w:t>Client communication and negotiation.</w:t>
       </w:r>
     </w:p>
     <w:p>
@@ -923,21 +1004,17 @@
           <w:ilvl w:val="0"/>
           <w:numId w:val="1"/>
         </w:numPr>
-        <w:spacing w:lineRule="auto" w:line="276"/>
-        <w:jc w:val="both"/>
-        <w:rPr>
-          <w:rFonts w:ascii="Times New Roman" w:hAnsi="Times New Roman"/>
-          <w:sz w:val="22"/>
-          <w:szCs w:val="22"/>
-        </w:rPr>
-      </w:pPr>
-      <w:r>
-        <w:rPr>
-          <w:rFonts w:ascii="Times New Roman" w:hAnsi="Times New Roman"/>
-          <w:sz w:val="22"/>
-          <w:szCs w:val="22"/>
-        </w:rPr>
-        <w:t>Writing of extensive Routing Study Report, Feasibility Reports and Data Processing Report.</w:t>
+        <w:spacing w:lineRule="auto" w:line="240"/>
+        <w:jc w:val="both"/>
+        <w:rPr/>
+      </w:pPr>
+      <w:r>
+        <w:rPr>
+          <w:rFonts w:ascii="Times New Roman" w:hAnsi="Times New Roman"/>
+          <w:sz w:val="22"/>
+          <w:szCs w:val="22"/>
+        </w:rPr>
+        <w:t>Creation of high-quality maps for client deliverables.</w:t>
       </w:r>
     </w:p>
     <w:p>
@@ -947,7 +1024,7 @@
           <w:ilvl w:val="0"/>
           <w:numId w:val="1"/>
         </w:numPr>
-        <w:spacing w:lineRule="auto" w:line="276" w:before="0" w:after="120"/>
+        <w:spacing w:lineRule="auto" w:line="240"/>
         <w:jc w:val="both"/>
         <w:rPr/>
       </w:pPr>
@@ -957,23 +1034,43 @@
           <w:sz w:val="22"/>
           <w:szCs w:val="22"/>
         </w:rPr>
-        <w:t xml:space="preserve">Processing of raw </w:t>
-      </w:r>
-      <w:r>
-        <w:rPr>
-          <w:rFonts w:ascii="Times New Roman" w:hAnsi="Times New Roman"/>
-          <w:sz w:val="22"/>
-          <w:szCs w:val="22"/>
-        </w:rPr>
-        <w:t>survey</w:t>
-      </w:r>
-      <w:r>
-        <w:rPr>
-          <w:rFonts w:ascii="Times New Roman" w:hAnsi="Times New Roman"/>
-          <w:sz w:val="22"/>
-          <w:szCs w:val="22"/>
-        </w:rPr>
-        <w:t xml:space="preserve"> remote sensing data.</w:t>
+        <w:t xml:space="preserve">Writing of extensive Routing Study Report, Feasibility Reports and Data Processing </w:t>
+      </w:r>
+      <w:r>
+        <w:rPr>
+          <w:rFonts w:ascii="Times New Roman" w:hAnsi="Times New Roman"/>
+          <w:sz w:val="22"/>
+          <w:szCs w:val="22"/>
+        </w:rPr>
+        <w:t>and QA</w:t>
+      </w:r>
+      <w:r>
+        <w:rPr>
+          <w:rFonts w:ascii="Times New Roman" w:hAnsi="Times New Roman"/>
+          <w:sz w:val="22"/>
+          <w:szCs w:val="22"/>
+        </w:rPr>
+        <w:t xml:space="preserve"> Report.</w:t>
+      </w:r>
+    </w:p>
+    <w:p>
+      <w:pPr>
+        <w:pStyle w:val="Standard"/>
+        <w:numPr>
+          <w:ilvl w:val="0"/>
+          <w:numId w:val="1"/>
+        </w:numPr>
+        <w:spacing w:lineRule="auto" w:line="240" w:before="0" w:after="120"/>
+        <w:jc w:val="both"/>
+        <w:rPr/>
+      </w:pPr>
+      <w:r>
+        <w:rPr>
+          <w:rFonts w:ascii="Times New Roman" w:hAnsi="Times New Roman"/>
+          <w:sz w:val="22"/>
+          <w:szCs w:val="22"/>
+        </w:rPr>
+        <w:t>Processing of raw survey remote sensing data.</w:t>
       </w:r>
       <w:r>
         <w:rPr/>
@@ -983,8 +1080,11 @@
     <w:p>
       <w:pPr>
         <w:pStyle w:val="Standard"/>
-        <w:spacing w:lineRule="auto" w:line="276" w:before="0" w:after="120"/>
-        <w:jc w:val="both"/>
+        <w:spacing w:lineRule="auto" w:line="240" w:before="0" w:after="120"/>
+        <w:jc w:val="both"/>
+        <w:rPr/>
+      </w:pPr>
+      <w:r>
         <w:rPr>
           <w:rFonts w:ascii="Times New Roman" w:hAnsi="Times New Roman"/>
           <w:b/>
@@ -992,198 +1092,168 @@
           <w:sz w:val="22"/>
           <w:szCs w:val="22"/>
         </w:rPr>
+        <w:t>MSc GIS (January 2023 - December 2023)</w:t>
+      </w:r>
+    </w:p>
+    <w:p>
+      <w:pPr>
+        <w:pStyle w:val="Standard"/>
+        <w:spacing w:lineRule="auto" w:line="276"/>
+        <w:jc w:val="both"/>
+        <w:rPr>
+          <w:sz w:val="20"/>
+          <w:szCs w:val="20"/>
+        </w:rPr>
+      </w:pPr>
+      <w:r>
+        <w:rPr>
+          <w:rFonts w:ascii="Times New Roman" w:hAnsi="Times New Roman"/>
+          <w:sz w:val="20"/>
+          <w:szCs w:val="20"/>
+        </w:rPr>
+        <w:t xml:space="preserve">University Conservation Projects Geospatial analysis of environmental and ecological activity constraints to determine an area for wildlife conservation on behalf of the Estate of the University of Aberdeen. This area was determined using advanced Map Algebra, Raster Analysis, Multi-Criteria Analysis and Fuzzy Analysis, </w:t>
+      </w:r>
+      <w:r>
+        <w:rPr>
+          <w:rFonts w:ascii="Times New Roman" w:hAnsi="Times New Roman"/>
+          <w:sz w:val="20"/>
+          <w:szCs w:val="20"/>
+        </w:rPr>
+        <w:t>all data workflows and statistical analysis was conducted using Python</w:t>
+      </w:r>
+      <w:r>
+        <w:rPr>
+          <w:rFonts w:ascii="Times New Roman" w:hAnsi="Times New Roman"/>
+          <w:sz w:val="20"/>
+          <w:szCs w:val="20"/>
+        </w:rPr>
+        <w:t>.</w:t>
+      </w:r>
+    </w:p>
+    <w:p>
+      <w:pPr>
+        <w:pStyle w:val="Standard"/>
+        <w:spacing w:lineRule="auto" w:line="276"/>
+        <w:jc w:val="both"/>
+        <w:rPr>
+          <w:rFonts w:ascii="Times New Roman" w:hAnsi="Times New Roman"/>
+          <w:sz w:val="20"/>
+          <w:szCs w:val="20"/>
+        </w:rPr>
+      </w:pPr>
+      <w:r>
+        <w:rPr>
+          <w:rFonts w:ascii="Times New Roman" w:hAnsi="Times New Roman"/>
+          <w:sz w:val="20"/>
+          <w:szCs w:val="20"/>
+        </w:rPr>
+        <w:t xml:space="preserve">Other University Projects Geospatial analysis of environmental and commercial constraints to support a railway route selection, dam site selection, a farm development project. These projects required digitising, georeferencing, geospatial analysis of Remote Sensing data (Satellite, LIDAR), geoprocessing and map algebra to determine criteria and constraints for site selection, and data organisation and advanced analysis using python scripts. </w:t>
+      </w:r>
+      <w:r>
+        <w:rPr>
+          <w:rFonts w:ascii="Times New Roman" w:hAnsi="Times New Roman"/>
+          <w:sz w:val="20"/>
+          <w:szCs w:val="20"/>
+        </w:rPr>
+        <w:t>Web development using AWS.</w:t>
+      </w:r>
+    </w:p>
+    <w:p>
+      <w:pPr>
+        <w:sectPr>
+          <w:type w:val="continuous"/>
+          <w:pgSz w:w="11906" w:h="16838"/>
+          <w:pgMar w:left="720" w:right="720" w:gutter="0" w:header="0" w:top="238" w:footer="0" w:bottom="238"/>
+          <w:formProt w:val="false"/>
+          <w:textDirection w:val="lrTb"/>
+          <w:docGrid w:type="default" w:linePitch="600" w:charSpace="32768"/>
+        </w:sectPr>
+      </w:pPr>
+    </w:p>
+    <w:p>
+      <w:pPr>
+        <w:pStyle w:val="Standard"/>
+        <w:spacing w:lineRule="auto" w:line="276"/>
+        <w:jc w:val="both"/>
+        <w:rPr>
+          <w:sz w:val="20"/>
+          <w:szCs w:val="20"/>
+        </w:rPr>
       </w:pPr>
       <w:r>
         <w:rPr>
           <w:rFonts w:ascii="Times New Roman" w:hAnsi="Times New Roman"/>
           <w:b/>
           <w:bCs/>
-          <w:sz w:val="22"/>
-          <w:szCs w:val="22"/>
-        </w:rPr>
-        <w:t>MSc GIS (January 2023 - December 2023)</w:t>
-      </w:r>
-    </w:p>
-    <w:p>
-      <w:pPr>
-        <w:pStyle w:val="Standard"/>
-        <w:spacing w:lineRule="auto" w:line="276"/>
-        <w:jc w:val="both"/>
-        <w:rPr>
-          <w:rFonts w:ascii="Times New Roman" w:hAnsi="Times New Roman"/>
-          <w:sz w:val="22"/>
-          <w:szCs w:val="22"/>
-        </w:rPr>
-      </w:pPr>
-      <w:r>
-        <w:rPr>
-          <w:rFonts w:ascii="Times New Roman" w:hAnsi="Times New Roman"/>
-          <w:sz w:val="22"/>
-          <w:szCs w:val="22"/>
-        </w:rPr>
-        <w:t>University Conservation Projects Geospatial analysis of environmental and ecological activity constraints to determine an area for wildlife conservation on behalf of the Estate of the University of Aberdeen. This area was determined using advanced Map Algebra, Raster Analysis, Multi-Criteria Analysis and Fuzzy Analysis.</w:t>
-      </w:r>
-    </w:p>
-    <w:p>
-      <w:pPr>
-        <w:pStyle w:val="Standard"/>
-        <w:spacing w:lineRule="auto" w:line="276"/>
-        <w:jc w:val="both"/>
-        <w:rPr>
-          <w:rFonts w:ascii="Times New Roman" w:hAnsi="Times New Roman"/>
-          <w:sz w:val="22"/>
-          <w:szCs w:val="22"/>
-        </w:rPr>
-      </w:pPr>
-      <w:r>
-        <w:rPr>
-          <w:rFonts w:ascii="Times New Roman" w:hAnsi="Times New Roman"/>
-          <w:sz w:val="22"/>
-          <w:szCs w:val="22"/>
-        </w:rPr>
-        <w:t xml:space="preserve">Other University Projects Geospatial analysis of environmental and commercial constraints to support a railway route selection, dam site selection, a farm development project. These projects required </w:t>
-      </w:r>
-      <w:r>
-        <w:rPr>
-          <w:rFonts w:ascii="Times New Roman" w:hAnsi="Times New Roman"/>
-          <w:sz w:val="22"/>
-          <w:szCs w:val="22"/>
-        </w:rPr>
-        <w:t>digitising, georeferencing,</w:t>
-      </w:r>
-      <w:r>
-        <w:rPr>
-          <w:rFonts w:ascii="Times New Roman" w:hAnsi="Times New Roman"/>
-          <w:sz w:val="22"/>
-          <w:szCs w:val="22"/>
-        </w:rPr>
-        <w:t xml:space="preserve"> geospatial analysis of Remote Sensing data (Satellite, LIDAR), geoprocessing and map algebra to determine criteria and constraints for site selection, and data organisation and advanced analysis using python scripts.</w:t>
-      </w:r>
-    </w:p>
-    <w:p>
-      <w:pPr>
-        <w:pStyle w:val="Standard"/>
-        <w:spacing w:lineRule="auto" w:line="276"/>
-        <w:jc w:val="both"/>
-        <w:rPr>
-          <w:rFonts w:ascii="Times New Roman" w:hAnsi="Times New Roman"/>
-          <w:sz w:val="22"/>
-          <w:szCs w:val="22"/>
-        </w:rPr>
-      </w:pPr>
-      <w:r>
-        <w:rPr>
-          <w:rFonts w:ascii="Times New Roman" w:hAnsi="Times New Roman"/>
-          <w:sz w:val="22"/>
-          <w:szCs w:val="22"/>
-        </w:rPr>
-      </w:r>
-    </w:p>
-    <w:p>
-      <w:pPr>
-        <w:pStyle w:val="Standard"/>
-        <w:spacing w:lineRule="auto" w:line="276"/>
-        <w:jc w:val="both"/>
-        <w:rPr>
-          <w:rFonts w:ascii="Times New Roman" w:hAnsi="Times New Roman"/>
-          <w:sz w:val="22"/>
-          <w:szCs w:val="22"/>
-        </w:rPr>
-      </w:pPr>
-      <w:r>
+          <w:sz w:val="20"/>
+          <w:szCs w:val="20"/>
+        </w:rPr>
+        <w:t>Hospitality (2016-2024):</w:t>
+      </w:r>
+      <w:r>
+        <w:rPr>
+          <w:rFonts w:ascii="Times New Roman" w:hAnsi="Times New Roman"/>
+          <w:sz w:val="20"/>
+          <w:szCs w:val="20"/>
+        </w:rPr>
+        <w:t xml:space="preserve"> </w:t>
+      </w:r>
+    </w:p>
+    <w:p>
+      <w:pPr>
+        <w:pStyle w:val="Standard"/>
+        <w:spacing w:lineRule="auto" w:line="276"/>
+        <w:jc w:val="both"/>
+        <w:rPr>
+          <w:sz w:val="20"/>
+          <w:szCs w:val="20"/>
+        </w:rPr>
+      </w:pPr>
+      <w:r>
+        <w:rPr>
+          <w:rFonts w:ascii="Times New Roman" w:hAnsi="Times New Roman"/>
+          <w:sz w:val="20"/>
+          <w:szCs w:val="20"/>
+        </w:rPr>
+        <w:t>Kitchen worker and Team leader at McDonald</w:t>
+      </w:r>
+      <w:r>
+        <w:rPr>
+          <w:rFonts w:eastAsia="Symbol" w:cs="Symbol" w:ascii="Symbol" w:hAnsi="Symbol"/>
+          <w:sz w:val="20"/>
+          <w:szCs w:val="20"/>
+        </w:rPr>
+        <w:sym w:font="Symbol" w:char="f0a2"/>
+      </w:r>
+      <w:r>
+        <w:rPr>
+          <w:rFonts w:ascii="Times New Roman" w:hAnsi="Times New Roman"/>
+          <w:sz w:val="20"/>
+          <w:szCs w:val="20"/>
+        </w:rPr>
+        <w:t>s and Pizza Hut.</w:t>
+      </w:r>
+    </w:p>
+    <w:p>
+      <w:pPr>
+        <w:pStyle w:val="Standard"/>
+        <w:spacing w:lineRule="auto" w:line="276"/>
+        <w:jc w:val="both"/>
         <w:rPr>
           <w:rFonts w:ascii="Times New Roman" w:hAnsi="Times New Roman"/>
           <w:b/>
           <w:bCs/>
-          <w:sz w:val="22"/>
-          <w:szCs w:val="22"/>
-        </w:rPr>
-        <w:t>Hospitality (2016-2024):</w:t>
-      </w:r>
-      <w:r>
-        <w:rPr>
-          <w:rFonts w:ascii="Times New Roman" w:hAnsi="Times New Roman"/>
-          <w:sz w:val="22"/>
-          <w:szCs w:val="22"/>
-        </w:rPr>
-        <w:t xml:space="preserve"> </w:t>
-      </w:r>
-    </w:p>
-    <w:p>
-      <w:pPr>
-        <w:pStyle w:val="Standard"/>
-        <w:spacing w:lineRule="auto" w:line="276"/>
-        <w:jc w:val="both"/>
-        <w:rPr>
-          <w:rFonts w:ascii="Times New Roman" w:hAnsi="Times New Roman"/>
-          <w:sz w:val="22"/>
-          <w:szCs w:val="22"/>
-        </w:rPr>
-      </w:pPr>
-      <w:r>
-        <w:rPr>
-          <w:rFonts w:ascii="Times New Roman" w:hAnsi="Times New Roman"/>
-          <w:sz w:val="22"/>
-          <w:szCs w:val="22"/>
-        </w:rPr>
-        <w:t>Kitchen worker and Team leader at McDonald</w:t>
-      </w:r>
-      <w:r>
-        <w:rPr>
-          <w:rFonts w:eastAsia="Symbol" w:cs="Symbol" w:ascii="Symbol" w:hAnsi="Symbol"/>
-          <w:sz w:val="22"/>
-          <w:szCs w:val="22"/>
-        </w:rPr>
-        <w:sym w:font="Symbol" w:char="f0a2"/>
-      </w:r>
-      <w:r>
-        <w:rPr>
-          <w:rFonts w:ascii="Times New Roman" w:hAnsi="Times New Roman"/>
-          <w:sz w:val="22"/>
-          <w:szCs w:val="22"/>
-        </w:rPr>
-        <w:t>s and Pizza Hut.</w:t>
-      </w:r>
-    </w:p>
-    <w:p>
-      <w:pPr>
-        <w:pStyle w:val="Standard"/>
-        <w:spacing w:lineRule="auto" w:line="276"/>
-        <w:jc w:val="both"/>
-        <w:rPr>
-          <w:rFonts w:ascii="Times New Roman" w:hAnsi="Times New Roman"/>
-          <w:sz w:val="22"/>
-          <w:szCs w:val="22"/>
-        </w:rPr>
-      </w:pPr>
-      <w:r>
-        <w:rPr>
-          <w:rFonts w:ascii="Times New Roman" w:hAnsi="Times New Roman"/>
-          <w:sz w:val="22"/>
-          <w:szCs w:val="22"/>
-        </w:rPr>
-      </w:r>
-    </w:p>
-    <w:p>
-      <w:pPr>
-        <w:pStyle w:val="Standard"/>
-        <w:spacing w:lineRule="auto" w:line="276"/>
-        <w:jc w:val="both"/>
+          <w:sz w:val="20"/>
+          <w:szCs w:val="20"/>
+        </w:rPr>
+      </w:pPr>
+      <w:r>
         <w:rPr>
           <w:rFonts w:ascii="Times New Roman" w:hAnsi="Times New Roman"/>
           <w:b/>
           <w:bCs/>
-          <w:sz w:val="22"/>
-          <w:szCs w:val="22"/>
-        </w:rPr>
-      </w:pPr>
-      <w:r>
-        <w:rPr>
-          <w:rFonts w:ascii="Times New Roman" w:hAnsi="Times New Roman"/>
-          <w:b/>
-          <w:bCs/>
-          <w:sz w:val="22"/>
-          <w:szCs w:val="22"/>
+          <w:sz w:val="20"/>
+          <w:szCs w:val="20"/>
         </w:rPr>
         <w:t>Other interests:</w:t>
       </w:r>
@@ -1195,43 +1265,52 @@
         <w:jc w:val="both"/>
         <w:rPr>
           <w:rFonts w:ascii="Times New Roman" w:hAnsi="Times New Roman"/>
-          <w:sz w:val="22"/>
-          <w:szCs w:val="22"/>
-        </w:rPr>
-      </w:pPr>
-      <w:r>
-        <w:rPr>
-          <w:rFonts w:ascii="Times New Roman" w:hAnsi="Times New Roman"/>
-          <w:sz w:val="22"/>
-          <w:szCs w:val="22"/>
-        </w:rPr>
-        <w:t>Conservation: Social Secretary of the University of Aberdeen Conservation Society.</w:t>
-      </w:r>
-    </w:p>
-    <w:p>
-      <w:pPr>
-        <w:pStyle w:val="Standard"/>
-        <w:spacing w:lineRule="auto" w:line="276"/>
-        <w:jc w:val="both"/>
-        <w:rPr>
-          <w:rFonts w:ascii="Times New Roman" w:hAnsi="Times New Roman"/>
-          <w:sz w:val="22"/>
-          <w:szCs w:val="22"/>
-        </w:rPr>
-      </w:pPr>
-      <w:r>
-        <w:rPr>
-          <w:rFonts w:ascii="Times New Roman" w:hAnsi="Times New Roman"/>
-          <w:sz w:val="22"/>
-          <w:szCs w:val="22"/>
-        </w:rPr>
-        <w:t>Wildlife photography: regularly photographs the avian wildlife of Scotland.</w:t>
+          <w:b w:val="false"/>
+          <w:bCs w:val="false"/>
+          <w:sz w:val="20"/>
+          <w:szCs w:val="20"/>
+        </w:rPr>
+      </w:pPr>
+      <w:r>
+        <w:rPr>
+          <w:rFonts w:ascii="Times New Roman" w:hAnsi="Times New Roman"/>
+          <w:b w:val="false"/>
+          <w:bCs w:val="false"/>
+          <w:sz w:val="20"/>
+          <w:szCs w:val="20"/>
+        </w:rPr>
+        <w:t>Rowing.</w:t>
+      </w:r>
+    </w:p>
+    <w:p>
+      <w:pPr>
+        <w:pStyle w:val="Standard"/>
+        <w:spacing w:lineRule="auto" w:line="276"/>
+        <w:jc w:val="both"/>
+        <w:rPr>
+          <w:rFonts w:ascii="Times New Roman" w:hAnsi="Times New Roman"/>
+          <w:b w:val="false"/>
+          <w:bCs w:val="false"/>
+          <w:sz w:val="20"/>
+          <w:szCs w:val="20"/>
+        </w:rPr>
+      </w:pPr>
+      <w:r>
+        <w:rPr>
+          <w:rFonts w:ascii="Times New Roman" w:hAnsi="Times New Roman"/>
+          <w:b w:val="false"/>
+          <w:bCs w:val="false"/>
+          <w:sz w:val="20"/>
+          <w:szCs w:val="20"/>
+        </w:rPr>
+        <w:t>Amateur football data analysis.</w:t>
       </w:r>
     </w:p>
     <w:sectPr>
       <w:type w:val="continuous"/>
       <w:pgSz w:w="11906" w:h="16838"/>
       <w:pgMar w:left="720" w:right="720" w:gutter="0" w:header="0" w:top="238" w:footer="0" w:bottom="238"/>
+      <w:cols w:num="2" w:space="282" w:equalWidth="true" w:sep="false"/>
       <w:formProt w:val="false"/>
       <w:textDirection w:val="lrTb"/>
       <w:docGrid w:type="default" w:linePitch="600" w:charSpace="32768"/>
@@ -1381,142 +1460,6 @@
   </w:abstractNum>
   <w:abstractNum w:abstractNumId="2">
     <w:lvl w:ilvl="0">
-      <w:numFmt w:val="bullet"/>
-      <w:lvlText w:val="-"/>
-      <w:lvlJc w:val="left"/>
-      <w:pPr>
-        <w:tabs>
-          <w:tab w:val="num" w:pos="0"/>
-        </w:tabs>
-        <w:ind w:left="1800" w:hanging="360"/>
-      </w:pPr>
-      <w:rPr>
-        <w:rFonts w:ascii="Times New Roman" w:hAnsi="Times New Roman" w:cs="Times New Roman" w:hint="default"/>
-      </w:rPr>
-    </w:lvl>
-    <w:lvl w:ilvl="1">
-      <w:start w:val="1"/>
-      <w:numFmt w:val="bullet"/>
-      <w:lvlText w:val="o"/>
-      <w:lvlJc w:val="left"/>
-      <w:pPr>
-        <w:tabs>
-          <w:tab w:val="num" w:pos="0"/>
-        </w:tabs>
-        <w:ind w:left="2520" w:hanging="360"/>
-      </w:pPr>
-      <w:rPr>
-        <w:rFonts w:ascii="Courier New" w:hAnsi="Courier New" w:cs="Courier New" w:hint="default"/>
-      </w:rPr>
-    </w:lvl>
-    <w:lvl w:ilvl="2">
-      <w:start w:val="1"/>
-      <w:numFmt w:val="bullet"/>
-      <w:lvlText w:val=""/>
-      <w:lvlJc w:val="left"/>
-      <w:pPr>
-        <w:tabs>
-          <w:tab w:val="num" w:pos="0"/>
-        </w:tabs>
-        <w:ind w:left="3240" w:hanging="360"/>
-      </w:pPr>
-      <w:rPr>
-        <w:rFonts w:ascii="Wingdings" w:hAnsi="Wingdings" w:cs="Wingdings" w:hint="default"/>
-      </w:rPr>
-    </w:lvl>
-    <w:lvl w:ilvl="3">
-      <w:start w:val="1"/>
-      <w:numFmt w:val="bullet"/>
-      <w:lvlText w:val=""/>
-      <w:lvlJc w:val="left"/>
-      <w:pPr>
-        <w:tabs>
-          <w:tab w:val="num" w:pos="0"/>
-        </w:tabs>
-        <w:ind w:left="3960" w:hanging="360"/>
-      </w:pPr>
-      <w:rPr>
-        <w:rFonts w:ascii="Symbol" w:hAnsi="Symbol" w:cs="Symbol" w:hint="default"/>
-      </w:rPr>
-    </w:lvl>
-    <w:lvl w:ilvl="4">
-      <w:start w:val="1"/>
-      <w:numFmt w:val="bullet"/>
-      <w:lvlText w:val="o"/>
-      <w:lvlJc w:val="left"/>
-      <w:pPr>
-        <w:tabs>
-          <w:tab w:val="num" w:pos="0"/>
-        </w:tabs>
-        <w:ind w:left="4680" w:hanging="360"/>
-      </w:pPr>
-      <w:rPr>
-        <w:rFonts w:ascii="Courier New" w:hAnsi="Courier New" w:cs="Courier New" w:hint="default"/>
-      </w:rPr>
-    </w:lvl>
-    <w:lvl w:ilvl="5">
-      <w:start w:val="1"/>
-      <w:numFmt w:val="bullet"/>
-      <w:lvlText w:val=""/>
-      <w:lvlJc w:val="left"/>
-      <w:pPr>
-        <w:tabs>
-          <w:tab w:val="num" w:pos="0"/>
-        </w:tabs>
-        <w:ind w:left="5400" w:hanging="360"/>
-      </w:pPr>
-      <w:rPr>
-        <w:rFonts w:ascii="Wingdings" w:hAnsi="Wingdings" w:cs="Wingdings" w:hint="default"/>
-      </w:rPr>
-    </w:lvl>
-    <w:lvl w:ilvl="6">
-      <w:start w:val="1"/>
-      <w:numFmt w:val="bullet"/>
-      <w:lvlText w:val=""/>
-      <w:lvlJc w:val="left"/>
-      <w:pPr>
-        <w:tabs>
-          <w:tab w:val="num" w:pos="0"/>
-        </w:tabs>
-        <w:ind w:left="6120" w:hanging="360"/>
-      </w:pPr>
-      <w:rPr>
-        <w:rFonts w:ascii="Symbol" w:hAnsi="Symbol" w:cs="Symbol" w:hint="default"/>
-      </w:rPr>
-    </w:lvl>
-    <w:lvl w:ilvl="7">
-      <w:start w:val="1"/>
-      <w:numFmt w:val="bullet"/>
-      <w:lvlText w:val="o"/>
-      <w:lvlJc w:val="left"/>
-      <w:pPr>
-        <w:tabs>
-          <w:tab w:val="num" w:pos="0"/>
-        </w:tabs>
-        <w:ind w:left="6840" w:hanging="360"/>
-      </w:pPr>
-      <w:rPr>
-        <w:rFonts w:ascii="Courier New" w:hAnsi="Courier New" w:cs="Courier New" w:hint="default"/>
-      </w:rPr>
-    </w:lvl>
-    <w:lvl w:ilvl="8">
-      <w:start w:val="1"/>
-      <w:numFmt w:val="bullet"/>
-      <w:lvlText w:val=""/>
-      <w:lvlJc w:val="left"/>
-      <w:pPr>
-        <w:tabs>
-          <w:tab w:val="num" w:pos="0"/>
-        </w:tabs>
-        <w:ind w:left="7560" w:hanging="360"/>
-      </w:pPr>
-      <w:rPr>
-        <w:rFonts w:ascii="Wingdings" w:hAnsi="Wingdings" w:cs="Wingdings" w:hint="default"/>
-      </w:rPr>
-    </w:lvl>
-  </w:abstractNum>
-  <w:abstractNum w:abstractNumId="3">
-    <w:lvl w:ilvl="0">
       <w:start w:val="1"/>
       <w:numFmt w:val="none"/>
       <w:suff w:val="nothing"/>
@@ -1639,9 +1582,6 @@
   </w:num>
   <w:num w:numId="2">
     <w:abstractNumId w:val="2"/>
-  </w:num>
-  <w:num w:numId="3">
-    <w:abstractNumId w:val="3"/>
   </w:num>
 </w:numbering>
 </file>
@@ -2134,6 +2074,11 @@
       <w:szCs w:val="21"/>
     </w:rPr>
   </w:style>
+  <w:style w:type="character" w:styleId="NumberingSymbols">
+    <w:name w:val="Numbering Symbols"/>
+    <w:qFormat/>
+    <w:rPr/>
+  </w:style>
   <w:style w:type="paragraph" w:styleId="Heading" w:customStyle="1">
     <w:name w:val="Heading"/>
     <w:basedOn w:val="Standard"/>

--- a/document/Nicolas Lopez CV.docx
+++ b/document/Nicolas Lopez CV.docx
@@ -4,39 +4,6 @@
   <w:body>
     <w:p>
       <w:pPr>
-        <w:pStyle w:val="Standard"/>
-        <w:spacing w:lineRule="auto" w:line="276"/>
-        <w:jc w:val="both"/>
-        <w:rPr>
-          <w:rFonts w:ascii="Times New Roman" w:hAnsi="Times New Roman"/>
-          <w:b/>
-          <w:bCs/>
-        </w:rPr>
-      </w:pPr>
-      <w:r>
-        <w:rPr>
-          <w:rFonts w:ascii="Times New Roman" w:hAnsi="Times New Roman"/>
-          <w:b/>
-          <w:bCs/>
-        </w:rPr>
-      </w:r>
-    </w:p>
-    <w:p>
-      <w:pPr>
-        <w:sectPr>
-          <w:type w:val="nextPage"/>
-          <w:pgSz w:w="11906" w:h="16838"/>
-          <w:pgMar w:left="720" w:right="720" w:gutter="0" w:header="0" w:top="238" w:footer="0" w:bottom="238"/>
-          <w:pgNumType w:fmt="decimal"/>
-          <w:cols w:num="2" w:space="720" w:equalWidth="true" w:sep="false"/>
-          <w:formProt w:val="false"/>
-          <w:textDirection w:val="lrTb"/>
-          <w:docGrid w:type="default" w:linePitch="600" w:charSpace="32768"/>
-        </w:sectPr>
-      </w:pPr>
-    </w:p>
-    <w:p>
-      <w:pPr>
         <w:pStyle w:val="Header"/>
         <w:rPr>
           <w:b/>
@@ -76,7 +43,7 @@
           <w:sz w:val="26"/>
           <w:szCs w:val="22"/>
         </w:rPr>
-        <w:t>Developer</w:t>
+        <w:t>Analyst</w:t>
       </w:r>
     </w:p>
     <w:p>
@@ -117,7 +84,6 @@
           <w:rFonts w:ascii="Times New Roman" w:hAnsi="Times New Roman"/>
           <w:b/>
           <w:bCs/>
-          <w:i/>
           <w:i/>
           <w:iCs/>
           <w:u w:val="single"/>
@@ -157,7 +123,9 @@
         <w:pStyle w:val="Standard"/>
         <w:spacing w:lineRule="auto" w:line="276"/>
         <w:jc w:val="both"/>
-        <w:rPr/>
+        <w:rPr>
+          <w:rFonts w:ascii="Times New Roman" w:hAnsi="Times New Roman"/>
+        </w:rPr>
       </w:pPr>
       <w:r>
         <w:rPr>
@@ -165,20 +133,14 @@
           <w:b/>
           <w:bCs/>
         </w:rPr>
-        <w:t>Summary:</w:t>
-      </w:r>
-    </w:p>
-    <w:p>
-      <w:pPr>
-        <w:sectPr>
-          <w:type w:val="continuous"/>
-          <w:pgSz w:w="11906" w:h="16838"/>
-          <w:pgMar w:left="720" w:right="720" w:gutter="0" w:header="0" w:top="238" w:footer="0" w:bottom="238"/>
-          <w:formProt w:val="false"/>
-          <w:textDirection w:val="lrTb"/>
-          <w:docGrid w:type="default" w:linePitch="600" w:charSpace="32768"/>
-        </w:sectPr>
-      </w:pPr>
+        <w:t>Industries:</w:t>
+      </w:r>
+      <w:r>
+        <w:rPr>
+          <w:rFonts w:ascii="Times New Roman" w:hAnsi="Times New Roman"/>
+        </w:rPr>
+        <w:t xml:space="preserve"> GIS, Development, Energy, Renewables, Civil Engineering.</w:t>
+      </w:r>
     </w:p>
     <w:p>
       <w:pPr>
@@ -195,7 +157,7 @@
           <w:b/>
           <w:bCs/>
         </w:rPr>
-        <w:t>Industries:</w:t>
+        <w:t>Areas of Expertise:</w:t>
       </w:r>
       <w:r>
         <w:rPr>
@@ -207,7 +169,7 @@
         <w:rPr>
           <w:rFonts w:ascii="Times New Roman" w:hAnsi="Times New Roman"/>
         </w:rPr>
-        <w:t>GIS</w:t>
+        <w:t>ESRI ArcGIS Suite, Programming (Python, SQL)</w:t>
       </w:r>
       <w:r>
         <w:rPr>
@@ -219,49 +181,7 @@
         <w:rPr>
           <w:rFonts w:ascii="Times New Roman" w:hAnsi="Times New Roman"/>
         </w:rPr>
-        <w:t>Development,</w:t>
-      </w:r>
-      <w:r>
-        <w:rPr>
-          <w:rFonts w:ascii="Times New Roman" w:hAnsi="Times New Roman"/>
-        </w:rPr>
-        <w:t xml:space="preserve"> Energy, Renewables, Civil Engineering.</w:t>
-      </w:r>
-    </w:p>
-    <w:p>
-      <w:pPr>
-        <w:pStyle w:val="Standard"/>
-        <w:spacing w:lineRule="auto" w:line="276"/>
-        <w:jc w:val="both"/>
-        <w:rPr>
-          <w:rFonts w:ascii="Times New Roman" w:hAnsi="Times New Roman"/>
-        </w:rPr>
-      </w:pPr>
-      <w:r>
-        <w:rPr>
-          <w:rFonts w:ascii="Times New Roman" w:hAnsi="Times New Roman"/>
-          <w:b/>
-          <w:bCs/>
-        </w:rPr>
-        <w:t>Areas of Expertise:</w:t>
-      </w:r>
-      <w:r>
-        <w:rPr>
-          <w:rFonts w:ascii="Times New Roman" w:hAnsi="Times New Roman"/>
-        </w:rPr>
-        <w:t xml:space="preserve"> </w:t>
-      </w:r>
-      <w:r>
-        <w:rPr>
-          <w:rFonts w:ascii="Times New Roman" w:hAnsi="Times New Roman"/>
-        </w:rPr>
-        <w:t xml:space="preserve">Python Development, C# Development, Data Management, </w:t>
-      </w:r>
-      <w:r>
-        <w:rPr>
-          <w:rFonts w:ascii="Times New Roman" w:hAnsi="Times New Roman"/>
-        </w:rPr>
-        <w:t>GIS, Georeferencing, digitising, Remote Sensing, Geoprocessing.</w:t>
+        <w:t>Data Management, WebGIS</w:t>
       </w:r>
     </w:p>
     <w:p>
@@ -319,7 +239,7 @@
           </mc:Choice>
           <mc:Fallback>
             <w:pict>
-              <v:rect id="shape_0" ID="Shape1" path="m0,0l-2147483645,0l-2147483645,-2147483646l0,-2147483646xe" fillcolor="#a0a0a0" stroked="f" o:allowincell="f" style="position:absolute;margin-left:0pt;margin-top:-1.55pt;width:523.25pt;height:1.45pt;mso-wrap-style:none;v-text-anchor:middle;mso-position-vertical:top">
+              <v:rect id="shape_0" fillcolor="#a0a0a0" stroked="f" o:allowincell="f" style="position:absolute;margin-left:0pt;margin-top:-1.55pt;width:523.25pt;height:1.45pt;mso-wrap-style:none;v-text-anchor:middle;mso-position-vertical:top">
                 <v:fill o:detectmouseclick="t" type="solid" color2="#5f5f5f"/>
                 <v:stroke color="#3465a4" joinstyle="round" endcap="flat"/>
                 <w10:wrap type="square"/>
@@ -470,7 +390,7 @@
         <w:rPr>
           <w:rFonts w:ascii="Times New Roman" w:hAnsi="Times New Roman"/>
         </w:rPr>
-        <w:t>English - Fluent.</w:t>
+        <w:t>English – Fluent.</w:t>
       </w:r>
     </w:p>
     <w:p>
@@ -485,7 +405,7 @@
         <w:rPr>
           <w:rFonts w:ascii="Times New Roman" w:hAnsi="Times New Roman"/>
         </w:rPr>
-        <w:t>French - Native.</w:t>
+        <w:t>French – Native.</w:t>
       </w:r>
     </w:p>
     <w:p>
@@ -518,112 +438,260 @@
         </w:rPr>
       </w:pPr>
       <w:r>
-        <w:rPr>
-          <w:rFonts w:ascii="Times New Roman" w:hAnsi="Times New Roman"/>
-        </w:rPr>
-        <w:t>Python Development. Specialised in GIS with expertise knowledge of geospatial open-source libraries (geopandas, rasterio, numpy, shapely fiona)</w:t>
-      </w:r>
-    </w:p>
-    <w:p>
-      <w:pPr>
-        <w:pStyle w:val="Standard"/>
-        <w:spacing w:lineRule="auto" w:line="276"/>
-        <w:jc w:val="both"/>
-        <w:rPr>
-          <w:rFonts w:ascii="Times New Roman" w:hAnsi="Times New Roman"/>
-        </w:rPr>
-      </w:pPr>
-      <w:r>
-        <w:rPr>
-          <w:rFonts w:ascii="Times New Roman" w:hAnsi="Times New Roman"/>
-        </w:rPr>
-        <w:t>SQL database management.</w:t>
-      </w:r>
-    </w:p>
-    <w:p>
-      <w:pPr>
-        <w:pStyle w:val="Standard"/>
-        <w:spacing w:lineRule="auto" w:line="276"/>
-        <w:jc w:val="both"/>
-        <w:rPr>
-          <w:rFonts w:ascii="Times New Roman" w:hAnsi="Times New Roman"/>
-        </w:rPr>
-      </w:pPr>
-      <w:r>
-        <w:rPr>
-          <w:rFonts w:ascii="Times New Roman" w:hAnsi="Times New Roman"/>
-        </w:rPr>
-        <w:t>ESRI Technology (ArcGIS Pro, ArGIS Desktop (ArcMap etc.), QGIS</w:t>
-      </w:r>
-    </w:p>
-    <w:p>
-      <w:pPr>
-        <w:pStyle w:val="Standard"/>
-        <w:spacing w:lineRule="auto" w:line="276"/>
-        <w:jc w:val="both"/>
-        <w:rPr>
-          <w:rFonts w:ascii="Times New Roman" w:hAnsi="Times New Roman"/>
-        </w:rPr>
-      </w:pPr>
-      <w:r>
-        <w:rPr>
-          <w:rFonts w:ascii="Times New Roman" w:hAnsi="Times New Roman"/>
-        </w:rPr>
-        <w:t>Digitising and Georeferencing</w:t>
-      </w:r>
-    </w:p>
-    <w:p>
-      <w:pPr>
-        <w:pStyle w:val="Standard"/>
-        <w:spacing w:lineRule="auto" w:line="276"/>
-        <w:jc w:val="both"/>
-        <w:rPr>
-          <w:rFonts w:ascii="Times New Roman" w:hAnsi="Times New Roman"/>
-        </w:rPr>
-      </w:pPr>
-      <w:r>
-        <w:rPr>
-          <w:rFonts w:ascii="Times New Roman" w:hAnsi="Times New Roman"/>
-        </w:rPr>
-        <w:t xml:space="preserve">Web GIS (ArcGIS Online, ArcGIS Entreprise, Experience Builder, HTML, CSS, JavaScript) </w:t>
-      </w:r>
-      <w:r>
-        <w:rPr>
-          <w:rFonts w:ascii="Times New Roman" w:hAnsi="Times New Roman"/>
-        </w:rPr>
-        <w:t>and server-end management of geo-data.</w:t>
-      </w:r>
-    </w:p>
-    <w:p>
-      <w:pPr>
-        <w:pStyle w:val="Standard"/>
-        <w:spacing w:lineRule="auto" w:line="276"/>
-        <w:jc w:val="both"/>
-        <w:rPr>
-          <w:rFonts w:ascii="Times New Roman" w:hAnsi="Times New Roman"/>
-        </w:rPr>
-      </w:pPr>
-      <w:r>
-        <w:rPr>
-          <w:rFonts w:ascii="Times New Roman" w:hAnsi="Times New Roman"/>
-        </w:rPr>
-        <w:t>Data integration Platform FME (Safe Software).</w:t>
-      </w:r>
-    </w:p>
-    <w:p>
-      <w:pPr>
-        <w:pStyle w:val="Standard"/>
-        <w:spacing w:lineRule="auto" w:line="276"/>
-        <w:jc w:val="both"/>
-        <w:rPr>
-          <w:rFonts w:ascii="Times New Roman" w:hAnsi="Times New Roman"/>
-        </w:rPr>
-      </w:pPr>
-      <w:r>
-        <w:rPr>
-          <w:rFonts w:ascii="Times New Roman" w:hAnsi="Times New Roman"/>
-        </w:rPr>
-        <w:t>Remote Sensing Image Processing - Survey Data, Satellite Imagery.</w:t>
+        <w:rPr/>
+        <w:t xml:space="preserve">ESRI Technology – </w:t>
+      </w:r>
+      <w:r>
+        <w:rPr>
+          <w:sz w:val="24"/>
+          <w:szCs w:val="24"/>
+        </w:rPr>
+        <w:t xml:space="preserve">ArcGIS Pro, ArGIS Desktop </w:t>
+      </w:r>
+      <w:r>
+        <w:rPr>
+          <w:sz w:val="24"/>
+          <w:szCs w:val="24"/>
+        </w:rPr>
+        <w:t>ArcGIS Entreprise and Online services. Specialised in Spatial and 3D Analysis and creation and maintenance of Web Applications.</w:t>
+      </w:r>
+    </w:p>
+    <w:p>
+      <w:pPr>
+        <w:pStyle w:val="Standard"/>
+        <w:spacing w:lineRule="auto" w:line="276"/>
+        <w:jc w:val="both"/>
+        <w:rPr>
+          <w:sz w:val="24"/>
+          <w:szCs w:val="24"/>
+        </w:rPr>
+      </w:pPr>
+      <w:r>
+        <w:rPr>
+          <w:rFonts w:ascii="Times New Roman" w:hAnsi="Times New Roman"/>
+          <w:sz w:val="24"/>
+          <w:szCs w:val="24"/>
+        </w:rPr>
+        <w:t xml:space="preserve">Python Development. Specialised in GIS with expertise knowledge of </w:t>
+      </w:r>
+      <w:r>
+        <w:rPr>
+          <w:rFonts w:ascii="Times New Roman" w:hAnsi="Times New Roman"/>
+          <w:sz w:val="24"/>
+          <w:szCs w:val="24"/>
+        </w:rPr>
+        <w:t xml:space="preserve">the arpy library and </w:t>
+      </w:r>
+      <w:r>
+        <w:rPr>
+          <w:rFonts w:ascii="Times New Roman" w:hAnsi="Times New Roman"/>
+          <w:sz w:val="24"/>
+          <w:szCs w:val="24"/>
+        </w:rPr>
+        <w:t>geospatial open-source libraries (geopandas, rasterio, numpy, shapely fiona)</w:t>
+      </w:r>
+    </w:p>
+    <w:p>
+      <w:pPr>
+        <w:pStyle w:val="Standard"/>
+        <w:spacing w:lineRule="auto" w:line="276"/>
+        <w:jc w:val="both"/>
+        <w:rPr>
+          <w:sz w:val="24"/>
+          <w:szCs w:val="24"/>
+        </w:rPr>
+      </w:pPr>
+      <w:r>
+        <w:rPr>
+          <w:rFonts w:ascii="Times New Roman" w:hAnsi="Times New Roman"/>
+          <w:sz w:val="24"/>
+          <w:szCs w:val="24"/>
+        </w:rPr>
+        <w:t xml:space="preserve">SQL database management </w:t>
+      </w:r>
+      <w:r>
+        <w:rPr>
+          <w:rFonts w:ascii="Times New Roman" w:hAnsi="Times New Roman"/>
+          <w:sz w:val="24"/>
+          <w:szCs w:val="24"/>
+        </w:rPr>
+        <w:t>and scripting</w:t>
+      </w:r>
+      <w:r>
+        <w:rPr>
+          <w:rFonts w:ascii="Times New Roman" w:hAnsi="Times New Roman"/>
+          <w:sz w:val="24"/>
+          <w:szCs w:val="24"/>
+        </w:rPr>
+        <w:t>.</w:t>
+      </w:r>
+    </w:p>
+    <w:p>
+      <w:pPr>
+        <w:pStyle w:val="Standard"/>
+        <w:spacing w:lineRule="auto" w:line="276"/>
+        <w:jc w:val="both"/>
+        <w:rPr>
+          <w:sz w:val="24"/>
+          <w:szCs w:val="24"/>
+        </w:rPr>
+      </w:pPr>
+      <w:r>
+        <w:rPr>
+          <w:rFonts w:ascii="Times New Roman" w:hAnsi="Times New Roman"/>
+          <w:sz w:val="24"/>
+          <w:szCs w:val="24"/>
+        </w:rPr>
+        <w:t xml:space="preserve">Management of </w:t>
+      </w:r>
+      <w:r>
+        <w:rPr>
+          <w:rFonts w:ascii="Times New Roman" w:hAnsi="Times New Roman"/>
+          <w:sz w:val="24"/>
+          <w:szCs w:val="24"/>
+        </w:rPr>
+        <w:t xml:space="preserve">a </w:t>
+      </w:r>
+      <w:r>
+        <w:rPr>
+          <w:rFonts w:ascii="Times New Roman" w:hAnsi="Times New Roman"/>
+          <w:sz w:val="24"/>
+          <w:szCs w:val="24"/>
+        </w:rPr>
+        <w:t xml:space="preserve">variety of </w:t>
+      </w:r>
+      <w:r>
+        <w:rPr>
+          <w:rFonts w:ascii="Times New Roman" w:hAnsi="Times New Roman"/>
+          <w:sz w:val="24"/>
+          <w:szCs w:val="24"/>
+        </w:rPr>
+        <w:t xml:space="preserve">data types </w:t>
+      </w:r>
+      <w:r>
+        <w:rPr>
+          <w:rFonts w:ascii="Times New Roman" w:hAnsi="Times New Roman"/>
+          <w:sz w:val="24"/>
+          <w:szCs w:val="24"/>
+        </w:rPr>
+        <w:t>(physical, environmental, routing etc.) both offshore and onshore.</w:t>
+      </w:r>
+    </w:p>
+    <w:p>
+      <w:pPr>
+        <w:pStyle w:val="Standard"/>
+        <w:spacing w:lineRule="auto" w:line="276"/>
+        <w:jc w:val="both"/>
+        <w:rPr>
+          <w:sz w:val="24"/>
+          <w:szCs w:val="24"/>
+        </w:rPr>
+      </w:pPr>
+      <w:r>
+        <w:rPr>
+          <w:rFonts w:ascii="Times New Roman" w:hAnsi="Times New Roman"/>
+          <w:sz w:val="24"/>
+          <w:szCs w:val="24"/>
+        </w:rPr>
+        <w:t xml:space="preserve">WebGIS – ArcGIS Online, ArcGIS Entreprise, </w:t>
+      </w:r>
+      <w:r>
+        <w:rPr>
+          <w:rFonts w:ascii="Times New Roman" w:hAnsi="Times New Roman"/>
+          <w:sz w:val="24"/>
+          <w:szCs w:val="24"/>
+        </w:rPr>
+        <w:t xml:space="preserve">FieldMaps </w:t>
+      </w:r>
+      <w:r>
+        <w:rPr>
+          <w:rFonts w:ascii="Times New Roman" w:hAnsi="Times New Roman"/>
+          <w:sz w:val="24"/>
+          <w:szCs w:val="24"/>
+        </w:rPr>
+        <w:t>Experience Builder, HTML, CSS, JavaScript and server-end management of geo-data.</w:t>
+      </w:r>
+    </w:p>
+    <w:p>
+      <w:pPr>
+        <w:pStyle w:val="Standard"/>
+        <w:spacing w:lineRule="auto" w:line="276"/>
+        <w:jc w:val="both"/>
+        <w:rPr>
+          <w:sz w:val="24"/>
+          <w:szCs w:val="24"/>
+        </w:rPr>
+      </w:pPr>
+      <w:r>
+        <w:rPr>
+          <w:rFonts w:ascii="Times New Roman" w:hAnsi="Times New Roman"/>
+          <w:sz w:val="24"/>
+          <w:szCs w:val="24"/>
+        </w:rPr>
+        <w:t>Cartography – creation of high quality maps and plans</w:t>
+      </w:r>
+      <w:r>
+        <w:rPr>
+          <w:rFonts w:ascii="Times New Roman" w:hAnsi="Times New Roman"/>
+          <w:sz w:val="24"/>
+          <w:szCs w:val="24"/>
+        </w:rPr>
+        <w:t>.</w:t>
+      </w:r>
+    </w:p>
+    <w:p>
+      <w:pPr>
+        <w:pStyle w:val="Standard"/>
+        <w:spacing w:lineRule="auto" w:line="276"/>
+        <w:jc w:val="both"/>
+        <w:rPr>
+          <w:sz w:val="24"/>
+          <w:szCs w:val="24"/>
+        </w:rPr>
+      </w:pPr>
+      <w:r>
+        <w:rPr>
+          <w:rFonts w:ascii="Times New Roman" w:hAnsi="Times New Roman"/>
+          <w:sz w:val="24"/>
+          <w:szCs w:val="24"/>
+        </w:rPr>
+        <w:t xml:space="preserve">Remote Sensing Image Processing – </w:t>
+      </w:r>
+      <w:r>
+        <w:rPr>
+          <w:rFonts w:ascii="Times New Roman" w:hAnsi="Times New Roman"/>
+          <w:sz w:val="24"/>
+          <w:szCs w:val="24"/>
+        </w:rPr>
+        <w:t xml:space="preserve">Offshore </w:t>
+      </w:r>
+      <w:r>
+        <w:rPr>
+          <w:rFonts w:ascii="Times New Roman" w:hAnsi="Times New Roman"/>
+          <w:sz w:val="24"/>
+          <w:szCs w:val="24"/>
+        </w:rPr>
+        <w:t>Survey Data, Satellite Imagery.</w:t>
+      </w:r>
+    </w:p>
+    <w:p>
+      <w:pPr>
+        <w:pStyle w:val="Standard"/>
+        <w:spacing w:lineRule="auto" w:line="276"/>
+        <w:jc w:val="both"/>
+        <w:rPr>
+          <w:rFonts w:ascii="Times New Roman" w:hAnsi="Times New Roman"/>
+          <w:sz w:val="24"/>
+          <w:szCs w:val="24"/>
+        </w:rPr>
+      </w:pPr>
+      <w:r>
+        <w:rPr>
+          <w:rFonts w:ascii="Times New Roman" w:hAnsi="Times New Roman"/>
+          <w:sz w:val="24"/>
+          <w:szCs w:val="24"/>
+        </w:rPr>
+        <w:t>C# Tool development for ESRI technologies.</w:t>
       </w:r>
     </w:p>
     <w:p>
@@ -694,7 +762,7 @@
           </mc:Choice>
           <mc:Fallback>
             <w:pict>
-              <v:rect id="shape_0" ID="Shape2" path="m0,0l-2147483645,0l-2147483645,-2147483646l0,-2147483646xe" fillcolor="#a0a0a0" stroked="f" o:allowincell="f" style="position:absolute;margin-left:0pt;margin-top:-1.55pt;width:523.25pt;height:1.45pt;mso-wrap-style:none;v-text-anchor:middle;mso-position-vertical:top">
+              <v:rect id="shape_0" fillcolor="#a0a0a0" stroked="f" o:allowincell="f" style="position:absolute;margin-left:0pt;margin-top:-1.55pt;width:523.25pt;height:1.45pt;mso-wrap-style:none;v-text-anchor:middle;mso-position-vertical:top">
                 <v:fill o:detectmouseclick="t" type="solid" color2="#5f5f5f"/>
                 <v:stroke color="#3465a4" joinstyle="round" endcap="flat"/>
                 <w10:wrap type="square"/>
@@ -729,103 +797,231 @@
           <w:sz w:val="22"/>
           <w:szCs w:val="22"/>
         </w:rPr>
-        <w:t xml:space="preserve">Nicolas, a geospatial analyst, is specialised in </w:t>
-      </w:r>
-      <w:r>
-        <w:rPr>
-          <w:rFonts w:ascii="Times New Roman" w:hAnsi="Times New Roman"/>
-          <w:sz w:val="22"/>
-          <w:szCs w:val="22"/>
-        </w:rPr>
-        <w:t>Python development</w:t>
-      </w:r>
-      <w:r>
-        <w:rPr>
-          <w:rFonts w:ascii="Times New Roman" w:hAnsi="Times New Roman"/>
-          <w:sz w:val="22"/>
-          <w:szCs w:val="22"/>
-        </w:rPr>
-        <w:t xml:space="preserve">, </w:t>
-      </w:r>
-      <w:r>
-        <w:rPr>
-          <w:rFonts w:ascii="Times New Roman" w:hAnsi="Times New Roman"/>
-          <w:sz w:val="22"/>
-          <w:szCs w:val="22"/>
-        </w:rPr>
-        <w:t>and data management</w:t>
-      </w:r>
-      <w:r>
-        <w:rPr>
-          <w:rFonts w:ascii="Times New Roman" w:hAnsi="Times New Roman"/>
-          <w:sz w:val="22"/>
-          <w:szCs w:val="22"/>
-        </w:rPr>
-        <w:t>. Since joining Wood, he developed a</w:t>
-      </w:r>
-      <w:r>
-        <w:rPr>
-          <w:rFonts w:ascii="Times New Roman" w:hAnsi="Times New Roman"/>
-          <w:sz w:val="22"/>
-          <w:szCs w:val="22"/>
-        </w:rPr>
-        <w:t xml:space="preserve">m array of tools and GIS data workflows. </w:t>
-      </w:r>
-      <w:r>
-        <w:rPr>
-          <w:rFonts w:ascii="Times New Roman" w:hAnsi="Times New Roman"/>
-          <w:sz w:val="22"/>
-          <w:szCs w:val="22"/>
-        </w:rPr>
-        <w:t xml:space="preserve">He managed multiple GIS databases constantly updated by different stake-holders and clients, through his developed workflows. He regularly communicates with a variety of stakeholders from clients to engineers and has experience explaining and rationalising </w:t>
-      </w:r>
-      <w:r>
-        <w:rPr>
-          <w:rFonts w:ascii="Times New Roman" w:hAnsi="Times New Roman"/>
-          <w:sz w:val="22"/>
-          <w:szCs w:val="22"/>
-        </w:rPr>
-        <w:t>his decisions</w:t>
-      </w:r>
-      <w:r>
-        <w:rPr>
-          <w:rFonts w:ascii="Times New Roman" w:hAnsi="Times New Roman"/>
-          <w:sz w:val="22"/>
-          <w:szCs w:val="22"/>
-        </w:rPr>
-        <w:t>. He has a great understanding of geo-data, spatial projections, and their manipulations though python with both open-source library and paid API-based libraries (arcpy). He gained hands-on GIS experience developing a North-</w:t>
-      </w:r>
-      <w:r>
-        <w:rPr>
-          <w:rFonts w:ascii="Times New Roman" w:hAnsi="Times New Roman"/>
-          <w:sz w:val="22"/>
-          <w:szCs w:val="22"/>
-        </w:rPr>
-        <w:t xml:space="preserve">Sea Sustainability Web Map Portal to visualise open-source energy data in North-Sea and North-Western Europe. He has created optimised pipeline routes, borehole maps, and topographic maps for clients; </w:t>
-      </w:r>
-      <w:r>
-        <w:rPr>
-          <w:rFonts w:ascii="Times New Roman" w:hAnsi="Times New Roman"/>
-          <w:sz w:val="22"/>
-          <w:szCs w:val="22"/>
-        </w:rPr>
-        <w:t>h</w:t>
-      </w:r>
-      <w:r>
-        <w:rPr>
-          <w:rFonts w:ascii="Times New Roman" w:hAnsi="Times New Roman"/>
-          <w:sz w:val="22"/>
-          <w:szCs w:val="22"/>
-        </w:rPr>
-        <w:t xml:space="preserve">e has </w:t>
-      </w:r>
-      <w:r>
-        <w:rPr>
-          <w:rFonts w:ascii="Times New Roman" w:hAnsi="Times New Roman"/>
-          <w:sz w:val="22"/>
-          <w:szCs w:val="22"/>
-        </w:rPr>
-        <w:t>written data QA reports, routing reports showing his first-hand knowledge of geospatial data.</w:t>
+        <w:t xml:space="preserve">Nicolas, a </w:t>
+      </w:r>
+      <w:r>
+        <w:rPr>
+          <w:rFonts w:ascii="Times New Roman" w:hAnsi="Times New Roman"/>
+          <w:sz w:val="22"/>
+          <w:szCs w:val="22"/>
+        </w:rPr>
+        <w:t>GIS</w:t>
+      </w:r>
+      <w:r>
+        <w:rPr>
+          <w:rFonts w:ascii="Times New Roman" w:hAnsi="Times New Roman"/>
+          <w:sz w:val="22"/>
+          <w:szCs w:val="22"/>
+        </w:rPr>
+        <w:t xml:space="preserve"> analyst, is specialised in Python </w:t>
+      </w:r>
+      <w:r>
+        <w:rPr>
+          <w:rFonts w:ascii="Times New Roman" w:hAnsi="Times New Roman"/>
+          <w:sz w:val="22"/>
+          <w:szCs w:val="22"/>
+        </w:rPr>
+        <w:t>programming</w:t>
+      </w:r>
+      <w:r>
+        <w:rPr>
+          <w:rFonts w:ascii="Times New Roman" w:hAnsi="Times New Roman"/>
+          <w:sz w:val="22"/>
+          <w:szCs w:val="22"/>
+        </w:rPr>
+        <w:t xml:space="preserve">, and data management. Since joining Wood, he developed </w:t>
+      </w:r>
+      <w:r>
+        <w:rPr>
+          <w:rFonts w:ascii="Times New Roman" w:hAnsi="Times New Roman"/>
+          <w:sz w:val="22"/>
+          <w:szCs w:val="22"/>
+        </w:rPr>
+        <w:t>an</w:t>
+      </w:r>
+      <w:r>
+        <w:rPr>
+          <w:rFonts w:ascii="Times New Roman" w:hAnsi="Times New Roman"/>
+          <w:sz w:val="22"/>
+          <w:szCs w:val="22"/>
+        </w:rPr>
+        <w:t xml:space="preserve"> array of tools and </w:t>
+      </w:r>
+      <w:r>
+        <w:rPr>
+          <w:rFonts w:ascii="Times New Roman" w:hAnsi="Times New Roman"/>
+          <w:sz w:val="22"/>
+          <w:szCs w:val="22"/>
+        </w:rPr>
+        <w:t>spatial</w:t>
+      </w:r>
+      <w:r>
+        <w:rPr>
+          <w:rFonts w:ascii="Times New Roman" w:hAnsi="Times New Roman"/>
+          <w:sz w:val="22"/>
+          <w:szCs w:val="22"/>
+        </w:rPr>
+        <w:t xml:space="preserve"> data workflows. He managed </w:t>
+      </w:r>
+      <w:r>
+        <w:rPr>
+          <w:rFonts w:ascii="Times New Roman" w:hAnsi="Times New Roman"/>
+          <w:sz w:val="22"/>
+          <w:szCs w:val="22"/>
+        </w:rPr>
+        <w:t>to the highest standard,</w:t>
+      </w:r>
+      <w:r>
+        <w:rPr>
+          <w:rFonts w:ascii="Times New Roman" w:hAnsi="Times New Roman"/>
+          <w:sz w:val="22"/>
+          <w:szCs w:val="22"/>
+        </w:rPr>
+        <w:t xml:space="preserve"> </w:t>
+      </w:r>
+      <w:r>
+        <w:rPr>
+          <w:rFonts w:ascii="Times New Roman" w:hAnsi="Times New Roman"/>
+          <w:sz w:val="22"/>
+          <w:szCs w:val="22"/>
+        </w:rPr>
+        <w:t>robust large</w:t>
+      </w:r>
+      <w:r>
+        <w:rPr>
+          <w:rFonts w:ascii="Times New Roman" w:hAnsi="Times New Roman"/>
+          <w:sz w:val="22"/>
+          <w:szCs w:val="22"/>
+        </w:rPr>
+        <w:t xml:space="preserve"> </w:t>
+      </w:r>
+      <w:r>
+        <w:rPr>
+          <w:rFonts w:ascii="Times New Roman" w:hAnsi="Times New Roman"/>
+          <w:sz w:val="22"/>
+          <w:szCs w:val="22"/>
+        </w:rPr>
+        <w:t>spatial</w:t>
+      </w:r>
+      <w:r>
+        <w:rPr>
+          <w:rFonts w:ascii="Times New Roman" w:hAnsi="Times New Roman"/>
+          <w:sz w:val="22"/>
+          <w:szCs w:val="22"/>
+        </w:rPr>
+        <w:t xml:space="preserve"> </w:t>
+      </w:r>
+      <w:r>
+        <w:rPr>
+          <w:rFonts w:ascii="Times New Roman" w:hAnsi="Times New Roman"/>
+          <w:sz w:val="22"/>
+          <w:szCs w:val="22"/>
+        </w:rPr>
+        <w:t>datasets; regularly updating theme with a large variety of data coming from a diverse range of</w:t>
+      </w:r>
+      <w:r>
+        <w:rPr>
+          <w:rFonts w:ascii="Times New Roman" w:hAnsi="Times New Roman"/>
+          <w:sz w:val="22"/>
+          <w:szCs w:val="22"/>
+        </w:rPr>
+        <w:t xml:space="preserve"> stake-holders and clients. He </w:t>
+      </w:r>
+      <w:r>
+        <w:rPr>
+          <w:rFonts w:ascii="Times New Roman" w:hAnsi="Times New Roman"/>
+          <w:sz w:val="22"/>
+          <w:szCs w:val="22"/>
+        </w:rPr>
+        <w:t xml:space="preserve">developed and maintained </w:t>
+      </w:r>
+      <w:r>
+        <w:rPr>
+          <w:rFonts w:ascii="Times New Roman" w:hAnsi="Times New Roman"/>
+          <w:sz w:val="22"/>
+          <w:szCs w:val="22"/>
+        </w:rPr>
+        <w:t xml:space="preserve">both internal (Entreprise) and external (Online) WebGIS viewer for a variety of offshore and onshore projects (e.g. Overhead Power Line field support, Offshore Hydrogen Pipeline Routing, Onshore Carbon Capture Pipeline Routing); </w:t>
+      </w:r>
+      <w:r>
+        <w:rPr>
+          <w:rFonts w:ascii="Times New Roman" w:hAnsi="Times New Roman"/>
+          <w:sz w:val="22"/>
+          <w:szCs w:val="22"/>
+        </w:rPr>
+        <w:t>helping with the visualisation and analysis of complex spatial information</w:t>
+      </w:r>
+      <w:r>
+        <w:rPr>
+          <w:rFonts w:ascii="Times New Roman" w:hAnsi="Times New Roman"/>
+          <w:sz w:val="22"/>
+          <w:szCs w:val="22"/>
+        </w:rPr>
+        <w:t xml:space="preserve">. He </w:t>
+      </w:r>
+      <w:r>
+        <w:rPr>
+          <w:rFonts w:ascii="Times New Roman" w:hAnsi="Times New Roman"/>
+          <w:sz w:val="22"/>
+          <w:szCs w:val="22"/>
+        </w:rPr>
+        <w:t xml:space="preserve">communicates with a variety of stakeholders from clients to engineers and has experience explaining and rationalising his </w:t>
+      </w:r>
+      <w:r>
+        <w:rPr>
+          <w:rFonts w:ascii="Times New Roman" w:hAnsi="Times New Roman"/>
+          <w:sz w:val="22"/>
+          <w:szCs w:val="22"/>
+        </w:rPr>
+        <w:t>GIS solutions and workflows</w:t>
+      </w:r>
+      <w:r>
+        <w:rPr>
+          <w:rFonts w:ascii="Times New Roman" w:hAnsi="Times New Roman"/>
+          <w:sz w:val="22"/>
+          <w:szCs w:val="22"/>
+        </w:rPr>
+        <w:t xml:space="preserve">. He has a great understanding of </w:t>
+      </w:r>
+      <w:r>
+        <w:rPr>
+          <w:rFonts w:ascii="Times New Roman" w:hAnsi="Times New Roman"/>
+          <w:sz w:val="22"/>
+          <w:szCs w:val="22"/>
+        </w:rPr>
+        <w:t xml:space="preserve">spatial </w:t>
+      </w:r>
+      <w:r>
+        <w:rPr>
+          <w:rFonts w:ascii="Times New Roman" w:hAnsi="Times New Roman"/>
+          <w:sz w:val="22"/>
+          <w:szCs w:val="22"/>
+        </w:rPr>
+        <w:t>data, spatial projections, and their manipulations though python with both open-source librar</w:t>
+      </w:r>
+      <w:r>
+        <w:rPr>
+          <w:rFonts w:ascii="Times New Roman" w:hAnsi="Times New Roman"/>
+          <w:sz w:val="22"/>
+          <w:szCs w:val="22"/>
+        </w:rPr>
+        <w:t>ies</w:t>
+      </w:r>
+      <w:r>
+        <w:rPr>
+          <w:rFonts w:ascii="Times New Roman" w:hAnsi="Times New Roman"/>
+          <w:sz w:val="22"/>
+          <w:szCs w:val="22"/>
+        </w:rPr>
+        <w:t xml:space="preserve"> and paid API-based libraries (arcpy). He has created </w:t>
+      </w:r>
+      <w:r>
+        <w:rPr>
+          <w:rFonts w:ascii="Times New Roman" w:hAnsi="Times New Roman"/>
+          <w:sz w:val="22"/>
+          <w:szCs w:val="22"/>
+        </w:rPr>
+        <w:t>a variety maps, plans and reports for both internal and external (client) purposes.</w:t>
       </w:r>
     </w:p>
     <w:p>
@@ -857,42 +1053,31 @@
         </w:numPr>
         <w:spacing w:lineRule="auto" w:line="240"/>
         <w:jc w:val="both"/>
-        <w:rPr/>
-      </w:pPr>
-      <w:r>
-        <w:rPr>
-          <w:sz w:val="22"/>
-          <w:szCs w:val="22"/>
-        </w:rPr>
-        <w:t xml:space="preserve">Python </w:t>
-      </w:r>
-      <w:r>
-        <w:rPr>
-          <w:sz w:val="22"/>
-          <w:szCs w:val="22"/>
-        </w:rPr>
-        <w:t>development</w:t>
-      </w:r>
-      <w:r>
-        <w:rPr>
-          <w:sz w:val="22"/>
-          <w:szCs w:val="22"/>
-        </w:rPr>
-        <w:t xml:space="preserve"> and </w:t>
-      </w:r>
-      <w:r>
-        <w:rPr>
-          <w:sz w:val="22"/>
-          <w:szCs w:val="22"/>
-        </w:rPr>
-        <w:t>C#</w:t>
-      </w:r>
-      <w:r>
-        <w:rPr>
-          <w:sz w:val="22"/>
-          <w:szCs w:val="22"/>
-        </w:rPr>
-        <w:t xml:space="preserve"> tool development for geo-data analysis. </w:t>
+        <w:rPr>
+          <w:sz w:val="22"/>
+          <w:szCs w:val="22"/>
+        </w:rPr>
+      </w:pPr>
+      <w:r>
+        <w:rPr>
+          <w:sz w:val="22"/>
+          <w:szCs w:val="22"/>
+        </w:rPr>
+        <w:t xml:space="preserve">Creation, </w:t>
+      </w:r>
+      <w:r>
+        <w:rPr>
+          <w:sz w:val="22"/>
+          <w:szCs w:val="22"/>
+        </w:rPr>
+        <w:t>visualisation</w:t>
+      </w:r>
+      <w:r>
+        <w:rPr>
+          <w:sz w:val="22"/>
+          <w:szCs w:val="22"/>
+        </w:rPr>
+        <w:t xml:space="preserve"> and analysis of spatial information through ESRI technologies: ArcGIS Pro (Spatial and 3D extensions), ArcMap, ArcGIS Online, Spatial and 3D extensions.</w:t>
       </w:r>
     </w:p>
     <w:p>
@@ -914,7 +1099,7 @@
           <w:sz w:val="22"/>
           <w:szCs w:val="22"/>
         </w:rPr>
-        <w:t>Data analysis and creation of workflows and pipelines structuring geospatial data (raster and vector).</w:t>
+        <w:t xml:space="preserve">Python development for geo-data analysis. </w:t>
       </w:r>
     </w:p>
     <w:p>
@@ -926,15 +1111,31 @@
         </w:numPr>
         <w:spacing w:lineRule="auto" w:line="240"/>
         <w:jc w:val="both"/>
-        <w:rPr/>
-      </w:pPr>
-      <w:r>
-        <w:rPr>
-          <w:rFonts w:ascii="Times New Roman" w:hAnsi="Times New Roman"/>
-          <w:sz w:val="22"/>
-          <w:szCs w:val="22"/>
-        </w:rPr>
-        <w:t>Geospatial analysis of environmental, geographical and physical constraints to support:</w:t>
+        <w:rPr>
+          <w:sz w:val="22"/>
+          <w:szCs w:val="22"/>
+        </w:rPr>
+      </w:pPr>
+      <w:r>
+        <w:rPr>
+          <w:sz w:val="22"/>
+          <w:szCs w:val="22"/>
+        </w:rPr>
+        <w:t xml:space="preserve">Data analysis and creation of workflows </w:t>
+      </w:r>
+      <w:r>
+        <w:rPr>
+          <w:sz w:val="22"/>
+          <w:szCs w:val="22"/>
+        </w:rPr>
+        <w:t>for</w:t>
+      </w:r>
+      <w:r>
+        <w:rPr>
+          <w:sz w:val="22"/>
+          <w:szCs w:val="22"/>
+        </w:rPr>
+        <w:t xml:space="preserve"> structuring geospatial data (raster and vector).</w:t>
       </w:r>
     </w:p>
     <w:p>
@@ -954,7 +1155,23 @@
           <w:sz w:val="22"/>
           <w:szCs w:val="22"/>
         </w:rPr>
-        <w:t xml:space="preserve">Creation and maintenance of GIS Web Services. </w:t>
+        <w:t>Creation and maintenance of GIS Web Services,</w:t>
+      </w:r>
+      <w:r>
+        <w:rPr>
+          <w:rFonts w:ascii="Times New Roman" w:hAnsi="Times New Roman"/>
+          <w:sz w:val="22"/>
+          <w:szCs w:val="22"/>
+        </w:rPr>
+        <w:t xml:space="preserve"> Entreprise Geodatabases and mobile apps (FieldMaps)</w:t>
+      </w:r>
+      <w:r>
+        <w:rPr>
+          <w:rFonts w:ascii="Times New Roman" w:hAnsi="Times New Roman"/>
+          <w:sz w:val="22"/>
+          <w:szCs w:val="22"/>
+        </w:rPr>
+        <w:t xml:space="preserve">. </w:t>
       </w:r>
     </w:p>
     <w:p>
@@ -1006,15 +1223,19 @@
         </w:numPr>
         <w:spacing w:lineRule="auto" w:line="240"/>
         <w:jc w:val="both"/>
-        <w:rPr/>
-      </w:pPr>
-      <w:r>
-        <w:rPr>
-          <w:rFonts w:ascii="Times New Roman" w:hAnsi="Times New Roman"/>
-          <w:sz w:val="22"/>
-          <w:szCs w:val="22"/>
-        </w:rPr>
-        <w:t>Creation of high-quality maps for client deliverables.</w:t>
+        <w:rPr>
+          <w:rFonts w:ascii="Times New Roman" w:hAnsi="Times New Roman"/>
+          <w:sz w:val="22"/>
+          <w:szCs w:val="22"/>
+        </w:rPr>
+      </w:pPr>
+      <w:r>
+        <w:rPr>
+          <w:rFonts w:ascii="Times New Roman" w:hAnsi="Times New Roman"/>
+          <w:sz w:val="22"/>
+          <w:szCs w:val="22"/>
+        </w:rPr>
+        <w:t xml:space="preserve">Creation of high-quality maps for client deliverables. </w:t>
       </w:r>
     </w:p>
     <w:p>
@@ -1026,31 +1247,36 @@
         </w:numPr>
         <w:spacing w:lineRule="auto" w:line="240"/>
         <w:jc w:val="both"/>
+        <w:rPr>
+          <w:rFonts w:ascii="Times New Roman" w:hAnsi="Times New Roman"/>
+          <w:sz w:val="22"/>
+          <w:szCs w:val="22"/>
+        </w:rPr>
+      </w:pPr>
+      <w:r>
+        <w:rPr>
+          <w:rFonts w:ascii="Times New Roman" w:hAnsi="Times New Roman"/>
+          <w:sz w:val="22"/>
+          <w:szCs w:val="22"/>
+        </w:rPr>
+      </w:r>
+    </w:p>
+    <w:p>
+      <w:pPr>
+        <w:pStyle w:val="Standard"/>
+        <w:spacing w:lineRule="auto" w:line="240" w:before="0" w:after="120"/>
+        <w:jc w:val="both"/>
         <w:rPr/>
       </w:pPr>
       <w:r>
         <w:rPr>
           <w:rFonts w:ascii="Times New Roman" w:hAnsi="Times New Roman"/>
-          <w:sz w:val="22"/>
-          <w:szCs w:val="22"/>
-        </w:rPr>
-        <w:t xml:space="preserve">Writing of extensive Routing Study Report, Feasibility Reports and Data Processing </w:t>
-      </w:r>
-      <w:r>
-        <w:rPr>
-          <w:rFonts w:ascii="Times New Roman" w:hAnsi="Times New Roman"/>
-          <w:sz w:val="22"/>
-          <w:szCs w:val="22"/>
-        </w:rPr>
-        <w:t>and QA</w:t>
-      </w:r>
-      <w:r>
-        <w:rPr>
-          <w:rFonts w:ascii="Times New Roman" w:hAnsi="Times New Roman"/>
-          <w:sz w:val="22"/>
-          <w:szCs w:val="22"/>
-        </w:rPr>
-        <w:t xml:space="preserve"> Report.</w:t>
+          <w:b/>
+          <w:bCs/>
+          <w:sz w:val="22"/>
+          <w:szCs w:val="22"/>
+        </w:rPr>
+        <w:t>MSc GIS (January 2023 – December 2023)</w:t>
       </w:r>
     </w:p>
     <w:p>
@@ -1058,46 +1284,8 @@
         <w:pStyle w:val="Standard"/>
         <w:numPr>
           <w:ilvl w:val="0"/>
-          <w:numId w:val="1"/>
+          <w:numId w:val="2"/>
         </w:numPr>
-        <w:spacing w:lineRule="auto" w:line="240" w:before="0" w:after="120"/>
-        <w:jc w:val="both"/>
-        <w:rPr/>
-      </w:pPr>
-      <w:r>
-        <w:rPr>
-          <w:rFonts w:ascii="Times New Roman" w:hAnsi="Times New Roman"/>
-          <w:sz w:val="22"/>
-          <w:szCs w:val="22"/>
-        </w:rPr>
-        <w:t>Processing of raw survey remote sensing data.</w:t>
-      </w:r>
-      <w:r>
-        <w:rPr/>
-        <w:t xml:space="preserve"> </w:t>
-      </w:r>
-    </w:p>
-    <w:p>
-      <w:pPr>
-        <w:pStyle w:val="Standard"/>
-        <w:spacing w:lineRule="auto" w:line="240" w:before="0" w:after="120"/>
-        <w:jc w:val="both"/>
-        <w:rPr/>
-      </w:pPr>
-      <w:r>
-        <w:rPr>
-          <w:rFonts w:ascii="Times New Roman" w:hAnsi="Times New Roman"/>
-          <w:b/>
-          <w:bCs/>
-          <w:sz w:val="22"/>
-          <w:szCs w:val="22"/>
-        </w:rPr>
-        <w:t>MSc GIS (January 2023 - December 2023)</w:t>
-      </w:r>
-    </w:p>
-    <w:p>
-      <w:pPr>
-        <w:pStyle w:val="Standard"/>
         <w:spacing w:lineRule="auto" w:line="276"/>
         <w:jc w:val="both"/>
         <w:rPr>
@@ -1111,32 +1299,42 @@
           <w:sz w:val="20"/>
           <w:szCs w:val="20"/>
         </w:rPr>
-        <w:t xml:space="preserve">University Conservation Projects Geospatial analysis of environmental and ecological activity constraints to determine an area for wildlife conservation on behalf of the Estate of the University of Aberdeen. This area was determined using advanced Map Algebra, Raster Analysis, Multi-Criteria Analysis and Fuzzy Analysis, </w:t>
-      </w:r>
-      <w:r>
-        <w:rPr>
-          <w:rFonts w:ascii="Times New Roman" w:hAnsi="Times New Roman"/>
+        <w:t>Geospatial analysis of environmental and ecological activity constraints to determine an area for wildlife conservation on behalf of the Estate of the University of Aberdeen.</w:t>
+      </w:r>
+    </w:p>
+    <w:p>
+      <w:pPr>
+        <w:pStyle w:val="Standard"/>
+        <w:numPr>
+          <w:ilvl w:val="0"/>
+          <w:numId w:val="3"/>
+        </w:numPr>
+        <w:spacing w:lineRule="auto" w:line="276"/>
+        <w:jc w:val="both"/>
+        <w:rPr>
           <w:sz w:val="20"/>
           <w:szCs w:val="20"/>
         </w:rPr>
-        <w:t>all data workflows and statistical analysis was conducted using Python</w:t>
-      </w:r>
+      </w:pPr>
       <w:r>
         <w:rPr>
           <w:rFonts w:ascii="Times New Roman" w:hAnsi="Times New Roman"/>
           <w:sz w:val="20"/>
           <w:szCs w:val="20"/>
         </w:rPr>
-        <w:t>.</w:t>
-      </w:r>
-    </w:p>
-    <w:p>
-      <w:pPr>
-        <w:pStyle w:val="Standard"/>
-        <w:spacing w:lineRule="auto" w:line="276"/>
-        <w:jc w:val="both"/>
-        <w:rPr>
-          <w:rFonts w:ascii="Times New Roman" w:hAnsi="Times New Roman"/>
+        <w:t>Map Algebra, Raster Analysis, Multi-Criteria Analysis and Fuzzy Analysis.</w:t>
+      </w:r>
+    </w:p>
+    <w:p>
+      <w:pPr>
+        <w:pStyle w:val="Standard"/>
+        <w:numPr>
+          <w:ilvl w:val="0"/>
+          <w:numId w:val="3"/>
+        </w:numPr>
+        <w:spacing w:lineRule="auto" w:line="276"/>
+        <w:jc w:val="both"/>
+        <w:rPr>
           <w:sz w:val="20"/>
           <w:szCs w:val="20"/>
         </w:rPr>
@@ -1147,15 +1345,135 @@
           <w:sz w:val="20"/>
           <w:szCs w:val="20"/>
         </w:rPr>
-        <w:t xml:space="preserve">Other University Projects Geospatial analysis of environmental and commercial constraints to support a railway route selection, dam site selection, a farm development project. These projects required digitising, georeferencing, geospatial analysis of Remote Sensing data (Satellite, LIDAR), geoprocessing and map algebra to determine criteria and constraints for site selection, and data organisation and advanced analysis using python scripts. </w:t>
-      </w:r>
-      <w:r>
+        <w:t>Python Programming</w:t>
+      </w:r>
+    </w:p>
+    <w:p>
+      <w:pPr>
+        <w:pStyle w:val="Standard"/>
+        <w:numPr>
+          <w:ilvl w:val="0"/>
+          <w:numId w:val="4"/>
+        </w:numPr>
+        <w:spacing w:lineRule="auto" w:line="276"/>
+        <w:jc w:val="both"/>
         <w:rPr>
           <w:rFonts w:ascii="Times New Roman" w:hAnsi="Times New Roman"/>
           <w:sz w:val="20"/>
           <w:szCs w:val="20"/>
         </w:rPr>
-        <w:t>Web development using AWS.</w:t>
+      </w:pPr>
+      <w:r>
+        <w:rPr>
+          <w:rFonts w:ascii="Times New Roman" w:hAnsi="Times New Roman"/>
+          <w:sz w:val="20"/>
+          <w:szCs w:val="20"/>
+        </w:rPr>
+        <w:t>E</w:t>
+      </w:r>
+      <w:r>
+        <w:rPr>
+          <w:rFonts w:ascii="Times New Roman" w:hAnsi="Times New Roman"/>
+          <w:sz w:val="20"/>
+          <w:szCs w:val="20"/>
+        </w:rPr>
+        <w:t xml:space="preserve">nvironmental and commercial constraints to support a railway route selection, dam site selection, a farm development project. </w:t>
+      </w:r>
+    </w:p>
+    <w:p>
+      <w:pPr>
+        <w:pStyle w:val="Standard"/>
+        <w:numPr>
+          <w:ilvl w:val="0"/>
+          <w:numId w:val="4"/>
+        </w:numPr>
+        <w:spacing w:lineRule="auto" w:line="276"/>
+        <w:jc w:val="both"/>
+        <w:rPr>
+          <w:rFonts w:ascii="Times New Roman" w:hAnsi="Times New Roman"/>
+          <w:sz w:val="20"/>
+          <w:szCs w:val="20"/>
+        </w:rPr>
+      </w:pPr>
+      <w:r>
+        <w:rPr>
+          <w:rFonts w:ascii="Times New Roman" w:hAnsi="Times New Roman"/>
+          <w:sz w:val="20"/>
+          <w:szCs w:val="20"/>
+        </w:rPr>
+        <w:t>D</w:t>
+      </w:r>
+      <w:r>
+        <w:rPr>
+          <w:rFonts w:ascii="Times New Roman" w:hAnsi="Times New Roman"/>
+          <w:sz w:val="20"/>
+          <w:szCs w:val="20"/>
+        </w:rPr>
+        <w:t>igitising, georeferencing, geospatial analysis of Remote Sensing data (Satellite, LIDAR)</w:t>
+      </w:r>
+    </w:p>
+    <w:p>
+      <w:pPr>
+        <w:pStyle w:val="Standard"/>
+        <w:numPr>
+          <w:ilvl w:val="0"/>
+          <w:numId w:val="4"/>
+        </w:numPr>
+        <w:spacing w:lineRule="auto" w:line="276"/>
+        <w:jc w:val="both"/>
+        <w:rPr>
+          <w:rFonts w:ascii="Times New Roman" w:hAnsi="Times New Roman"/>
+          <w:sz w:val="20"/>
+          <w:szCs w:val="20"/>
+        </w:rPr>
+      </w:pPr>
+      <w:r>
+        <w:rPr>
+          <w:rFonts w:ascii="Times New Roman" w:hAnsi="Times New Roman"/>
+          <w:sz w:val="20"/>
+          <w:szCs w:val="20"/>
+        </w:rPr>
+        <w:t xml:space="preserve"> </w:t>
+      </w:r>
+      <w:r>
+        <w:rPr>
+          <w:rFonts w:ascii="Times New Roman" w:hAnsi="Times New Roman"/>
+          <w:sz w:val="20"/>
+          <w:szCs w:val="20"/>
+        </w:rPr>
+        <w:t>Web</w:t>
+      </w:r>
+      <w:r>
+        <w:rPr>
+          <w:rFonts w:ascii="Times New Roman" w:hAnsi="Times New Roman"/>
+          <w:sz w:val="20"/>
+          <w:szCs w:val="20"/>
+        </w:rPr>
+        <w:t>GIS</w:t>
+      </w:r>
+      <w:r>
+        <w:rPr>
+          <w:rFonts w:ascii="Times New Roman" w:hAnsi="Times New Roman"/>
+          <w:sz w:val="20"/>
+          <w:szCs w:val="20"/>
+        </w:rPr>
+        <w:t xml:space="preserve"> development using </w:t>
+      </w:r>
+      <w:r>
+        <w:rPr>
+          <w:rFonts w:ascii="Times New Roman" w:hAnsi="Times New Roman"/>
+          <w:sz w:val="20"/>
+          <w:szCs w:val="20"/>
+        </w:rPr>
+        <w:t>AcrGIS Online, HTML, JS and Leaflet</w:t>
+      </w:r>
+      <w:r>
+        <w:rPr>
+          <w:rFonts w:ascii="Times New Roman" w:hAnsi="Times New Roman"/>
+          <w:sz w:val="20"/>
+          <w:szCs w:val="20"/>
+        </w:rPr>
+        <w:t>.</w:t>
       </w:r>
     </w:p>
     <w:p>
@@ -1188,7 +1506,7 @@
           <w:sz w:val="20"/>
           <w:szCs w:val="20"/>
         </w:rPr>
-        <w:t>Hospitality (2016-2024):</w:t>
+        <w:t>Hospitality (2016 – 2024):</w:t>
       </w:r>
       <w:r>
         <w:rPr>
@@ -1279,14 +1597,9 @@
           <w:sz w:val="20"/>
           <w:szCs w:val="20"/>
         </w:rPr>
-        <w:t>Rowing.</w:t>
-      </w:r>
-    </w:p>
-    <w:p>
-      <w:pPr>
-        <w:pStyle w:val="Standard"/>
-        <w:spacing w:lineRule="auto" w:line="276"/>
-        <w:jc w:val="both"/>
+        <w:t>Rowing</w:t>
+      </w:r>
+      <w:r>
         <w:rPr>
           <w:rFonts w:ascii="Times New Roman" w:hAnsi="Times New Roman"/>
           <w:b w:val="false"/>
@@ -1294,7 +1607,8 @@
           <w:sz w:val="20"/>
           <w:szCs w:val="20"/>
         </w:rPr>
-      </w:pPr>
+        <w:t xml:space="preserve">, Hiking, </w:t>
+      </w:r>
       <w:r>
         <w:rPr>
           <w:rFonts w:ascii="Times New Roman" w:hAnsi="Times New Roman"/>
@@ -1303,7 +1617,7 @@
           <w:sz w:val="20"/>
           <w:szCs w:val="20"/>
         </w:rPr>
-        <w:t>Amateur football data analysis.</w:t>
+        <w:t>Miniature modelling.</w:t>
       </w:r>
     </w:p>
     <w:sectPr>
@@ -1461,6 +1775,417 @@
   <w:abstractNum w:abstractNumId="2">
     <w:lvl w:ilvl="0">
       <w:start w:val="1"/>
+      <w:numFmt w:val="bullet"/>
+      <w:lvlText w:val=""/>
+      <w:lvlJc w:val="left"/>
+      <w:pPr>
+        <w:tabs>
+          <w:tab w:val="num" w:pos="720"/>
+        </w:tabs>
+        <w:ind w:left="720" w:hanging="360"/>
+      </w:pPr>
+      <w:rPr>
+        <w:rFonts w:ascii="Symbol" w:hAnsi="Symbol" w:cs="Symbol" w:hint="default"/>
+      </w:rPr>
+    </w:lvl>
+    <w:lvl w:ilvl="1">
+      <w:start w:val="1"/>
+      <w:numFmt w:val="bullet"/>
+      <w:lvlText w:val=""/>
+      <w:lvlJc w:val="left"/>
+      <w:pPr>
+        <w:tabs>
+          <w:tab w:val="num" w:pos="1080"/>
+        </w:tabs>
+        <w:ind w:left="1080" w:hanging="360"/>
+      </w:pPr>
+      <w:rPr>
+        <w:rFonts w:ascii="Symbol" w:hAnsi="Symbol" w:cs="Symbol" w:hint="default"/>
+      </w:rPr>
+    </w:lvl>
+    <w:lvl w:ilvl="2">
+      <w:start w:val="1"/>
+      <w:numFmt w:val="bullet"/>
+      <w:lvlText w:val=""/>
+      <w:lvlJc w:val="left"/>
+      <w:pPr>
+        <w:tabs>
+          <w:tab w:val="num" w:pos="1440"/>
+        </w:tabs>
+        <w:ind w:left="1440" w:hanging="360"/>
+      </w:pPr>
+      <w:rPr>
+        <w:rFonts w:ascii="Symbol" w:hAnsi="Symbol" w:cs="Symbol" w:hint="default"/>
+      </w:rPr>
+    </w:lvl>
+    <w:lvl w:ilvl="3">
+      <w:start w:val="1"/>
+      <w:numFmt w:val="bullet"/>
+      <w:lvlText w:val=""/>
+      <w:lvlJc w:val="left"/>
+      <w:pPr>
+        <w:tabs>
+          <w:tab w:val="num" w:pos="1800"/>
+        </w:tabs>
+        <w:ind w:left="1800" w:hanging="360"/>
+      </w:pPr>
+      <w:rPr>
+        <w:rFonts w:ascii="Symbol" w:hAnsi="Symbol" w:cs="Symbol" w:hint="default"/>
+      </w:rPr>
+    </w:lvl>
+    <w:lvl w:ilvl="4">
+      <w:start w:val="1"/>
+      <w:numFmt w:val="bullet"/>
+      <w:lvlText w:val=""/>
+      <w:lvlJc w:val="left"/>
+      <w:pPr>
+        <w:tabs>
+          <w:tab w:val="num" w:pos="2160"/>
+        </w:tabs>
+        <w:ind w:left="2160" w:hanging="360"/>
+      </w:pPr>
+      <w:rPr>
+        <w:rFonts w:ascii="Symbol" w:hAnsi="Symbol" w:cs="Symbol" w:hint="default"/>
+      </w:rPr>
+    </w:lvl>
+    <w:lvl w:ilvl="5">
+      <w:start w:val="1"/>
+      <w:numFmt w:val="bullet"/>
+      <w:lvlText w:val=""/>
+      <w:lvlJc w:val="left"/>
+      <w:pPr>
+        <w:tabs>
+          <w:tab w:val="num" w:pos="2520"/>
+        </w:tabs>
+        <w:ind w:left="2520" w:hanging="360"/>
+      </w:pPr>
+      <w:rPr>
+        <w:rFonts w:ascii="Symbol" w:hAnsi="Symbol" w:cs="Symbol" w:hint="default"/>
+      </w:rPr>
+    </w:lvl>
+    <w:lvl w:ilvl="6">
+      <w:start w:val="1"/>
+      <w:numFmt w:val="bullet"/>
+      <w:lvlText w:val=""/>
+      <w:lvlJc w:val="left"/>
+      <w:pPr>
+        <w:tabs>
+          <w:tab w:val="num" w:pos="2880"/>
+        </w:tabs>
+        <w:ind w:left="2880" w:hanging="360"/>
+      </w:pPr>
+      <w:rPr>
+        <w:rFonts w:ascii="Symbol" w:hAnsi="Symbol" w:cs="Symbol" w:hint="default"/>
+      </w:rPr>
+    </w:lvl>
+    <w:lvl w:ilvl="7">
+      <w:start w:val="1"/>
+      <w:numFmt w:val="bullet"/>
+      <w:lvlText w:val=""/>
+      <w:lvlJc w:val="left"/>
+      <w:pPr>
+        <w:tabs>
+          <w:tab w:val="num" w:pos="3240"/>
+        </w:tabs>
+        <w:ind w:left="3240" w:hanging="360"/>
+      </w:pPr>
+      <w:rPr>
+        <w:rFonts w:ascii="Symbol" w:hAnsi="Symbol" w:cs="Symbol" w:hint="default"/>
+      </w:rPr>
+    </w:lvl>
+    <w:lvl w:ilvl="8">
+      <w:start w:val="1"/>
+      <w:numFmt w:val="bullet"/>
+      <w:lvlText w:val=""/>
+      <w:lvlJc w:val="left"/>
+      <w:pPr>
+        <w:tabs>
+          <w:tab w:val="num" w:pos="3600"/>
+        </w:tabs>
+        <w:ind w:left="3600" w:hanging="360"/>
+      </w:pPr>
+      <w:rPr>
+        <w:rFonts w:ascii="Symbol" w:hAnsi="Symbol" w:cs="Symbol" w:hint="default"/>
+      </w:rPr>
+    </w:lvl>
+  </w:abstractNum>
+  <w:abstractNum w:abstractNumId="3">
+    <w:lvl w:ilvl="0">
+      <w:start w:val="1"/>
+      <w:numFmt w:val="bullet"/>
+      <w:lvlText w:val=""/>
+      <w:lvlJc w:val="left"/>
+      <w:pPr>
+        <w:tabs>
+          <w:tab w:val="num" w:pos="720"/>
+        </w:tabs>
+        <w:ind w:left="720" w:hanging="360"/>
+      </w:pPr>
+      <w:rPr>
+        <w:rFonts w:ascii="Symbol" w:hAnsi="Symbol" w:cs="Symbol" w:hint="default"/>
+      </w:rPr>
+    </w:lvl>
+    <w:lvl w:ilvl="1">
+      <w:start w:val="1"/>
+      <w:numFmt w:val="bullet"/>
+      <w:lvlText w:val=""/>
+      <w:lvlJc w:val="left"/>
+      <w:pPr>
+        <w:tabs>
+          <w:tab w:val="num" w:pos="1080"/>
+        </w:tabs>
+        <w:ind w:left="1080" w:hanging="360"/>
+      </w:pPr>
+      <w:rPr>
+        <w:rFonts w:ascii="Symbol" w:hAnsi="Symbol" w:cs="Symbol" w:hint="default"/>
+      </w:rPr>
+    </w:lvl>
+    <w:lvl w:ilvl="2">
+      <w:start w:val="1"/>
+      <w:numFmt w:val="bullet"/>
+      <w:lvlText w:val=""/>
+      <w:lvlJc w:val="left"/>
+      <w:pPr>
+        <w:tabs>
+          <w:tab w:val="num" w:pos="1440"/>
+        </w:tabs>
+        <w:ind w:left="1440" w:hanging="360"/>
+      </w:pPr>
+      <w:rPr>
+        <w:rFonts w:ascii="Symbol" w:hAnsi="Symbol" w:cs="Symbol" w:hint="default"/>
+      </w:rPr>
+    </w:lvl>
+    <w:lvl w:ilvl="3">
+      <w:start w:val="1"/>
+      <w:numFmt w:val="bullet"/>
+      <w:lvlText w:val=""/>
+      <w:lvlJc w:val="left"/>
+      <w:pPr>
+        <w:tabs>
+          <w:tab w:val="num" w:pos="1800"/>
+        </w:tabs>
+        <w:ind w:left="1800" w:hanging="360"/>
+      </w:pPr>
+      <w:rPr>
+        <w:rFonts w:ascii="Symbol" w:hAnsi="Symbol" w:cs="Symbol" w:hint="default"/>
+      </w:rPr>
+    </w:lvl>
+    <w:lvl w:ilvl="4">
+      <w:start w:val="1"/>
+      <w:numFmt w:val="bullet"/>
+      <w:lvlText w:val=""/>
+      <w:lvlJc w:val="left"/>
+      <w:pPr>
+        <w:tabs>
+          <w:tab w:val="num" w:pos="2160"/>
+        </w:tabs>
+        <w:ind w:left="2160" w:hanging="360"/>
+      </w:pPr>
+      <w:rPr>
+        <w:rFonts w:ascii="Symbol" w:hAnsi="Symbol" w:cs="Symbol" w:hint="default"/>
+      </w:rPr>
+    </w:lvl>
+    <w:lvl w:ilvl="5">
+      <w:start w:val="1"/>
+      <w:numFmt w:val="bullet"/>
+      <w:lvlText w:val=""/>
+      <w:lvlJc w:val="left"/>
+      <w:pPr>
+        <w:tabs>
+          <w:tab w:val="num" w:pos="2520"/>
+        </w:tabs>
+        <w:ind w:left="2520" w:hanging="360"/>
+      </w:pPr>
+      <w:rPr>
+        <w:rFonts w:ascii="Symbol" w:hAnsi="Symbol" w:cs="Symbol" w:hint="default"/>
+      </w:rPr>
+    </w:lvl>
+    <w:lvl w:ilvl="6">
+      <w:start w:val="1"/>
+      <w:numFmt w:val="bullet"/>
+      <w:lvlText w:val=""/>
+      <w:lvlJc w:val="left"/>
+      <w:pPr>
+        <w:tabs>
+          <w:tab w:val="num" w:pos="2880"/>
+        </w:tabs>
+        <w:ind w:left="2880" w:hanging="360"/>
+      </w:pPr>
+      <w:rPr>
+        <w:rFonts w:ascii="Symbol" w:hAnsi="Symbol" w:cs="Symbol" w:hint="default"/>
+      </w:rPr>
+    </w:lvl>
+    <w:lvl w:ilvl="7">
+      <w:start w:val="1"/>
+      <w:numFmt w:val="bullet"/>
+      <w:lvlText w:val=""/>
+      <w:lvlJc w:val="left"/>
+      <w:pPr>
+        <w:tabs>
+          <w:tab w:val="num" w:pos="3240"/>
+        </w:tabs>
+        <w:ind w:left="3240" w:hanging="360"/>
+      </w:pPr>
+      <w:rPr>
+        <w:rFonts w:ascii="Symbol" w:hAnsi="Symbol" w:cs="Symbol" w:hint="default"/>
+      </w:rPr>
+    </w:lvl>
+    <w:lvl w:ilvl="8">
+      <w:start w:val="1"/>
+      <w:numFmt w:val="bullet"/>
+      <w:lvlText w:val=""/>
+      <w:lvlJc w:val="left"/>
+      <w:pPr>
+        <w:tabs>
+          <w:tab w:val="num" w:pos="3600"/>
+        </w:tabs>
+        <w:ind w:left="3600" w:hanging="360"/>
+      </w:pPr>
+      <w:rPr>
+        <w:rFonts w:ascii="Symbol" w:hAnsi="Symbol" w:cs="Symbol" w:hint="default"/>
+      </w:rPr>
+    </w:lvl>
+  </w:abstractNum>
+  <w:abstractNum w:abstractNumId="4">
+    <w:lvl w:ilvl="0">
+      <w:start w:val="1"/>
+      <w:numFmt w:val="bullet"/>
+      <w:lvlText w:val=""/>
+      <w:lvlJc w:val="left"/>
+      <w:pPr>
+        <w:tabs>
+          <w:tab w:val="num" w:pos="720"/>
+        </w:tabs>
+        <w:ind w:left="720" w:hanging="360"/>
+      </w:pPr>
+      <w:rPr>
+        <w:rFonts w:ascii="Symbol" w:hAnsi="Symbol" w:cs="Symbol" w:hint="default"/>
+      </w:rPr>
+    </w:lvl>
+    <w:lvl w:ilvl="1">
+      <w:start w:val="1"/>
+      <w:numFmt w:val="bullet"/>
+      <w:lvlText w:val=""/>
+      <w:lvlJc w:val="left"/>
+      <w:pPr>
+        <w:tabs>
+          <w:tab w:val="num" w:pos="1080"/>
+        </w:tabs>
+        <w:ind w:left="1080" w:hanging="360"/>
+      </w:pPr>
+      <w:rPr>
+        <w:rFonts w:ascii="Symbol" w:hAnsi="Symbol" w:cs="Symbol" w:hint="default"/>
+      </w:rPr>
+    </w:lvl>
+    <w:lvl w:ilvl="2">
+      <w:start w:val="1"/>
+      <w:numFmt w:val="bullet"/>
+      <w:lvlText w:val=""/>
+      <w:lvlJc w:val="left"/>
+      <w:pPr>
+        <w:tabs>
+          <w:tab w:val="num" w:pos="1440"/>
+        </w:tabs>
+        <w:ind w:left="1440" w:hanging="360"/>
+      </w:pPr>
+      <w:rPr>
+        <w:rFonts w:ascii="Symbol" w:hAnsi="Symbol" w:cs="Symbol" w:hint="default"/>
+      </w:rPr>
+    </w:lvl>
+    <w:lvl w:ilvl="3">
+      <w:start w:val="1"/>
+      <w:numFmt w:val="bullet"/>
+      <w:lvlText w:val=""/>
+      <w:lvlJc w:val="left"/>
+      <w:pPr>
+        <w:tabs>
+          <w:tab w:val="num" w:pos="1800"/>
+        </w:tabs>
+        <w:ind w:left="1800" w:hanging="360"/>
+      </w:pPr>
+      <w:rPr>
+        <w:rFonts w:ascii="Symbol" w:hAnsi="Symbol" w:cs="Symbol" w:hint="default"/>
+      </w:rPr>
+    </w:lvl>
+    <w:lvl w:ilvl="4">
+      <w:start w:val="1"/>
+      <w:numFmt w:val="bullet"/>
+      <w:lvlText w:val=""/>
+      <w:lvlJc w:val="left"/>
+      <w:pPr>
+        <w:tabs>
+          <w:tab w:val="num" w:pos="2160"/>
+        </w:tabs>
+        <w:ind w:left="2160" w:hanging="360"/>
+      </w:pPr>
+      <w:rPr>
+        <w:rFonts w:ascii="Symbol" w:hAnsi="Symbol" w:cs="Symbol" w:hint="default"/>
+      </w:rPr>
+    </w:lvl>
+    <w:lvl w:ilvl="5">
+      <w:start w:val="1"/>
+      <w:numFmt w:val="bullet"/>
+      <w:lvlText w:val=""/>
+      <w:lvlJc w:val="left"/>
+      <w:pPr>
+        <w:tabs>
+          <w:tab w:val="num" w:pos="2520"/>
+        </w:tabs>
+        <w:ind w:left="2520" w:hanging="360"/>
+      </w:pPr>
+      <w:rPr>
+        <w:rFonts w:ascii="Symbol" w:hAnsi="Symbol" w:cs="Symbol" w:hint="default"/>
+      </w:rPr>
+    </w:lvl>
+    <w:lvl w:ilvl="6">
+      <w:start w:val="1"/>
+      <w:numFmt w:val="bullet"/>
+      <w:lvlText w:val=""/>
+      <w:lvlJc w:val="left"/>
+      <w:pPr>
+        <w:tabs>
+          <w:tab w:val="num" w:pos="2880"/>
+        </w:tabs>
+        <w:ind w:left="2880" w:hanging="360"/>
+      </w:pPr>
+      <w:rPr>
+        <w:rFonts w:ascii="Symbol" w:hAnsi="Symbol" w:cs="Symbol" w:hint="default"/>
+      </w:rPr>
+    </w:lvl>
+    <w:lvl w:ilvl="7">
+      <w:start w:val="1"/>
+      <w:numFmt w:val="bullet"/>
+      <w:lvlText w:val=""/>
+      <w:lvlJc w:val="left"/>
+      <w:pPr>
+        <w:tabs>
+          <w:tab w:val="num" w:pos="3240"/>
+        </w:tabs>
+        <w:ind w:left="3240" w:hanging="360"/>
+      </w:pPr>
+      <w:rPr>
+        <w:rFonts w:ascii="Symbol" w:hAnsi="Symbol" w:cs="Symbol" w:hint="default"/>
+      </w:rPr>
+    </w:lvl>
+    <w:lvl w:ilvl="8">
+      <w:start w:val="1"/>
+      <w:numFmt w:val="bullet"/>
+      <w:lvlText w:val=""/>
+      <w:lvlJc w:val="left"/>
+      <w:pPr>
+        <w:tabs>
+          <w:tab w:val="num" w:pos="3600"/>
+        </w:tabs>
+        <w:ind w:left="3600" w:hanging="360"/>
+      </w:pPr>
+      <w:rPr>
+        <w:rFonts w:ascii="Symbol" w:hAnsi="Symbol" w:cs="Symbol" w:hint="default"/>
+      </w:rPr>
+    </w:lvl>
+  </w:abstractNum>
+  <w:abstractNum w:abstractNumId="5">
+    <w:lvl w:ilvl="0">
+      <w:start w:val="1"/>
       <w:numFmt w:val="none"/>
       <w:suff w:val="nothing"/>
       <w:lvlText w:val=""/>
@@ -1582,6 +2307,15 @@
   </w:num>
   <w:num w:numId="2">
     <w:abstractNumId w:val="2"/>
+  </w:num>
+  <w:num w:numId="3">
+    <w:abstractNumId w:val="3"/>
+  </w:num>
+  <w:num w:numId="4">
+    <w:abstractNumId w:val="4"/>
+  </w:num>
+  <w:num w:numId="5">
+    <w:abstractNumId w:val="5"/>
   </w:num>
 </w:numbering>
 </file>
@@ -2079,6 +2813,13 @@
     <w:qFormat/>
     <w:rPr/>
   </w:style>
+  <w:style w:type="character" w:styleId="Bullets">
+    <w:name w:val="Bullets"/>
+    <w:qFormat/>
+    <w:rPr>
+      <w:rFonts w:ascii="OpenSymbol" w:hAnsi="OpenSymbol" w:eastAsia="OpenSymbol" w:cs="OpenSymbol"/>
+    </w:rPr>
+  </w:style>
   <w:style w:type="paragraph" w:styleId="Heading" w:customStyle="1">
     <w:name w:val="Heading"/>
     <w:basedOn w:val="Standard"/>

--- a/document/Nicolas Lopez CV.docx
+++ b/document/Nicolas Lopez CV.docx
@@ -34,16 +34,7 @@
           <w:sz w:val="26"/>
           <w:szCs w:val="22"/>
         </w:rPr>
-        <w:t xml:space="preserve">GIS </w:t>
-      </w:r>
-      <w:r>
-        <w:rPr>
-          <w:b/>
-          <w:bCs/>
-          <w:sz w:val="26"/>
-          <w:szCs w:val="22"/>
-        </w:rPr>
-        <w:t>Analyst</w:t>
+        <w:t>GIS Analyst</w:t>
       </w:r>
     </w:p>
     <w:p>
@@ -84,6 +75,7 @@
           <w:rFonts w:ascii="Times New Roman" w:hAnsi="Times New Roman"/>
           <w:b/>
           <w:bCs/>
+          <w:i/>
           <w:i/>
           <w:iCs/>
           <w:u w:val="single"/>
@@ -108,9 +100,10 @@
     <w:p>
       <w:pPr>
         <w:sectPr>
-          <w:type w:val="continuous"/>
+          <w:type w:val="nextPage"/>
           <w:pgSz w:w="11906" w:h="16838"/>
           <w:pgMar w:left="720" w:right="720" w:gutter="0" w:header="0" w:top="238" w:footer="0" w:bottom="238"/>
+          <w:pgNumType w:fmt="decimal"/>
           <w:cols w:num="2" w:space="720" w:equalWidth="true" w:sep="false"/>
           <w:formProt w:val="false"/>
           <w:textDirection w:val="lrTb"/>
@@ -163,25 +156,7 @@
         <w:rPr>
           <w:rFonts w:ascii="Times New Roman" w:hAnsi="Times New Roman"/>
         </w:rPr>
-        <w:t xml:space="preserve"> </w:t>
-      </w:r>
-      <w:r>
-        <w:rPr>
-          <w:rFonts w:ascii="Times New Roman" w:hAnsi="Times New Roman"/>
-        </w:rPr>
-        <w:t>ESRI ArcGIS Suite, Programming (Python, SQL)</w:t>
-      </w:r>
-      <w:r>
-        <w:rPr>
-          <w:rFonts w:ascii="Times New Roman" w:hAnsi="Times New Roman"/>
-        </w:rPr>
-        <w:t xml:space="preserve">, </w:t>
-      </w:r>
-      <w:r>
-        <w:rPr>
-          <w:rFonts w:ascii="Times New Roman" w:hAnsi="Times New Roman"/>
-        </w:rPr>
-        <w:t>Data Management, WebGIS</w:t>
+        <w:t xml:space="preserve"> ESRI ArcGIS Suite, Programming (Python, SQL), Data Management, WebGIS</w:t>
       </w:r>
     </w:p>
     <w:p>
@@ -239,7 +214,7 @@
           </mc:Choice>
           <mc:Fallback>
             <w:pict>
-              <v:rect id="shape_0" fillcolor="#a0a0a0" stroked="f" o:allowincell="f" style="position:absolute;margin-left:0pt;margin-top:-1.55pt;width:523.25pt;height:1.45pt;mso-wrap-style:none;v-text-anchor:middle;mso-position-vertical:top">
+              <v:rect id="shape_0" ID="Shape1" path="m0,0l-2147483645,0l-2147483645,-2147483646l0,-2147483646xe" fillcolor="#a0a0a0" stroked="f" o:allowincell="f" style="position:absolute;margin-left:0pt;margin-top:-1.55pt;width:523.25pt;height:1.45pt;mso-wrap-style:none;v-text-anchor:middle;mso-position-vertical:top">
                 <v:fill o:detectmouseclick="t" type="solid" color2="#5f5f5f"/>
                 <v:stroke color="#3465a4" joinstyle="round" endcap="flat"/>
                 <w10:wrap type="square"/>
@@ -307,22 +282,22 @@
         <w:rPr>
           <w:rFonts w:ascii="Times New Roman" w:hAnsi="Times New Roman"/>
         </w:rPr>
-        <w:t>BSc (2.1) Zoology 2022 (specialising in Ecology).</w:t>
-      </w:r>
-    </w:p>
-    <w:p>
-      <w:pPr>
-        <w:pStyle w:val="Standard"/>
-        <w:spacing w:lineRule="auto" w:line="276"/>
-        <w:rPr>
-          <w:rFonts w:ascii="Times New Roman" w:hAnsi="Times New Roman"/>
-        </w:rPr>
-      </w:pPr>
-      <w:r>
-        <w:rPr>
-          <w:rFonts w:ascii="Times New Roman" w:hAnsi="Times New Roman"/>
-        </w:rPr>
-        <w:t>French Baccalaureate 2016.</w:t>
+        <w:t>BSc (2.1) Zoology 2022 (specialising in Ecology)</w:t>
+      </w:r>
+    </w:p>
+    <w:p>
+      <w:pPr>
+        <w:pStyle w:val="Standard"/>
+        <w:spacing w:lineRule="auto" w:line="276"/>
+        <w:rPr>
+          <w:rFonts w:ascii="Times New Roman" w:hAnsi="Times New Roman"/>
+        </w:rPr>
+      </w:pPr>
+      <w:r>
+        <w:rPr>
+          <w:rFonts w:ascii="Times New Roman" w:hAnsi="Times New Roman"/>
+        </w:rPr>
+        <w:t>French Baccalaureate 2016</w:t>
       </w:r>
     </w:p>
     <w:p>
@@ -356,7 +331,7 @@
         <w:rPr>
           <w:rFonts w:ascii="Times New Roman" w:hAnsi="Times New Roman"/>
         </w:rPr>
-        <w:t>Royal Geographical Society Associate Fellow.</w:t>
+        <w:t>Royal Geographical Society Associate Fellow</w:t>
       </w:r>
     </w:p>
     <w:p>
@@ -390,7 +365,7 @@
         <w:rPr>
           <w:rFonts w:ascii="Times New Roman" w:hAnsi="Times New Roman"/>
         </w:rPr>
-        <w:t>English – Fluent.</w:t>
+        <w:t>English – Fluent</w:t>
       </w:r>
     </w:p>
     <w:p>
@@ -405,7 +380,7 @@
         <w:rPr>
           <w:rFonts w:ascii="Times New Roman" w:hAnsi="Times New Roman"/>
         </w:rPr>
-        <w:t>French – Native.</w:t>
+        <w:t>French – Native</w:t>
       </w:r>
     </w:p>
     <w:p>
@@ -446,33 +421,34 @@
           <w:sz w:val="24"/>
           <w:szCs w:val="24"/>
         </w:rPr>
-        <w:t xml:space="preserve">ArcGIS Pro, ArGIS Desktop </w:t>
-      </w:r>
-      <w:r>
+        <w:t>ArcGIS Pro, ArGIS Desktop ArcGIS Entreprise and Online services. Specialised in Spatial and 3D Analysis and creation and maintenance of Web Applications.</w:t>
+      </w:r>
+    </w:p>
+    <w:p>
+      <w:pPr>
+        <w:pStyle w:val="Standard"/>
+        <w:spacing w:lineRule="auto" w:line="276"/>
+        <w:jc w:val="both"/>
         <w:rPr>
           <w:sz w:val="24"/>
           <w:szCs w:val="24"/>
         </w:rPr>
-        <w:t>ArcGIS Entreprise and Online services. Specialised in Spatial and 3D Analysis and creation and maintenance of Web Applications.</w:t>
-      </w:r>
-    </w:p>
-    <w:p>
-      <w:pPr>
-        <w:pStyle w:val="Standard"/>
-        <w:spacing w:lineRule="auto" w:line="276"/>
-        <w:jc w:val="both"/>
-        <w:rPr>
+      </w:pPr>
+      <w:r>
+        <w:rPr>
+          <w:rFonts w:ascii="Times New Roman" w:hAnsi="Times New Roman"/>
           <w:sz w:val="24"/>
           <w:szCs w:val="24"/>
         </w:rPr>
-      </w:pPr>
+        <w:t xml:space="preserve">Python Development – </w:t>
+      </w:r>
       <w:r>
         <w:rPr>
           <w:rFonts w:ascii="Times New Roman" w:hAnsi="Times New Roman"/>
           <w:sz w:val="24"/>
           <w:szCs w:val="24"/>
         </w:rPr>
-        <w:t xml:space="preserve">Python Development. Specialised in GIS with expertise knowledge of </w:t>
+        <w:t>Expert</w:t>
       </w:r>
       <w:r>
         <w:rPr>
@@ -480,198 +456,102 @@
           <w:sz w:val="24"/>
           <w:szCs w:val="24"/>
         </w:rPr>
-        <w:t xml:space="preserve">the arpy library and </w:t>
-      </w:r>
-      <w:r>
-        <w:rPr>
-          <w:rFonts w:ascii="Times New Roman" w:hAnsi="Times New Roman"/>
+        <w:t xml:space="preserve"> knowledge of the arpy library and geospatial open-source libraries (geopandas, rasterio, shapely, numpy).</w:t>
+      </w:r>
+    </w:p>
+    <w:p>
+      <w:pPr>
+        <w:pStyle w:val="Standard"/>
+        <w:spacing w:lineRule="auto" w:line="276"/>
+        <w:jc w:val="both"/>
+        <w:rPr>
           <w:sz w:val="24"/>
           <w:szCs w:val="24"/>
         </w:rPr>
-        <w:t>geospatial open-source libraries (geopandas, rasterio, numpy, shapely fiona)</w:t>
-      </w:r>
-    </w:p>
-    <w:p>
-      <w:pPr>
-        <w:pStyle w:val="Standard"/>
-        <w:spacing w:lineRule="auto" w:line="276"/>
-        <w:jc w:val="both"/>
-        <w:rPr>
+      </w:pPr>
+      <w:r>
+        <w:rPr>
+          <w:rFonts w:ascii="Times New Roman" w:hAnsi="Times New Roman"/>
           <w:sz w:val="24"/>
           <w:szCs w:val="24"/>
         </w:rPr>
-      </w:pPr>
-      <w:r>
-        <w:rPr>
-          <w:rFonts w:ascii="Times New Roman" w:hAnsi="Times New Roman"/>
+        <w:t>SQL database management and scripting.</w:t>
+      </w:r>
+    </w:p>
+    <w:p>
+      <w:pPr>
+        <w:pStyle w:val="Standard"/>
+        <w:spacing w:lineRule="auto" w:line="276"/>
+        <w:jc w:val="both"/>
+        <w:rPr>
           <w:sz w:val="24"/>
           <w:szCs w:val="24"/>
         </w:rPr>
-        <w:t xml:space="preserve">SQL database management </w:t>
-      </w:r>
+      </w:pPr>
       <w:r>
         <w:rPr>
           <w:rFonts w:ascii="Times New Roman" w:hAnsi="Times New Roman"/>
           <w:sz w:val="24"/>
           <w:szCs w:val="24"/>
         </w:rPr>
-        <w:t>and scripting</w:t>
-      </w:r>
-      <w:r>
-        <w:rPr>
-          <w:rFonts w:ascii="Times New Roman" w:hAnsi="Times New Roman"/>
+        <w:t>Management of a variety of data types (physical, environmental, routing etc.) both offshore and onshore.</w:t>
+      </w:r>
+    </w:p>
+    <w:p>
+      <w:pPr>
+        <w:pStyle w:val="Standard"/>
+        <w:spacing w:lineRule="auto" w:line="276"/>
+        <w:jc w:val="both"/>
+        <w:rPr>
           <w:sz w:val="24"/>
           <w:szCs w:val="24"/>
         </w:rPr>
-        <w:t>.</w:t>
-      </w:r>
-    </w:p>
-    <w:p>
-      <w:pPr>
-        <w:pStyle w:val="Standard"/>
-        <w:spacing w:lineRule="auto" w:line="276"/>
-        <w:jc w:val="both"/>
-        <w:rPr>
+      </w:pPr>
+      <w:r>
+        <w:rPr>
+          <w:rFonts w:ascii="Times New Roman" w:hAnsi="Times New Roman"/>
           <w:sz w:val="24"/>
           <w:szCs w:val="24"/>
         </w:rPr>
-      </w:pPr>
-      <w:r>
-        <w:rPr>
-          <w:rFonts w:ascii="Times New Roman" w:hAnsi="Times New Roman"/>
+        <w:t>WebGIS – ArcGIS Online, ArcGIS Entreprise, FieldMaps Experience Builder, HTML, CSS, JavaScript and server-end management of geo-data.</w:t>
+      </w:r>
+    </w:p>
+    <w:p>
+      <w:pPr>
+        <w:pStyle w:val="Standard"/>
+        <w:spacing w:lineRule="auto" w:line="276"/>
+        <w:jc w:val="both"/>
+        <w:rPr>
           <w:sz w:val="24"/>
           <w:szCs w:val="24"/>
         </w:rPr>
-        <w:t xml:space="preserve">Management of </w:t>
-      </w:r>
+      </w:pPr>
       <w:r>
         <w:rPr>
           <w:rFonts w:ascii="Times New Roman" w:hAnsi="Times New Roman"/>
           <w:sz w:val="24"/>
           <w:szCs w:val="24"/>
         </w:rPr>
-        <w:t xml:space="preserve">a </w:t>
-      </w:r>
-      <w:r>
-        <w:rPr>
-          <w:rFonts w:ascii="Times New Roman" w:hAnsi="Times New Roman"/>
+        <w:t>Cartography – creation of high quality maps and plans.</w:t>
+      </w:r>
+    </w:p>
+    <w:p>
+      <w:pPr>
+        <w:pStyle w:val="Standard"/>
+        <w:spacing w:lineRule="auto" w:line="276"/>
+        <w:jc w:val="both"/>
+        <w:rPr>
           <w:sz w:val="24"/>
           <w:szCs w:val="24"/>
         </w:rPr>
-        <w:t xml:space="preserve">variety of </w:t>
-      </w:r>
+      </w:pPr>
       <w:r>
         <w:rPr>
           <w:rFonts w:ascii="Times New Roman" w:hAnsi="Times New Roman"/>
           <w:sz w:val="24"/>
           <w:szCs w:val="24"/>
         </w:rPr>
-        <w:t xml:space="preserve">data types </w:t>
-      </w:r>
-      <w:r>
-        <w:rPr>
-          <w:rFonts w:ascii="Times New Roman" w:hAnsi="Times New Roman"/>
-          <w:sz w:val="24"/>
-          <w:szCs w:val="24"/>
-        </w:rPr>
-        <w:t>(physical, environmental, routing etc.) both offshore and onshore.</w:t>
-      </w:r>
-    </w:p>
-    <w:p>
-      <w:pPr>
-        <w:pStyle w:val="Standard"/>
-        <w:spacing w:lineRule="auto" w:line="276"/>
-        <w:jc w:val="both"/>
-        <w:rPr>
-          <w:sz w:val="24"/>
-          <w:szCs w:val="24"/>
-        </w:rPr>
-      </w:pPr>
-      <w:r>
-        <w:rPr>
-          <w:rFonts w:ascii="Times New Roman" w:hAnsi="Times New Roman"/>
-          <w:sz w:val="24"/>
-          <w:szCs w:val="24"/>
-        </w:rPr>
-        <w:t xml:space="preserve">WebGIS – ArcGIS Online, ArcGIS Entreprise, </w:t>
-      </w:r>
-      <w:r>
-        <w:rPr>
-          <w:rFonts w:ascii="Times New Roman" w:hAnsi="Times New Roman"/>
-          <w:sz w:val="24"/>
-          <w:szCs w:val="24"/>
-        </w:rPr>
-        <w:t xml:space="preserve">FieldMaps </w:t>
-      </w:r>
-      <w:r>
-        <w:rPr>
-          <w:rFonts w:ascii="Times New Roman" w:hAnsi="Times New Roman"/>
-          <w:sz w:val="24"/>
-          <w:szCs w:val="24"/>
-        </w:rPr>
-        <w:t>Experience Builder, HTML, CSS, JavaScript and server-end management of geo-data.</w:t>
-      </w:r>
-    </w:p>
-    <w:p>
-      <w:pPr>
-        <w:pStyle w:val="Standard"/>
-        <w:spacing w:lineRule="auto" w:line="276"/>
-        <w:jc w:val="both"/>
-        <w:rPr>
-          <w:sz w:val="24"/>
-          <w:szCs w:val="24"/>
-        </w:rPr>
-      </w:pPr>
-      <w:r>
-        <w:rPr>
-          <w:rFonts w:ascii="Times New Roman" w:hAnsi="Times New Roman"/>
-          <w:sz w:val="24"/>
-          <w:szCs w:val="24"/>
-        </w:rPr>
-        <w:t>Cartography – creation of high quality maps and plans</w:t>
-      </w:r>
-      <w:r>
-        <w:rPr>
-          <w:rFonts w:ascii="Times New Roman" w:hAnsi="Times New Roman"/>
-          <w:sz w:val="24"/>
-          <w:szCs w:val="24"/>
-        </w:rPr>
-        <w:t>.</w:t>
-      </w:r>
-    </w:p>
-    <w:p>
-      <w:pPr>
-        <w:pStyle w:val="Standard"/>
-        <w:spacing w:lineRule="auto" w:line="276"/>
-        <w:jc w:val="both"/>
-        <w:rPr>
-          <w:sz w:val="24"/>
-          <w:szCs w:val="24"/>
-        </w:rPr>
-      </w:pPr>
-      <w:r>
-        <w:rPr>
-          <w:rFonts w:ascii="Times New Roman" w:hAnsi="Times New Roman"/>
-          <w:sz w:val="24"/>
-          <w:szCs w:val="24"/>
-        </w:rPr>
-        <w:t xml:space="preserve">Remote Sensing Image Processing – </w:t>
-      </w:r>
-      <w:r>
-        <w:rPr>
-          <w:rFonts w:ascii="Times New Roman" w:hAnsi="Times New Roman"/>
-          <w:sz w:val="24"/>
-          <w:szCs w:val="24"/>
-        </w:rPr>
-        <w:t xml:space="preserve">Offshore </w:t>
-      </w:r>
-      <w:r>
-        <w:rPr>
-          <w:rFonts w:ascii="Times New Roman" w:hAnsi="Times New Roman"/>
-          <w:sz w:val="24"/>
-          <w:szCs w:val="24"/>
-        </w:rPr>
-        <w:t>Survey Data, Satellite Imagery.</w:t>
+        <w:t>Remote Sensing Image Processing – Offshore Survey Data, Satellite Imagery.</w:t>
       </w:r>
     </w:p>
     <w:p>
@@ -762,7 +642,7 @@
           </mc:Choice>
           <mc:Fallback>
             <w:pict>
-              <v:rect id="shape_0" fillcolor="#a0a0a0" stroked="f" o:allowincell="f" style="position:absolute;margin-left:0pt;margin-top:-1.55pt;width:523.25pt;height:1.45pt;mso-wrap-style:none;v-text-anchor:middle;mso-position-vertical:top">
+              <v:rect id="shape_0" ID="Shape2" path="m0,0l-2147483645,0l-2147483645,-2147483646l0,-2147483646xe" fillcolor="#a0a0a0" stroked="f" o:allowincell="f" style="position:absolute;margin-left:0pt;margin-top:-1.55pt;width:523.25pt;height:1.45pt;mso-wrap-style:none;v-text-anchor:middle;mso-position-vertical:top">
                 <v:fill o:detectmouseclick="t" type="solid" color2="#5f5f5f"/>
                 <v:stroke color="#3465a4" joinstyle="round" endcap="flat"/>
                 <w10:wrap type="square"/>
@@ -797,7 +677,7 @@
           <w:sz w:val="22"/>
           <w:szCs w:val="22"/>
         </w:rPr>
-        <w:t xml:space="preserve">Nicolas, a </w:t>
+        <w:t xml:space="preserve">Nicolas, a GIS analyst, is specialised in Python programming, and data management. Since joining Wood, he </w:t>
       </w:r>
       <w:r>
         <w:rPr>
@@ -805,7 +685,7 @@
           <w:sz w:val="22"/>
           <w:szCs w:val="22"/>
         </w:rPr>
-        <w:t>GIS</w:t>
+        <w:t xml:space="preserve">has </w:t>
       </w:r>
       <w:r>
         <w:rPr>
@@ -813,7 +693,7 @@
           <w:sz w:val="22"/>
           <w:szCs w:val="22"/>
         </w:rPr>
-        <w:t xml:space="preserve"> analyst, is specialised in Python </w:t>
+        <w:t xml:space="preserve">developed an array of tools and spatial data workflows. He </w:t>
       </w:r>
       <w:r>
         <w:rPr>
@@ -821,7 +701,7 @@
           <w:sz w:val="22"/>
           <w:szCs w:val="22"/>
         </w:rPr>
-        <w:t>programming</w:t>
+        <w:t xml:space="preserve">has </w:t>
       </w:r>
       <w:r>
         <w:rPr>
@@ -829,7 +709,7 @@
           <w:sz w:val="22"/>
           <w:szCs w:val="22"/>
         </w:rPr>
-        <w:t xml:space="preserve">, and data management. Since joining Wood, he developed </w:t>
+        <w:t xml:space="preserve">managed to the highest standard robust large spatial datasets; regularly updating them with a large variety of data </w:t>
       </w:r>
       <w:r>
         <w:rPr>
@@ -837,7 +717,7 @@
           <w:sz w:val="22"/>
           <w:szCs w:val="22"/>
         </w:rPr>
-        <w:t>an</w:t>
+        <w:t>collected from field workers, contractors, clients or  open-source datasets.</w:t>
       </w:r>
       <w:r>
         <w:rPr>
@@ -845,7 +725,7 @@
           <w:sz w:val="22"/>
           <w:szCs w:val="22"/>
         </w:rPr>
-        <w:t xml:space="preserve"> array of tools and </w:t>
+        <w:t xml:space="preserve"> He </w:t>
       </w:r>
       <w:r>
         <w:rPr>
@@ -853,7 +733,7 @@
           <w:sz w:val="22"/>
           <w:szCs w:val="22"/>
         </w:rPr>
-        <w:t>spatial</w:t>
+        <w:t xml:space="preserve">has </w:t>
       </w:r>
       <w:r>
         <w:rPr>
@@ -861,7 +741,7 @@
           <w:sz w:val="22"/>
           <w:szCs w:val="22"/>
         </w:rPr>
-        <w:t xml:space="preserve"> data workflows. He managed </w:t>
+        <w:t>developed and maintained both internal (Entreprise) and external (Online) WebGIS viewer</w:t>
       </w:r>
       <w:r>
         <w:rPr>
@@ -869,7 +749,7 @@
           <w:sz w:val="22"/>
           <w:szCs w:val="22"/>
         </w:rPr>
-        <w:t>to the highest standard,</w:t>
+        <w:t>s</w:t>
       </w:r>
       <w:r>
         <w:rPr>
@@ -877,7 +757,7 @@
           <w:sz w:val="22"/>
           <w:szCs w:val="22"/>
         </w:rPr>
-        <w:t xml:space="preserve"> </w:t>
+        <w:t xml:space="preserve"> for a variety of offshore and onshore projects (e.g. Overhead Power Line field support, Offshore Hydrogen Pipeline Routing, Onshore Carbon Capture Pipeline Routing).</w:t>
       </w:r>
       <w:r>
         <w:rPr>
@@ -885,7 +765,7 @@
           <w:sz w:val="22"/>
           <w:szCs w:val="22"/>
         </w:rPr>
-        <w:t>robust large</w:t>
+        <w:t xml:space="preserve"> These applications assisted with</w:t>
       </w:r>
       <w:r>
         <w:rPr>
@@ -893,135 +773,7 @@
           <w:sz w:val="22"/>
           <w:szCs w:val="22"/>
         </w:rPr>
-        <w:t xml:space="preserve"> </w:t>
-      </w:r>
-      <w:r>
-        <w:rPr>
-          <w:rFonts w:ascii="Times New Roman" w:hAnsi="Times New Roman"/>
-          <w:sz w:val="22"/>
-          <w:szCs w:val="22"/>
-        </w:rPr>
-        <w:t>spatial</w:t>
-      </w:r>
-      <w:r>
-        <w:rPr>
-          <w:rFonts w:ascii="Times New Roman" w:hAnsi="Times New Roman"/>
-          <w:sz w:val="22"/>
-          <w:szCs w:val="22"/>
-        </w:rPr>
-        <w:t xml:space="preserve"> </w:t>
-      </w:r>
-      <w:r>
-        <w:rPr>
-          <w:rFonts w:ascii="Times New Roman" w:hAnsi="Times New Roman"/>
-          <w:sz w:val="22"/>
-          <w:szCs w:val="22"/>
-        </w:rPr>
-        <w:t>datasets; regularly updating theme with a large variety of data coming from a diverse range of</w:t>
-      </w:r>
-      <w:r>
-        <w:rPr>
-          <w:rFonts w:ascii="Times New Roman" w:hAnsi="Times New Roman"/>
-          <w:sz w:val="22"/>
-          <w:szCs w:val="22"/>
-        </w:rPr>
-        <w:t xml:space="preserve"> stake-holders and clients. He </w:t>
-      </w:r>
-      <w:r>
-        <w:rPr>
-          <w:rFonts w:ascii="Times New Roman" w:hAnsi="Times New Roman"/>
-          <w:sz w:val="22"/>
-          <w:szCs w:val="22"/>
-        </w:rPr>
-        <w:t xml:space="preserve">developed and maintained </w:t>
-      </w:r>
-      <w:r>
-        <w:rPr>
-          <w:rFonts w:ascii="Times New Roman" w:hAnsi="Times New Roman"/>
-          <w:sz w:val="22"/>
-          <w:szCs w:val="22"/>
-        </w:rPr>
-        <w:t xml:space="preserve">both internal (Entreprise) and external (Online) WebGIS viewer for a variety of offshore and onshore projects (e.g. Overhead Power Line field support, Offshore Hydrogen Pipeline Routing, Onshore Carbon Capture Pipeline Routing); </w:t>
-      </w:r>
-      <w:r>
-        <w:rPr>
-          <w:rFonts w:ascii="Times New Roman" w:hAnsi="Times New Roman"/>
-          <w:sz w:val="22"/>
-          <w:szCs w:val="22"/>
-        </w:rPr>
-        <w:t>helping with the visualisation and analysis of complex spatial information</w:t>
-      </w:r>
-      <w:r>
-        <w:rPr>
-          <w:rFonts w:ascii="Times New Roman" w:hAnsi="Times New Roman"/>
-          <w:sz w:val="22"/>
-          <w:szCs w:val="22"/>
-        </w:rPr>
-        <w:t xml:space="preserve">. He </w:t>
-      </w:r>
-      <w:r>
-        <w:rPr>
-          <w:rFonts w:ascii="Times New Roman" w:hAnsi="Times New Roman"/>
-          <w:sz w:val="22"/>
-          <w:szCs w:val="22"/>
-        </w:rPr>
-        <w:t xml:space="preserve">communicates with a variety of stakeholders from clients to engineers and has experience explaining and rationalising his </w:t>
-      </w:r>
-      <w:r>
-        <w:rPr>
-          <w:rFonts w:ascii="Times New Roman" w:hAnsi="Times New Roman"/>
-          <w:sz w:val="22"/>
-          <w:szCs w:val="22"/>
-        </w:rPr>
-        <w:t>GIS solutions and workflows</w:t>
-      </w:r>
-      <w:r>
-        <w:rPr>
-          <w:rFonts w:ascii="Times New Roman" w:hAnsi="Times New Roman"/>
-          <w:sz w:val="22"/>
-          <w:szCs w:val="22"/>
-        </w:rPr>
-        <w:t xml:space="preserve">. He has a great understanding of </w:t>
-      </w:r>
-      <w:r>
-        <w:rPr>
-          <w:rFonts w:ascii="Times New Roman" w:hAnsi="Times New Roman"/>
-          <w:sz w:val="22"/>
-          <w:szCs w:val="22"/>
-        </w:rPr>
-        <w:t xml:space="preserve">spatial </w:t>
-      </w:r>
-      <w:r>
-        <w:rPr>
-          <w:rFonts w:ascii="Times New Roman" w:hAnsi="Times New Roman"/>
-          <w:sz w:val="22"/>
-          <w:szCs w:val="22"/>
-        </w:rPr>
-        <w:t>data, spatial projections, and their manipulations though python with both open-source librar</w:t>
-      </w:r>
-      <w:r>
-        <w:rPr>
-          <w:rFonts w:ascii="Times New Roman" w:hAnsi="Times New Roman"/>
-          <w:sz w:val="22"/>
-          <w:szCs w:val="22"/>
-        </w:rPr>
-        <w:t>ies</w:t>
-      </w:r>
-      <w:r>
-        <w:rPr>
-          <w:rFonts w:ascii="Times New Roman" w:hAnsi="Times New Roman"/>
-          <w:sz w:val="22"/>
-          <w:szCs w:val="22"/>
-        </w:rPr>
-        <w:t xml:space="preserve"> and paid API-based libraries (arcpy). He has created </w:t>
-      </w:r>
-      <w:r>
-        <w:rPr>
-          <w:rFonts w:ascii="Times New Roman" w:hAnsi="Times New Roman"/>
-          <w:sz w:val="22"/>
-          <w:szCs w:val="22"/>
-        </w:rPr>
-        <w:t>a variety maps, plans and reports for both internal and external (client) purposes.</w:t>
+        <w:t xml:space="preserve"> the visualisation and analysis of complex spatial information. He communicates with a variety of stakeholders, from clients to engineers, and has experience explaining and rationalising his GIS solutions and workflows. He has a great understanding of spatial data, spatial projections, and their manipulations though python with both open-source libraries and paid API-based libraries (arcpy). He has created a variety maps, plans and reports for both internal and external (client) purposes.</w:t>
       </w:r>
     </w:p>
     <w:p>
@@ -1063,21 +815,7 @@
           <w:sz w:val="22"/>
           <w:szCs w:val="22"/>
         </w:rPr>
-        <w:t xml:space="preserve">Creation, </w:t>
-      </w:r>
-      <w:r>
-        <w:rPr>
-          <w:sz w:val="22"/>
-          <w:szCs w:val="22"/>
-        </w:rPr>
-        <w:t>visualisation</w:t>
-      </w:r>
-      <w:r>
-        <w:rPr>
-          <w:sz w:val="22"/>
-          <w:szCs w:val="22"/>
-        </w:rPr>
-        <w:t xml:space="preserve"> and analysis of spatial information through ESRI technologies: ArcGIS Pro (Spatial and 3D extensions), ArcMap, ArcGIS Online, Spatial and 3D extensions.</w:t>
+        <w:t>Creation, visualisation and analysis of spatial information through ESRI technologies: ArcGIS Pro (Spatial and 3D extensions), ArcMap, ArcGIS Online, Spatial and 3D extensions.</w:t>
       </w:r>
     </w:p>
     <w:p>
@@ -1121,21 +859,7 @@
           <w:sz w:val="22"/>
           <w:szCs w:val="22"/>
         </w:rPr>
-        <w:t xml:space="preserve">Data analysis and creation of workflows </w:t>
-      </w:r>
-      <w:r>
-        <w:rPr>
-          <w:sz w:val="22"/>
-          <w:szCs w:val="22"/>
-        </w:rPr>
-        <w:t>for</w:t>
-      </w:r>
-      <w:r>
-        <w:rPr>
-          <w:sz w:val="22"/>
-          <w:szCs w:val="22"/>
-        </w:rPr>
-        <w:t xml:space="preserve"> structuring geospatial data (raster and vector).</w:t>
+        <w:t>Data analysis and creation of workflows for structuring geospatial data (raster and vector).</w:t>
       </w:r>
     </w:p>
     <w:p>
@@ -1155,23 +879,7 @@
           <w:sz w:val="22"/>
           <w:szCs w:val="22"/>
         </w:rPr>
-        <w:t>Creation and maintenance of GIS Web Services,</w:t>
-      </w:r>
-      <w:r>
-        <w:rPr>
-          <w:rFonts w:ascii="Times New Roman" w:hAnsi="Times New Roman"/>
-          <w:sz w:val="22"/>
-          <w:szCs w:val="22"/>
-        </w:rPr>
-        <w:t xml:space="preserve"> Entreprise Geodatabases and mobile apps (FieldMaps)</w:t>
-      </w:r>
-      <w:r>
-        <w:rPr>
-          <w:rFonts w:ascii="Times New Roman" w:hAnsi="Times New Roman"/>
-          <w:sz w:val="22"/>
-          <w:szCs w:val="22"/>
-        </w:rPr>
-        <w:t xml:space="preserve">. </w:t>
+        <w:t xml:space="preserve">Creation and maintenance of GIS Web Services, Entreprise Geodatabases and mobile apps (FieldMaps). </w:t>
       </w:r>
     </w:p>
     <w:p>
@@ -1264,7 +972,7 @@
     <w:p>
       <w:pPr>
         <w:pStyle w:val="Standard"/>
-        <w:spacing w:lineRule="auto" w:line="240" w:before="0" w:after="120"/>
+        <w:spacing w:lineRule="auto" w:line="240" w:before="0" w:after="63"/>
         <w:jc w:val="both"/>
         <w:rPr/>
       </w:pPr>
@@ -1369,15 +1077,7 @@
           <w:sz w:val="20"/>
           <w:szCs w:val="20"/>
         </w:rPr>
-        <w:t>E</w:t>
-      </w:r>
-      <w:r>
-        <w:rPr>
-          <w:rFonts w:ascii="Times New Roman" w:hAnsi="Times New Roman"/>
-          <w:sz w:val="20"/>
-          <w:szCs w:val="20"/>
-        </w:rPr>
-        <w:t xml:space="preserve">nvironmental and commercial constraints to support a railway route selection, dam site selection, a farm development project. </w:t>
+        <w:t xml:space="preserve">Environmental and commercial constraints to support a railway route selection, dam site selection, a farm development project. </w:t>
       </w:r>
     </w:p>
     <w:p>
@@ -1401,15 +1101,7 @@
           <w:sz w:val="20"/>
           <w:szCs w:val="20"/>
         </w:rPr>
-        <w:t>D</w:t>
-      </w:r>
-      <w:r>
-        <w:rPr>
-          <w:rFonts w:ascii="Times New Roman" w:hAnsi="Times New Roman"/>
-          <w:sz w:val="20"/>
-          <w:szCs w:val="20"/>
-        </w:rPr>
-        <w:t>igitising, georeferencing, geospatial analysis of Remote Sensing data (Satellite, LIDAR)</w:t>
+        <w:t>Digitising, georeferencing, geospatial analysis of Remote Sensing data (Satellite, LIDAR)</w:t>
       </w:r>
     </w:p>
     <w:p>
@@ -1441,39 +1133,7 @@
           <w:sz w:val="20"/>
           <w:szCs w:val="20"/>
         </w:rPr>
-        <w:t>Web</w:t>
-      </w:r>
-      <w:r>
-        <w:rPr>
-          <w:rFonts w:ascii="Times New Roman" w:hAnsi="Times New Roman"/>
-          <w:sz w:val="20"/>
-          <w:szCs w:val="20"/>
-        </w:rPr>
-        <w:t>GIS</w:t>
-      </w:r>
-      <w:r>
-        <w:rPr>
-          <w:rFonts w:ascii="Times New Roman" w:hAnsi="Times New Roman"/>
-          <w:sz w:val="20"/>
-          <w:szCs w:val="20"/>
-        </w:rPr>
-        <w:t xml:space="preserve"> development using </w:t>
-      </w:r>
-      <w:r>
-        <w:rPr>
-          <w:rFonts w:ascii="Times New Roman" w:hAnsi="Times New Roman"/>
-          <w:sz w:val="20"/>
-          <w:szCs w:val="20"/>
-        </w:rPr>
-        <w:t>AcrGIS Online, HTML, JS and Leaflet</w:t>
-      </w:r>
-      <w:r>
-        <w:rPr>
-          <w:rFonts w:ascii="Times New Roman" w:hAnsi="Times New Roman"/>
-          <w:sz w:val="20"/>
-          <w:szCs w:val="20"/>
-        </w:rPr>
-        <w:t>.</w:t>
+        <w:t>WebGIS development using AcrGIS Online, HTML, JS and Leaflet.</w:t>
       </w:r>
     </w:p>
     <w:p>
@@ -1597,27 +1257,7 @@
           <w:sz w:val="20"/>
           <w:szCs w:val="20"/>
         </w:rPr>
-        <w:t>Rowing</w:t>
-      </w:r>
-      <w:r>
-        <w:rPr>
-          <w:rFonts w:ascii="Times New Roman" w:hAnsi="Times New Roman"/>
-          <w:b w:val="false"/>
-          <w:bCs w:val="false"/>
-          <w:sz w:val="20"/>
-          <w:szCs w:val="20"/>
-        </w:rPr>
-        <w:t xml:space="preserve">, Hiking, </w:t>
-      </w:r>
-      <w:r>
-        <w:rPr>
-          <w:rFonts w:ascii="Times New Roman" w:hAnsi="Times New Roman"/>
-          <w:b w:val="false"/>
-          <w:bCs w:val="false"/>
-          <w:sz w:val="20"/>
-          <w:szCs w:val="20"/>
-        </w:rPr>
-        <w:t>Miniature modelling.</w:t>
+        <w:t>Rowing, Hiking, Miniature modelling.</w:t>
       </w:r>
     </w:p>
     <w:sectPr>
@@ -2813,8 +2453,8 @@
     <w:qFormat/>
     <w:rPr/>
   </w:style>
-  <w:style w:type="character" w:styleId="Bullets">
-    <w:name w:val="Bullets"/>
+  <w:style w:type="character" w:styleId="Bulletsuser">
+    <w:name w:val="Bullets (user)"/>
     <w:qFormat/>
     <w:rPr>
       <w:rFonts w:ascii="OpenSymbol" w:hAnsi="OpenSymbol" w:eastAsia="OpenSymbol" w:cs="OpenSymbol"/>

--- a/document/Nicolas Lopez CV.docx
+++ b/document/Nicolas Lopez CV.docx
@@ -75,7 +75,6 @@
           <w:rFonts w:ascii="Times New Roman" w:hAnsi="Times New Roman"/>
           <w:b/>
           <w:bCs/>
-          <w:i/>
           <w:i/>
           <w:iCs/>
           <w:u w:val="single"/>
@@ -100,10 +99,9 @@
     <w:p>
       <w:pPr>
         <w:sectPr>
-          <w:type w:val="nextPage"/>
+          <w:type w:val="continuous"/>
           <w:pgSz w:w="11906" w:h="16838"/>
           <w:pgMar w:left="720" w:right="720" w:gutter="0" w:header="0" w:top="238" w:footer="0" w:bottom="238"/>
-          <w:pgNumType w:fmt="decimal"/>
           <w:cols w:num="2" w:space="720" w:equalWidth="true" w:sep="false"/>
           <w:formProt w:val="false"/>
           <w:textDirection w:val="lrTb"/>
@@ -138,11 +136,9 @@
     <w:p>
       <w:pPr>
         <w:pStyle w:val="Standard"/>
-        <w:spacing w:lineRule="auto" w:line="276"/>
-        <w:jc w:val="both"/>
-        <w:rPr>
-          <w:rFonts w:ascii="Times New Roman" w:hAnsi="Times New Roman"/>
-        </w:rPr>
+        <w:spacing w:lineRule="auto" w:line="240"/>
+        <w:jc w:val="both"/>
+        <w:rPr/>
       </w:pPr>
       <w:r>
         <w:rPr>
@@ -214,7 +210,7 @@
           </mc:Choice>
           <mc:Fallback>
             <w:pict>
-              <v:rect id="shape_0" ID="Shape1" path="m0,0l-2147483645,0l-2147483645,-2147483646l0,-2147483646xe" fillcolor="#a0a0a0" stroked="f" o:allowincell="f" style="position:absolute;margin-left:0pt;margin-top:-1.55pt;width:523.25pt;height:1.45pt;mso-wrap-style:none;v-text-anchor:middle;mso-position-vertical:top">
+              <v:rect id="shape_0" fillcolor="#a0a0a0" stroked="f" o:allowincell="f" style="position:absolute;margin-left:0pt;margin-top:-1.55pt;width:523.25pt;height:1.45pt;mso-wrap-style:none;v-text-anchor:middle;mso-position-vertical:top">
                 <v:fill o:detectmouseclick="t" type="solid" color2="#5f5f5f"/>
                 <v:stroke color="#3465a4" joinstyle="round" endcap="flat"/>
                 <w10:wrap type="square"/>
@@ -241,9 +237,82 @@
         <w:pStyle w:val="Standard"/>
         <w:spacing w:lineRule="auto" w:line="276"/>
         <w:rPr>
+          <w:sz w:val="22"/>
+          <w:szCs w:val="22"/>
+        </w:rPr>
+      </w:pPr>
+      <w:r>
+        <w:rPr>
           <w:rFonts w:ascii="Times New Roman" w:hAnsi="Times New Roman"/>
           <w:b/>
           <w:bCs/>
+          <w:sz w:val="22"/>
+          <w:szCs w:val="22"/>
+        </w:rPr>
+        <w:t>Qualifications:</w:t>
+      </w:r>
+    </w:p>
+    <w:p>
+      <w:pPr>
+        <w:pStyle w:val="Standard"/>
+        <w:spacing w:lineRule="auto" w:line="276"/>
+        <w:rPr>
+          <w:sz w:val="22"/>
+          <w:szCs w:val="22"/>
+        </w:rPr>
+      </w:pPr>
+      <w:r>
+        <w:rPr>
+          <w:rFonts w:ascii="Times New Roman" w:hAnsi="Times New Roman"/>
+          <w:sz w:val="22"/>
+          <w:szCs w:val="22"/>
+        </w:rPr>
+        <w:t>MSc (Commendation) in Geographical Information Systems 2023</w:t>
+      </w:r>
+    </w:p>
+    <w:p>
+      <w:pPr>
+        <w:pStyle w:val="Standard"/>
+        <w:spacing w:lineRule="auto" w:line="276"/>
+        <w:rPr>
+          <w:sz w:val="22"/>
+          <w:szCs w:val="22"/>
+        </w:rPr>
+      </w:pPr>
+      <w:r>
+        <w:rPr>
+          <w:rFonts w:ascii="Times New Roman" w:hAnsi="Times New Roman"/>
+          <w:sz w:val="22"/>
+          <w:szCs w:val="22"/>
+        </w:rPr>
+        <w:t>BSc (2.1) Zoology 2022 (specialising in Ecology)</w:t>
+      </w:r>
+    </w:p>
+    <w:p>
+      <w:pPr>
+        <w:pStyle w:val="Standard"/>
+        <w:spacing w:lineRule="auto" w:line="276"/>
+        <w:rPr>
+          <w:sz w:val="22"/>
+          <w:szCs w:val="22"/>
+        </w:rPr>
+      </w:pPr>
+      <w:r>
+        <w:rPr>
+          <w:rFonts w:ascii="Times New Roman" w:hAnsi="Times New Roman"/>
+          <w:sz w:val="22"/>
+          <w:szCs w:val="22"/>
+        </w:rPr>
+        <w:t>French Baccalaureate 2016</w:t>
+      </w:r>
+    </w:p>
+    <w:p>
+      <w:pPr>
+        <w:pStyle w:val="Standard"/>
+        <w:spacing w:lineRule="auto" w:line="276"/>
+        <w:rPr>
+          <w:sz w:val="22"/>
+          <w:szCs w:val="22"/>
         </w:rPr>
       </w:pPr>
       <w:r>
@@ -251,63 +320,94 @@
           <w:rFonts w:ascii="Times New Roman" w:hAnsi="Times New Roman"/>
           <w:b/>
           <w:bCs/>
-        </w:rPr>
-        <w:t>Qualifications:</w:t>
-      </w:r>
-    </w:p>
-    <w:p>
-      <w:pPr>
-        <w:pStyle w:val="Standard"/>
-        <w:spacing w:lineRule="auto" w:line="276"/>
-        <w:rPr>
-          <w:rFonts w:ascii="Times New Roman" w:hAnsi="Times New Roman"/>
-        </w:rPr>
-      </w:pPr>
-      <w:r>
-        <w:rPr>
-          <w:rFonts w:ascii="Times New Roman" w:hAnsi="Times New Roman"/>
-        </w:rPr>
-        <w:t>MSc (Commendation) in Geographical Information Systems 2023</w:t>
-      </w:r>
-    </w:p>
-    <w:p>
-      <w:pPr>
-        <w:pStyle w:val="Standard"/>
-        <w:spacing w:lineRule="auto" w:line="276"/>
-        <w:rPr>
-          <w:rFonts w:ascii="Times New Roman" w:hAnsi="Times New Roman"/>
-        </w:rPr>
-      </w:pPr>
-      <w:r>
-        <w:rPr>
-          <w:rFonts w:ascii="Times New Roman" w:hAnsi="Times New Roman"/>
-        </w:rPr>
-        <w:t>BSc (2.1) Zoology 2022 (specialising in Ecology)</w:t>
-      </w:r>
-    </w:p>
-    <w:p>
-      <w:pPr>
-        <w:pStyle w:val="Standard"/>
-        <w:spacing w:lineRule="auto" w:line="276"/>
-        <w:rPr>
-          <w:rFonts w:ascii="Times New Roman" w:hAnsi="Times New Roman"/>
-        </w:rPr>
-      </w:pPr>
-      <w:r>
-        <w:rPr>
-          <w:rFonts w:ascii="Times New Roman" w:hAnsi="Times New Roman"/>
-        </w:rPr>
-        <w:t>French Baccalaureate 2016</w:t>
-      </w:r>
-    </w:p>
-    <w:p>
-      <w:pPr>
-        <w:pStyle w:val="Standard"/>
-        <w:spacing w:lineRule="auto" w:line="276"/>
+          <w:sz w:val="22"/>
+          <w:szCs w:val="22"/>
+        </w:rPr>
+        <w:t>Professional Membership:</w:t>
+      </w:r>
+    </w:p>
+    <w:p>
+      <w:pPr>
+        <w:pStyle w:val="Standard"/>
+        <w:spacing w:lineRule="auto" w:line="276"/>
+        <w:rPr>
+          <w:sz w:val="22"/>
+          <w:szCs w:val="22"/>
+        </w:rPr>
+      </w:pPr>
+      <w:r>
+        <w:rPr>
+          <w:rFonts w:ascii="Times New Roman" w:hAnsi="Times New Roman"/>
+          <w:sz w:val="22"/>
+          <w:szCs w:val="22"/>
+        </w:rPr>
+        <w:t>Royal Geographical Society Associate Fellow</w:t>
+      </w:r>
+    </w:p>
+    <w:p>
+      <w:pPr>
+        <w:pStyle w:val="Standard"/>
+        <w:spacing w:lineRule="auto" w:line="276"/>
+        <w:rPr>
+          <w:sz w:val="22"/>
+          <w:szCs w:val="22"/>
+        </w:rPr>
+      </w:pPr>
+      <w:r>
         <w:rPr>
           <w:rFonts w:ascii="Times New Roman" w:hAnsi="Times New Roman"/>
           <w:b/>
           <w:bCs/>
+          <w:sz w:val="22"/>
+          <w:szCs w:val="22"/>
+        </w:rPr>
+        <w:t>Languages:</w:t>
+      </w:r>
+    </w:p>
+    <w:p>
+      <w:pPr>
+        <w:pStyle w:val="Standard"/>
+        <w:spacing w:lineRule="auto" w:line="276"/>
+        <w:rPr>
+          <w:sz w:val="22"/>
+          <w:szCs w:val="22"/>
+        </w:rPr>
+      </w:pPr>
+      <w:r>
+        <w:rPr>
+          <w:rFonts w:ascii="Times New Roman" w:hAnsi="Times New Roman"/>
+          <w:sz w:val="22"/>
+          <w:szCs w:val="22"/>
+        </w:rPr>
+        <w:t>English – Fluent</w:t>
+      </w:r>
+    </w:p>
+    <w:p>
+      <w:pPr>
+        <w:pStyle w:val="Standard"/>
+        <w:spacing w:lineRule="auto" w:line="276" w:before="0" w:after="120"/>
+        <w:rPr>
+          <w:sz w:val="22"/>
+          <w:szCs w:val="22"/>
+        </w:rPr>
+      </w:pPr>
+      <w:r>
+        <w:rPr>
+          <w:rFonts w:ascii="Times New Roman" w:hAnsi="Times New Roman"/>
+          <w:sz w:val="22"/>
+          <w:szCs w:val="22"/>
+        </w:rPr>
+        <w:t>French – Native</w:t>
+      </w:r>
+    </w:p>
+    <w:p>
+      <w:pPr>
+        <w:pStyle w:val="Standard"/>
+        <w:spacing w:lineRule="auto" w:line="276"/>
+        <w:jc w:val="both"/>
+        <w:rPr>
+          <w:sz w:val="22"/>
+          <w:szCs w:val="22"/>
         </w:rPr>
       </w:pPr>
       <w:r>
@@ -315,90 +415,8 @@
           <w:rFonts w:ascii="Times New Roman" w:hAnsi="Times New Roman"/>
           <w:b/>
           <w:bCs/>
-        </w:rPr>
-        <w:t>Professional Membership:</w:t>
-      </w:r>
-    </w:p>
-    <w:p>
-      <w:pPr>
-        <w:pStyle w:val="Standard"/>
-        <w:spacing w:lineRule="auto" w:line="276"/>
-        <w:rPr>
-          <w:rFonts w:ascii="Times New Roman" w:hAnsi="Times New Roman"/>
-        </w:rPr>
-      </w:pPr>
-      <w:r>
-        <w:rPr>
-          <w:rFonts w:ascii="Times New Roman" w:hAnsi="Times New Roman"/>
-        </w:rPr>
-        <w:t>Royal Geographical Society Associate Fellow</w:t>
-      </w:r>
-    </w:p>
-    <w:p>
-      <w:pPr>
-        <w:pStyle w:val="Standard"/>
-        <w:spacing w:lineRule="auto" w:line="276"/>
-        <w:rPr>
-          <w:rFonts w:ascii="Times New Roman" w:hAnsi="Times New Roman"/>
-          <w:b/>
-          <w:bCs/>
-        </w:rPr>
-      </w:pPr>
-      <w:r>
-        <w:rPr>
-          <w:rFonts w:ascii="Times New Roman" w:hAnsi="Times New Roman"/>
-          <w:b/>
-          <w:bCs/>
-        </w:rPr>
-        <w:t>Languages:</w:t>
-      </w:r>
-    </w:p>
-    <w:p>
-      <w:pPr>
-        <w:pStyle w:val="Standard"/>
-        <w:spacing w:lineRule="auto" w:line="276"/>
-        <w:rPr>
-          <w:rFonts w:ascii="Times New Roman" w:hAnsi="Times New Roman"/>
-        </w:rPr>
-      </w:pPr>
-      <w:r>
-        <w:rPr>
-          <w:rFonts w:ascii="Times New Roman" w:hAnsi="Times New Roman"/>
-        </w:rPr>
-        <w:t>English – Fluent</w:t>
-      </w:r>
-    </w:p>
-    <w:p>
-      <w:pPr>
-        <w:pStyle w:val="Standard"/>
-        <w:spacing w:lineRule="auto" w:line="276" w:before="0" w:after="120"/>
-        <w:rPr>
-          <w:rFonts w:ascii="Times New Roman" w:hAnsi="Times New Roman"/>
-        </w:rPr>
-      </w:pPr>
-      <w:r>
-        <w:rPr>
-          <w:rFonts w:ascii="Times New Roman" w:hAnsi="Times New Roman"/>
-        </w:rPr>
-        <w:t>French – Native</w:t>
-      </w:r>
-    </w:p>
-    <w:p>
-      <w:pPr>
-        <w:pStyle w:val="Standard"/>
-        <w:spacing w:lineRule="auto" w:line="276"/>
-        <w:jc w:val="both"/>
-        <w:rPr>
-          <w:rFonts w:ascii="Times New Roman" w:hAnsi="Times New Roman"/>
-          <w:b/>
-          <w:bCs/>
-        </w:rPr>
-      </w:pPr>
-      <w:r>
-        <w:rPr>
-          <w:rFonts w:ascii="Times New Roman" w:hAnsi="Times New Roman"/>
-          <w:b/>
-          <w:bCs/>
+          <w:sz w:val="22"/>
+          <w:szCs w:val="22"/>
         </w:rPr>
         <w:t>Software / Skills:</w:t>
       </w:r>
@@ -409,90 +427,87 @@
         <w:spacing w:lineRule="auto" w:line="276"/>
         <w:jc w:val="both"/>
         <w:rPr>
-          <w:rFonts w:ascii="Times New Roman" w:hAnsi="Times New Roman"/>
-        </w:rPr>
-      </w:pPr>
-      <w:r>
-        <w:rPr/>
-        <w:t xml:space="preserve">ESRI Technology – </w:t>
-      </w:r>
-      <w:r>
-        <w:rPr>
-          <w:sz w:val="24"/>
-          <w:szCs w:val="24"/>
-        </w:rPr>
-        <w:t>ArcGIS Pro, ArGIS Desktop ArcGIS Entreprise and Online services. Specialised in Spatial and 3D Analysis and creation and maintenance of Web Applications.</w:t>
-      </w:r>
-    </w:p>
-    <w:p>
-      <w:pPr>
-        <w:pStyle w:val="Standard"/>
-        <w:spacing w:lineRule="auto" w:line="276"/>
-        <w:jc w:val="both"/>
-        <w:rPr>
-          <w:sz w:val="24"/>
-          <w:szCs w:val="24"/>
-        </w:rPr>
-      </w:pPr>
-      <w:r>
-        <w:rPr>
-          <w:rFonts w:ascii="Times New Roman" w:hAnsi="Times New Roman"/>
-          <w:sz w:val="24"/>
-          <w:szCs w:val="24"/>
-        </w:rPr>
-        <w:t xml:space="preserve">Python Development – </w:t>
-      </w:r>
-      <w:r>
-        <w:rPr>
-          <w:rFonts w:ascii="Times New Roman" w:hAnsi="Times New Roman"/>
-          <w:sz w:val="24"/>
-          <w:szCs w:val="24"/>
-        </w:rPr>
-        <w:t>Expert</w:t>
-      </w:r>
-      <w:r>
-        <w:rPr>
-          <w:rFonts w:ascii="Times New Roman" w:hAnsi="Times New Roman"/>
-          <w:sz w:val="24"/>
-          <w:szCs w:val="24"/>
-        </w:rPr>
-        <w:t xml:space="preserve"> knowledge of the arpy library and geospatial open-source libraries (geopandas, rasterio, shapely, numpy).</w:t>
-      </w:r>
-    </w:p>
-    <w:p>
-      <w:pPr>
-        <w:pStyle w:val="Standard"/>
-        <w:spacing w:lineRule="auto" w:line="276"/>
-        <w:jc w:val="both"/>
-        <w:rPr>
-          <w:sz w:val="24"/>
-          <w:szCs w:val="24"/>
-        </w:rPr>
-      </w:pPr>
-      <w:r>
-        <w:rPr>
-          <w:rFonts w:ascii="Times New Roman" w:hAnsi="Times New Roman"/>
-          <w:sz w:val="24"/>
-          <w:szCs w:val="24"/>
-        </w:rPr>
-        <w:t>SQL database management and scripting.</w:t>
-      </w:r>
-    </w:p>
-    <w:p>
-      <w:pPr>
-        <w:pStyle w:val="Standard"/>
-        <w:spacing w:lineRule="auto" w:line="276"/>
-        <w:jc w:val="both"/>
-        <w:rPr>
-          <w:sz w:val="24"/>
-          <w:szCs w:val="24"/>
-        </w:rPr>
-      </w:pPr>
-      <w:r>
-        <w:rPr>
-          <w:rFonts w:ascii="Times New Roman" w:hAnsi="Times New Roman"/>
-          <w:sz w:val="24"/>
-          <w:szCs w:val="24"/>
+          <w:sz w:val="22"/>
+          <w:szCs w:val="22"/>
+        </w:rPr>
+      </w:pPr>
+      <w:r>
+        <w:rPr>
+          <w:sz w:val="22"/>
+          <w:szCs w:val="22"/>
+        </w:rPr>
+        <w:t>ESRI Technology – ArcGIS Pro, ArGIS Desktop ArcGIS Entreprise and Online services. Specialised in Spatial and 3D Analysis and creation and maintenance of Web Applications.</w:t>
+      </w:r>
+    </w:p>
+    <w:p>
+      <w:pPr>
+        <w:pStyle w:val="Standard"/>
+        <w:spacing w:lineRule="auto" w:line="276"/>
+        <w:jc w:val="both"/>
+        <w:rPr>
+          <w:sz w:val="22"/>
+          <w:szCs w:val="22"/>
+        </w:rPr>
+      </w:pPr>
+      <w:r>
+        <w:rPr>
+          <w:rFonts w:ascii="Times New Roman" w:hAnsi="Times New Roman"/>
+          <w:sz w:val="22"/>
+          <w:szCs w:val="22"/>
+        </w:rPr>
+        <w:t>Python Development – Expert knowledge of the arpy library and geospatial open-source libraries (geopandas, rasterio, shapely, numpy).</w:t>
+      </w:r>
+    </w:p>
+    <w:p>
+      <w:pPr>
+        <w:pStyle w:val="Standard"/>
+        <w:spacing w:lineRule="auto" w:line="276"/>
+        <w:jc w:val="both"/>
+        <w:rPr>
+          <w:sz w:val="22"/>
+          <w:szCs w:val="22"/>
+        </w:rPr>
+      </w:pPr>
+      <w:r>
+        <w:rPr>
+          <w:rFonts w:ascii="Times New Roman" w:hAnsi="Times New Roman"/>
+          <w:sz w:val="22"/>
+          <w:szCs w:val="22"/>
+        </w:rPr>
+        <w:t xml:space="preserve">SQL database management and scripting </w:t>
+      </w:r>
+      <w:r>
+        <w:rPr>
+          <w:rFonts w:ascii="Times New Roman" w:hAnsi="Times New Roman"/>
+          <w:sz w:val="22"/>
+          <w:szCs w:val="22"/>
+        </w:rPr>
+        <w:t>(PostGIS, SQL Server)</w:t>
+      </w:r>
+      <w:r>
+        <w:rPr>
+          <w:rFonts w:ascii="Times New Roman" w:hAnsi="Times New Roman"/>
+          <w:sz w:val="22"/>
+          <w:szCs w:val="22"/>
+        </w:rPr>
+        <w:t>.</w:t>
+      </w:r>
+    </w:p>
+    <w:p>
+      <w:pPr>
+        <w:pStyle w:val="Standard"/>
+        <w:spacing w:lineRule="auto" w:line="276"/>
+        <w:jc w:val="both"/>
+        <w:rPr>
+          <w:sz w:val="22"/>
+          <w:szCs w:val="22"/>
+        </w:rPr>
+      </w:pPr>
+      <w:r>
+        <w:rPr>
+          <w:rFonts w:ascii="Times New Roman" w:hAnsi="Times New Roman"/>
+          <w:sz w:val="22"/>
+          <w:szCs w:val="22"/>
         </w:rPr>
         <w:t>Management of a variety of data types (physical, environmental, routing etc.) both offshore and onshore.</w:t>
       </w:r>
@@ -503,34 +518,50 @@
         <w:spacing w:lineRule="auto" w:line="276"/>
         <w:jc w:val="both"/>
         <w:rPr>
-          <w:sz w:val="24"/>
-          <w:szCs w:val="24"/>
-        </w:rPr>
-      </w:pPr>
-      <w:r>
-        <w:rPr>
-          <w:rFonts w:ascii="Times New Roman" w:hAnsi="Times New Roman"/>
-          <w:sz w:val="24"/>
-          <w:szCs w:val="24"/>
-        </w:rPr>
-        <w:t>WebGIS – ArcGIS Online, ArcGIS Entreprise, FieldMaps Experience Builder, HTML, CSS, JavaScript and server-end management of geo-data.</w:t>
-      </w:r>
-    </w:p>
-    <w:p>
-      <w:pPr>
-        <w:pStyle w:val="Standard"/>
-        <w:spacing w:lineRule="auto" w:line="276"/>
-        <w:jc w:val="both"/>
-        <w:rPr>
-          <w:sz w:val="24"/>
-          <w:szCs w:val="24"/>
-        </w:rPr>
-      </w:pPr>
-      <w:r>
-        <w:rPr>
-          <w:rFonts w:ascii="Times New Roman" w:hAnsi="Times New Roman"/>
-          <w:sz w:val="24"/>
-          <w:szCs w:val="24"/>
+          <w:sz w:val="22"/>
+          <w:szCs w:val="22"/>
+        </w:rPr>
+      </w:pPr>
+      <w:r>
+        <w:rPr>
+          <w:rFonts w:ascii="Times New Roman" w:hAnsi="Times New Roman"/>
+          <w:sz w:val="22"/>
+          <w:szCs w:val="22"/>
+        </w:rPr>
+        <w:t xml:space="preserve">WebGIS – ArcGIS Online, ArcGIS Entreprise, FieldMaps Experience Builder, HTML, CSS, JavaScript </w:t>
+      </w:r>
+      <w:r>
+        <w:rPr>
+          <w:rFonts w:ascii="Times New Roman" w:hAnsi="Times New Roman"/>
+          <w:sz w:val="22"/>
+          <w:szCs w:val="22"/>
+        </w:rPr>
+        <w:t>(Leaflet)</w:t>
+      </w:r>
+      <w:r>
+        <w:rPr>
+          <w:rFonts w:ascii="Times New Roman" w:hAnsi="Times New Roman"/>
+          <w:sz w:val="22"/>
+          <w:szCs w:val="22"/>
+        </w:rPr>
+        <w:t xml:space="preserve"> and server-end management of geo-data.</w:t>
+      </w:r>
+    </w:p>
+    <w:p>
+      <w:pPr>
+        <w:pStyle w:val="Standard"/>
+        <w:spacing w:lineRule="auto" w:line="276"/>
+        <w:jc w:val="both"/>
+        <w:rPr>
+          <w:sz w:val="22"/>
+          <w:szCs w:val="22"/>
+        </w:rPr>
+      </w:pPr>
+      <w:r>
+        <w:rPr>
+          <w:rFonts w:ascii="Times New Roman" w:hAnsi="Times New Roman"/>
+          <w:sz w:val="22"/>
+          <w:szCs w:val="22"/>
         </w:rPr>
         <w:t>Cartography – creation of high quality maps and plans.</w:t>
       </w:r>
@@ -541,15 +572,15 @@
         <w:spacing w:lineRule="auto" w:line="276"/>
         <w:jc w:val="both"/>
         <w:rPr>
-          <w:sz w:val="24"/>
-          <w:szCs w:val="24"/>
-        </w:rPr>
-      </w:pPr>
-      <w:r>
-        <w:rPr>
-          <w:rFonts w:ascii="Times New Roman" w:hAnsi="Times New Roman"/>
-          <w:sz w:val="24"/>
-          <w:szCs w:val="24"/>
+          <w:sz w:val="22"/>
+          <w:szCs w:val="22"/>
+        </w:rPr>
+      </w:pPr>
+      <w:r>
+        <w:rPr>
+          <w:rFonts w:ascii="Times New Roman" w:hAnsi="Times New Roman"/>
+          <w:sz w:val="22"/>
+          <w:szCs w:val="22"/>
         </w:rPr>
         <w:t>Remote Sensing Image Processing – Offshore Survey Data, Satellite Imagery.</w:t>
       </w:r>
@@ -560,16 +591,15 @@
         <w:spacing w:lineRule="auto" w:line="276"/>
         <w:jc w:val="both"/>
         <w:rPr>
-          <w:rFonts w:ascii="Times New Roman" w:hAnsi="Times New Roman"/>
-          <w:sz w:val="24"/>
-          <w:szCs w:val="24"/>
-        </w:rPr>
-      </w:pPr>
-      <w:r>
-        <w:rPr>
-          <w:rFonts w:ascii="Times New Roman" w:hAnsi="Times New Roman"/>
-          <w:sz w:val="24"/>
-          <w:szCs w:val="24"/>
+          <w:sz w:val="22"/>
+          <w:szCs w:val="22"/>
+        </w:rPr>
+      </w:pPr>
+      <w:r>
+        <w:rPr>
+          <w:rFonts w:ascii="Times New Roman" w:hAnsi="Times New Roman"/>
+          <w:sz w:val="22"/>
+          <w:szCs w:val="22"/>
         </w:rPr>
         <w:t>C# Tool development for ESRI technologies.</w:t>
       </w:r>
@@ -642,7 +672,7 @@
           </mc:Choice>
           <mc:Fallback>
             <w:pict>
-              <v:rect id="shape_0" ID="Shape2" path="m0,0l-2147483645,0l-2147483645,-2147483646l0,-2147483646xe" fillcolor="#a0a0a0" stroked="f" o:allowincell="f" style="position:absolute;margin-left:0pt;margin-top:-1.55pt;width:523.25pt;height:1.45pt;mso-wrap-style:none;v-text-anchor:middle;mso-position-vertical:top">
+              <v:rect id="shape_0" fillcolor="#a0a0a0" stroked="f" o:allowincell="f" style="position:absolute;margin-left:0pt;margin-top:-1.55pt;width:523.25pt;height:1.45pt;mso-wrap-style:none;v-text-anchor:middle;mso-position-vertical:top">
                 <v:fill o:detectmouseclick="t" type="solid" color2="#5f5f5f"/>
                 <v:stroke color="#3465a4" joinstyle="round" endcap="flat"/>
                 <w10:wrap type="square"/>
@@ -677,103 +707,23 @@
           <w:sz w:val="22"/>
           <w:szCs w:val="22"/>
         </w:rPr>
-        <w:t xml:space="preserve">Nicolas, a GIS analyst, is specialised in Python programming, and data management. Since joining Wood, he </w:t>
-      </w:r>
-      <w:r>
-        <w:rPr>
-          <w:rFonts w:ascii="Times New Roman" w:hAnsi="Times New Roman"/>
-          <w:sz w:val="22"/>
-          <w:szCs w:val="22"/>
-        </w:rPr>
-        <w:t xml:space="preserve">has </w:t>
-      </w:r>
-      <w:r>
-        <w:rPr>
-          <w:rFonts w:ascii="Times New Roman" w:hAnsi="Times New Roman"/>
-          <w:sz w:val="22"/>
-          <w:szCs w:val="22"/>
-        </w:rPr>
-        <w:t xml:space="preserve">developed an array of tools and spatial data workflows. He </w:t>
-      </w:r>
-      <w:r>
-        <w:rPr>
-          <w:rFonts w:ascii="Times New Roman" w:hAnsi="Times New Roman"/>
-          <w:sz w:val="22"/>
-          <w:szCs w:val="22"/>
-        </w:rPr>
-        <w:t xml:space="preserve">has </w:t>
-      </w:r>
-      <w:r>
-        <w:rPr>
-          <w:rFonts w:ascii="Times New Roman" w:hAnsi="Times New Roman"/>
-          <w:sz w:val="22"/>
-          <w:szCs w:val="22"/>
-        </w:rPr>
-        <w:t xml:space="preserve">managed to the highest standard robust large spatial datasets; regularly updating them with a large variety of data </w:t>
-      </w:r>
-      <w:r>
-        <w:rPr>
-          <w:rFonts w:ascii="Times New Roman" w:hAnsi="Times New Roman"/>
-          <w:sz w:val="22"/>
-          <w:szCs w:val="22"/>
-        </w:rPr>
-        <w:t>collected from field workers, contractors, clients or  open-source datasets.</w:t>
-      </w:r>
-      <w:r>
-        <w:rPr>
-          <w:rFonts w:ascii="Times New Roman" w:hAnsi="Times New Roman"/>
-          <w:sz w:val="22"/>
-          <w:szCs w:val="22"/>
-        </w:rPr>
-        <w:t xml:space="preserve"> He </w:t>
-      </w:r>
-      <w:r>
-        <w:rPr>
-          <w:rFonts w:ascii="Times New Roman" w:hAnsi="Times New Roman"/>
-          <w:sz w:val="22"/>
-          <w:szCs w:val="22"/>
-        </w:rPr>
-        <w:t xml:space="preserve">has </w:t>
-      </w:r>
-      <w:r>
-        <w:rPr>
-          <w:rFonts w:ascii="Times New Roman" w:hAnsi="Times New Roman"/>
-          <w:sz w:val="22"/>
-          <w:szCs w:val="22"/>
-        </w:rPr>
-        <w:t>developed and maintained both internal (Entreprise) and external (Online) WebGIS viewer</w:t>
-      </w:r>
-      <w:r>
-        <w:rPr>
-          <w:rFonts w:ascii="Times New Roman" w:hAnsi="Times New Roman"/>
-          <w:sz w:val="22"/>
-          <w:szCs w:val="22"/>
-        </w:rPr>
-        <w:t>s</w:t>
-      </w:r>
-      <w:r>
-        <w:rPr>
-          <w:rFonts w:ascii="Times New Roman" w:hAnsi="Times New Roman"/>
-          <w:sz w:val="22"/>
-          <w:szCs w:val="22"/>
-        </w:rPr>
-        <w:t xml:space="preserve"> for a variety of offshore and onshore projects (e.g. Overhead Power Line field support, Offshore Hydrogen Pipeline Routing, Onshore Carbon Capture Pipeline Routing).</w:t>
-      </w:r>
-      <w:r>
-        <w:rPr>
-          <w:rFonts w:ascii="Times New Roman" w:hAnsi="Times New Roman"/>
-          <w:sz w:val="22"/>
-          <w:szCs w:val="22"/>
-        </w:rPr>
-        <w:t xml:space="preserve"> These applications assisted with</w:t>
-      </w:r>
-      <w:r>
-        <w:rPr>
-          <w:rFonts w:ascii="Times New Roman" w:hAnsi="Times New Roman"/>
-          <w:sz w:val="22"/>
-          <w:szCs w:val="22"/>
-        </w:rPr>
-        <w:t xml:space="preserve"> the visualisation and analysis of complex spatial information. He communicates with a variety of stakeholders, from clients to engineers, and has experience explaining and rationalising his GIS solutions and workflows. He has a great understanding of spatial data, spatial projections, and their manipulations though python with both open-source libraries and paid API-based libraries (arcpy). He has created a variety maps, plans and reports for both internal and external (client) purposes.</w:t>
+        <w:t xml:space="preserve">Nicolas, a GIS analyst, is specialised in </w:t>
+      </w:r>
+      <w:r>
+        <w:rPr>
+          <w:rFonts w:ascii="Times New Roman" w:hAnsi="Times New Roman"/>
+          <w:sz w:val="22"/>
+          <w:szCs w:val="22"/>
+        </w:rPr>
+        <w:t>geospatial analysis with the ESRI Suite</w:t>
+      </w:r>
+      <w:r>
+        <w:rPr>
+          <w:rFonts w:ascii="Times New Roman" w:hAnsi="Times New Roman"/>
+          <w:sz w:val="22"/>
+          <w:szCs w:val="22"/>
+        </w:rPr>
+        <w:t>, and data management. Since joining Wood, he has developed an array of tools and spatial data workflows. He has managed to the highest standard robust large spatial datasets; regularly updating them with a large variety of data collected from field workers, contractors, clients or open-source datasets. He has developed and maintained both internal (Entreprise) and external (Online) WebGIS viewers for a variety of offshore and onshore projects (e.g. Overhead Power Line field support, Offshore Hydrogen Pipeline Routing, Onshore Carbon Capture Pipeline Routing). These applications assisted with the visualisation and analysis of complex spatial information. He communicates with a variety of stakeholders, from clients to engineers, and has experience explaining and rationalising his GIS solutions and workflows. He has a great understanding of spatial data, spatial projections, and their manipulations though python with both open-source libraries and paid API-based libraries (arcpy). He has created a variety maps, plans and reports for both internal and external (client) purposes.</w:t>
       </w:r>
     </w:p>
     <w:p>
@@ -943,7 +893,23 @@
           <w:sz w:val="22"/>
           <w:szCs w:val="22"/>
         </w:rPr>
-        <w:t xml:space="preserve">Creation of high-quality maps for client deliverables. </w:t>
+        <w:t xml:space="preserve">Creation of high-quality maps, </w:t>
+      </w:r>
+      <w:r>
+        <w:rPr>
+          <w:rFonts w:ascii="Times New Roman" w:hAnsi="Times New Roman"/>
+          <w:sz w:val="22"/>
+          <w:szCs w:val="22"/>
+        </w:rPr>
+        <w:t xml:space="preserve">presentations and reports </w:t>
+      </w:r>
+      <w:r>
+        <w:rPr>
+          <w:rFonts w:ascii="Times New Roman" w:hAnsi="Times New Roman"/>
+          <w:sz w:val="22"/>
+          <w:szCs w:val="22"/>
+        </w:rPr>
+        <w:t xml:space="preserve">for client deliverables. </w:t>
       </w:r>
     </w:p>
     <w:p>
@@ -2453,8 +2419,8 @@
     <w:qFormat/>
     <w:rPr/>
   </w:style>
-  <w:style w:type="character" w:styleId="Bulletsuser">
-    <w:name w:val="Bullets (user)"/>
+  <w:style w:type="character" w:styleId="Bullets">
+    <w:name w:val="Bullets"/>
     <w:qFormat/>
     <w:rPr>
       <w:rFonts w:ascii="OpenSymbol" w:hAnsi="OpenSymbol" w:eastAsia="OpenSymbol" w:cs="OpenSymbol"/>
